--- a/X_ENTREGABLES_CONSOLIDADOS/8_DOCUMENTOS_SERVIDOS/WORD/SISTEMA_04_Material_Rodante_EJECUTIVO.docx
+++ b/X_ENTREGABLES_CONSOLIDADOS/8_DOCUMENTOS_SERVIDOS/WORD/SISTEMA_04_Material_Rodante_EJECUTIVO.docx
@@ -28,7 +28,7 @@
         </w:p>
       </w:sdtContent>
     </w:sdt>
-    <w:bookmarkStart w:id="56" w:name="sistema-04-material-rodante"/>
+    <w:bookmarkStart w:id="67" w:name="sistema-04-material-rodante"/>
     <w:p>
       <w:pPr>
         <w:pStyle w:val="Heading1"/>
@@ -37,7 +37,7 @@
         <w:t xml:space="preserve">SISTEMA 04: MATERIAL RODANTE</w:t>
       </w:r>
     </w:p>
-    <w:bookmarkStart w:id="9" w:name="documento-ejecutivo-de-ingeniería"/>
+    <w:bookmarkStart w:id="20" w:name="documento-ejecutivo-de-ingeniería"/>
     <w:p>
       <w:pPr>
         <w:pStyle w:val="Heading2"/>
@@ -53,8 +53,8 @@
         </w:pict>
       </w:r>
     </w:p>
-    <w:bookmarkEnd w:id="9"/>
-    <w:bookmarkStart w:id="13" w:name="resumen-ejecutivo"/>
+    <w:bookmarkEnd w:id="20"/>
+    <w:bookmarkStart w:id="24" w:name="resumen-ejecutivo"/>
     <w:p>
       <w:pPr>
         <w:pStyle w:val="Heading2"/>
@@ -63,7 +63,7 @@
         <w:t xml:space="preserve">📊 RESUMEN EJECUTIVO</w:t>
       </w:r>
     </w:p>
-    <w:bookmarkStart w:id="10" w:name="qué-es-este-sistema-y-por-qué-importa"/>
+    <w:bookmarkStart w:id="21" w:name="qué-es-este-sistema-y-por-qué-importa"/>
     <w:p>
       <w:pPr>
         <w:pStyle w:val="Heading3"/>
@@ -96,8 +96,8 @@
         <w:t xml:space="preserve">del ferrocarril que transporta la carga a lo largo del corredor. Es como el parque automotor del ferrocarril, compuesto por locomotoras, vagones y equipos especializados que garantizan el transporte eficiente y seguro de mercancías.</w:t>
       </w:r>
     </w:p>
-    <w:bookmarkEnd w:id="10"/>
-    <w:bookmarkStart w:id="11" w:name="X7c83a38cc8f42be1526a62fa09e05463bbe3395"/>
+    <w:bookmarkEnd w:id="21"/>
+    <w:bookmarkStart w:id="22" w:name="X7c83a38cc8f42be1526a62fa09e05463bbe3395"/>
     <w:p>
       <w:pPr>
         <w:pStyle w:val="Heading3"/>
@@ -304,8 +304,8 @@
         <w:t xml:space="preserve">99.95% (sistema crítico según AT4)</w:t>
       </w:r>
     </w:p>
-    <w:bookmarkEnd w:id="11"/>
-    <w:bookmarkStart w:id="12" w:name="hitos-críticos"/>
+    <w:bookmarkEnd w:id="22"/>
+    <w:bookmarkStart w:id="23" w:name="hitos-críticos"/>
     <w:p>
       <w:pPr>
         <w:pStyle w:val="Heading3"/>
@@ -526,9 +526,9 @@
         </w:pict>
       </w:r>
     </w:p>
-    <w:bookmarkEnd w:id="12"/>
-    <w:bookmarkEnd w:id="13"/>
-    <w:bookmarkStart w:id="21" w:name="X16ad1bf8fd3c72f4f9f37ec0fde01a31e7fb65a"/>
+    <w:bookmarkEnd w:id="23"/>
+    <w:bookmarkEnd w:id="24"/>
+    <w:bookmarkStart w:id="32" w:name="X16ad1bf8fd3c72f4f9f37ec0fde01a31e7fb65a"/>
     <w:p>
       <w:pPr>
         <w:pStyle w:val="Heading2"/>
@@ -537,7 +537,7 @@
         <w:t xml:space="preserve">🔍 CRITERIOS DE DISEÑO Y JUSTIFICACIONES TÉCNICAS</w:t>
       </w:r>
     </w:p>
-    <w:bookmarkStart w:id="14" w:name="por-qué-15-locomotoras-específicamente"/>
+    <w:bookmarkStart w:id="25" w:name="por-qué-15-locomotoras-específicamente"/>
     <w:p>
       <w:pPr>
         <w:pStyle w:val="Heading3"/>
@@ -668,8 +668,8 @@
         <w:t xml:space="preserve">Capacidad de transporte requerida para 594 km de corredor</w:t>
       </w:r>
     </w:p>
-    <w:bookmarkEnd w:id="14"/>
-    <w:bookmarkStart w:id="15" w:name="X8e84ae454964cb1211df83cb03df022c5e9aa0a"/>
+    <w:bookmarkEnd w:id="25"/>
+    <w:bookmarkStart w:id="26" w:name="X8e84ae454964cb1211df83cb03df022c5e9aa0a"/>
     <w:p>
       <w:pPr>
         <w:pStyle w:val="Heading3"/>
@@ -778,8 +778,8 @@
         <w:t xml:space="preserve">Inventario existente + requerimientos de capacidad</w:t>
       </w:r>
     </w:p>
-    <w:bookmarkEnd w:id="15"/>
-    <w:bookmarkStart w:id="16" w:name="por-qué-8-carromotores"/>
+    <w:bookmarkEnd w:id="26"/>
+    <w:bookmarkStart w:id="27" w:name="por-qué-8-carromotores"/>
     <w:p>
       <w:pPr>
         <w:pStyle w:val="Heading3"/>
@@ -888,8 +888,8 @@
         <w:t xml:space="preserve">Equipos para diferentes tipos de mantenimiento</w:t>
       </w:r>
     </w:p>
-    <w:bookmarkEnd w:id="16"/>
-    <w:bookmarkStart w:id="17" w:name="por-qué-15-dispositivos-eot-end-of-train"/>
+    <w:bookmarkEnd w:id="27"/>
+    <w:bookmarkStart w:id="28" w:name="por-qué-15-dispositivos-eot-end-of-train"/>
     <w:p>
       <w:pPr>
         <w:pStyle w:val="Heading3"/>
@@ -998,8 +998,8 @@
         <w:t xml:space="preserve">15 locomotoras = 15 dispositivos EOT</w:t>
       </w:r>
     </w:p>
-    <w:bookmarkEnd w:id="17"/>
-    <w:bookmarkStart w:id="18" w:name="por-qué-3-talleres-específicamente"/>
+    <w:bookmarkEnd w:id="28"/>
+    <w:bookmarkStart w:id="29" w:name="por-qué-3-talleres-específicamente"/>
     <w:p>
       <w:pPr>
         <w:pStyle w:val="Heading3"/>
@@ -1108,8 +1108,8 @@
         <w:t xml:space="preserve">Cobertura geográfica para 594 km de corredor</w:t>
       </w:r>
     </w:p>
-    <w:bookmarkEnd w:id="18"/>
-    <w:bookmarkStart w:id="19" w:name="por-qué-sistemas-embarcados-específicos"/>
+    <w:bookmarkEnd w:id="29"/>
+    <w:bookmarkStart w:id="30" w:name="por-qué-sistemas-embarcados-específicos"/>
     <w:p>
       <w:pPr>
         <w:pStyle w:val="Heading3"/>
@@ -1252,8 +1252,8 @@
         <w:t xml:space="preserve">| Caja negra para eventos | 15 | Locomotoras |</w:t>
       </w:r>
     </w:p>
-    <w:bookmarkEnd w:id="19"/>
-    <w:bookmarkStart w:id="20" w:name="por-qué-disponibilidad-99.95"/>
+    <w:bookmarkEnd w:id="30"/>
+    <w:bookmarkStart w:id="31" w:name="por-qué-disponibilidad-99.95"/>
     <w:p>
       <w:pPr>
         <w:pStyle w:val="Heading3"/>
@@ -1369,9 +1369,9 @@
         </w:pict>
       </w:r>
     </w:p>
-    <w:bookmarkEnd w:id="20"/>
-    <w:bookmarkEnd w:id="21"/>
-    <w:bookmarkStart w:id="25" w:name="función-y-propósito-del-sistema"/>
+    <w:bookmarkEnd w:id="31"/>
+    <w:bookmarkEnd w:id="32"/>
+    <w:bookmarkStart w:id="36" w:name="función-y-propósito-del-sistema"/>
     <w:p>
       <w:pPr>
         <w:pStyle w:val="Heading2"/>
@@ -1380,7 +1380,7 @@
         <w:t xml:space="preserve">🎯 FUNCIÓN Y PROPÓSITO DEL SISTEMA</w:t>
       </w:r>
     </w:p>
-    <w:bookmarkStart w:id="22" w:name="qué-hace-este-sistema"/>
+    <w:bookmarkStart w:id="33" w:name="qué-hace-este-sistema"/>
     <w:p>
       <w:pPr>
         <w:pStyle w:val="Heading3"/>
@@ -1501,8 +1501,8 @@
         <w:t xml:space="preserve">Dispositivos EOT para integridad del tren</w:t>
       </w:r>
     </w:p>
-    <w:bookmarkEnd w:id="22"/>
-    <w:bookmarkStart w:id="23" w:name="por-qué-lo-necesitamos"/>
+    <w:bookmarkEnd w:id="33"/>
+    <w:bookmarkStart w:id="34" w:name="por-qué-lo-necesitamos"/>
     <w:p>
       <w:pPr>
         <w:pStyle w:val="Heading3"/>
@@ -1599,8 +1599,8 @@
         <w:t xml:space="preserve">Talleres para mantenimiento de la flota</w:t>
       </w:r>
     </w:p>
-    <w:bookmarkEnd w:id="23"/>
-    <w:bookmarkStart w:id="24" w:name="cómo-se-integra-con-otros-sistemas"/>
+    <w:bookmarkEnd w:id="34"/>
+    <w:bookmarkStart w:id="35" w:name="cómo-se-integra-con-otros-sistemas"/>
     <w:p>
       <w:pPr>
         <w:pStyle w:val="Heading3"/>
@@ -1663,9 +1663,9 @@
         </w:pict>
       </w:r>
     </w:p>
-    <w:bookmarkEnd w:id="24"/>
-    <w:bookmarkEnd w:id="25"/>
-    <w:bookmarkStart w:id="30" w:name="componentes-principales"/>
+    <w:bookmarkEnd w:id="35"/>
+    <w:bookmarkEnd w:id="36"/>
+    <w:bookmarkStart w:id="41" w:name="componentes-principales"/>
     <w:p>
       <w:pPr>
         <w:pStyle w:val="Heading2"/>
@@ -1674,7 +1674,7 @@
         <w:t xml:space="preserve">🏗️ COMPONENTES PRINCIPALES</w:t>
       </w:r>
     </w:p>
-    <w:bookmarkStart w:id="26" w:name="locomotoras---fuerza-motriz"/>
+    <w:bookmarkStart w:id="37" w:name="locomotoras---fuerza-motriz"/>
     <w:p>
       <w:pPr>
         <w:pStyle w:val="Heading3"/>
@@ -1773,8 +1773,8 @@
         <w:t xml:space="preserve">🟡 En progreso</w:t>
       </w:r>
     </w:p>
-    <w:bookmarkEnd w:id="26"/>
-    <w:bookmarkStart w:id="27" w:name="X7991de3eafda0787f927d88ca1b5f37dedb27b2"/>
+    <w:bookmarkEnd w:id="37"/>
+    <w:bookmarkStart w:id="38" w:name="X7991de3eafda0787f927d88ca1b5f37dedb27b2"/>
     <w:p>
       <w:pPr>
         <w:pStyle w:val="Heading3"/>
@@ -1873,8 +1873,8 @@
         <w:t xml:space="preserve">🟡 En progreso</w:t>
       </w:r>
     </w:p>
-    <w:bookmarkEnd w:id="27"/>
-    <w:bookmarkStart w:id="28" w:name="sistema-eot---monitoreo-de-trenes"/>
+    <w:bookmarkEnd w:id="38"/>
+    <w:bookmarkStart w:id="39" w:name="sistema-eot---monitoreo-de-trenes"/>
     <w:p>
       <w:pPr>
         <w:pStyle w:val="Heading3"/>
@@ -1973,8 +1973,8 @@
         <w:t xml:space="preserve">🟢 En cronograma</w:t>
       </w:r>
     </w:p>
-    <w:bookmarkEnd w:id="28"/>
-    <w:bookmarkStart w:id="29" w:name="talleres-de-mantenimiento"/>
+    <w:bookmarkEnd w:id="39"/>
+    <w:bookmarkStart w:id="40" w:name="talleres-de-mantenimiento"/>
     <w:p>
       <w:pPr>
         <w:pStyle w:val="Heading3"/>
@@ -2074,9 +2074,9 @@
         </w:pict>
       </w:r>
     </w:p>
-    <w:bookmarkEnd w:id="29"/>
-    <w:bookmarkEnd w:id="30"/>
-    <w:bookmarkStart w:id="33" w:name="especificaciones-técnicas-clave"/>
+    <w:bookmarkEnd w:id="40"/>
+    <w:bookmarkEnd w:id="41"/>
+    <w:bookmarkStart w:id="44" w:name="especificaciones-técnicas-clave"/>
     <w:p>
       <w:pPr>
         <w:pStyle w:val="Heading2"/>
@@ -2085,7 +2085,7 @@
         <w:t xml:space="preserve">📐 ESPECIFICACIONES TÉCNICAS CLAVE</w:t>
       </w:r>
     </w:p>
-    <w:bookmarkStart w:id="31" w:name="tabla-consolidada-de-especificaciones"/>
+    <w:bookmarkStart w:id="42" w:name="tabla-consolidada-de-especificaciones"/>
     <w:p>
       <w:pPr>
         <w:pStyle w:val="Heading3"/>
@@ -2375,8 +2375,8 @@
         </w:tc>
       </w:tr>
     </w:tbl>
-    <w:bookmarkEnd w:id="31"/>
-    <w:bookmarkStart w:id="32" w:name="criterios-de-aceptación"/>
+    <w:bookmarkEnd w:id="42"/>
+    <w:bookmarkStart w:id="43" w:name="criterios-de-aceptación"/>
     <w:p>
       <w:pPr>
         <w:pStyle w:val="Heading3"/>
@@ -2452,9 +2452,9 @@
         </w:pict>
       </w:r>
     </w:p>
-    <w:bookmarkEnd w:id="32"/>
-    <w:bookmarkEnd w:id="33"/>
-    <w:bookmarkStart w:id="36" w:name="ubicación-y-despliegue"/>
+    <w:bookmarkEnd w:id="43"/>
+    <w:bookmarkEnd w:id="44"/>
+    <w:bookmarkStart w:id="47" w:name="ubicación-y-despliegue"/>
     <w:p>
       <w:pPr>
         <w:pStyle w:val="Heading2"/>
@@ -2463,7 +2463,7 @@
         <w:t xml:space="preserve">📍 UBICACIÓN Y DESPLIEGUE</w:t>
       </w:r>
     </w:p>
-    <w:bookmarkStart w:id="34" w:name="mapa-de-despliegue"/>
+    <w:bookmarkStart w:id="45" w:name="mapa-de-despliegue"/>
     <w:p>
       <w:pPr>
         <w:pStyle w:val="Heading3"/>
@@ -2480,8 +2480,8 @@
         <w:t xml:space="preserve">El material rodante opera a lo largo del corredor de 594 km, con talleres ubicados estratégicamente en La Dorada (principal), Chiriguaná (secundario) y estaciones intermedias.</w:t>
       </w:r>
     </w:p>
-    <w:bookmarkEnd w:id="34"/>
-    <w:bookmarkStart w:id="35" w:name="tabla-de-sitios-principales"/>
+    <w:bookmarkEnd w:id="45"/>
+    <w:bookmarkStart w:id="46" w:name="tabla-de-sitios-principales"/>
     <w:p>
       <w:pPr>
         <w:pStyle w:val="Heading3"/>
@@ -2814,9 +2814,9 @@
         </w:pict>
       </w:r>
     </w:p>
-    <w:bookmarkEnd w:id="35"/>
-    <w:bookmarkEnd w:id="36"/>
-    <w:bookmarkStart w:id="40" w:name="operación-y-mantenimiento"/>
+    <w:bookmarkEnd w:id="46"/>
+    <w:bookmarkEnd w:id="47"/>
+    <w:bookmarkStart w:id="51" w:name="operación-y-mantenimiento"/>
     <w:p>
       <w:pPr>
         <w:pStyle w:val="Heading2"/>
@@ -2825,7 +2825,7 @@
         <w:t xml:space="preserve">⚙️ OPERACIÓN Y MANTENIMIENTO</w:t>
       </w:r>
     </w:p>
-    <w:bookmarkStart w:id="37" w:name="operación-normal"/>
+    <w:bookmarkStart w:id="48" w:name="operación-normal"/>
     <w:p>
       <w:pPr>
         <w:pStyle w:val="Heading3"/>
@@ -2842,8 +2842,8 @@
         <w:t xml:space="preserve">El material rodante opera 24/7 transportando mercancías a lo largo del corredor, con monitoreo continuo de la disponibilidad y rendimiento de la flota.</w:t>
       </w:r>
     </w:p>
-    <w:bookmarkEnd w:id="37"/>
-    <w:bookmarkStart w:id="38" w:name="mantenimiento-preventivo"/>
+    <w:bookmarkEnd w:id="48"/>
+    <w:bookmarkStart w:id="49" w:name="mantenimiento-preventivo"/>
     <w:p>
       <w:pPr>
         <w:pStyle w:val="Heading3"/>
@@ -2940,8 +2940,8 @@
         <w:t xml:space="preserve">Mantenimiento mayor en talleres principales</w:t>
       </w:r>
     </w:p>
-    <w:bookmarkEnd w:id="38"/>
-    <w:bookmarkStart w:id="39" w:name="respuesta-a-fallas"/>
+    <w:bookmarkEnd w:id="49"/>
+    <w:bookmarkStart w:id="50" w:name="respuesta-a-fallas"/>
     <w:p>
       <w:pPr>
         <w:pStyle w:val="Heading3"/>
@@ -3067,9 +3067,9 @@
         </w:pict>
       </w:r>
     </w:p>
-    <w:bookmarkEnd w:id="39"/>
-    <w:bookmarkEnd w:id="40"/>
-    <w:bookmarkStart w:id="43" w:name="interfaces-con-otros-sistemas"/>
+    <w:bookmarkEnd w:id="50"/>
+    <w:bookmarkEnd w:id="51"/>
+    <w:bookmarkStart w:id="54" w:name="interfaces-con-otros-sistemas"/>
     <w:p>
       <w:pPr>
         <w:pStyle w:val="Heading2"/>
@@ -3078,7 +3078,7 @@
         <w:t xml:space="preserve">🔗 INTERFACES CON OTROS SISTEMAS</w:t>
       </w:r>
     </w:p>
-    <w:bookmarkStart w:id="41" w:name="diagrama-de-interfaces"/>
+    <w:bookmarkStart w:id="52" w:name="diagrama-de-interfaces"/>
     <w:p>
       <w:pPr>
         <w:pStyle w:val="Heading3"/>
@@ -3134,8 +3134,8 @@
         <w:t xml:space="preserve">[Monitoreo] ←→ [Material Rodante] ←→ [Sistemas Embarcados]</w:t>
       </w:r>
     </w:p>
-    <w:bookmarkEnd w:id="41"/>
-    <w:bookmarkStart w:id="42" w:name="tabla-de-interfaces-críticas"/>
+    <w:bookmarkEnd w:id="52"/>
+    <w:bookmarkStart w:id="53" w:name="tabla-de-interfaces-críticas"/>
     <w:p>
       <w:pPr>
         <w:pStyle w:val="Heading3"/>
@@ -3418,9 +3418,9 @@
         </w:pict>
       </w:r>
     </w:p>
-    <w:bookmarkEnd w:id="42"/>
-    <w:bookmarkEnd w:id="43"/>
-    <w:bookmarkStart w:id="44" w:name="riesgos-y-mitigaciones"/>
+    <w:bookmarkEnd w:id="53"/>
+    <w:bookmarkEnd w:id="54"/>
+    <w:bookmarkStart w:id="55" w:name="riesgos-y-mitigaciones"/>
     <w:p>
       <w:pPr>
         <w:pStyle w:val="Heading2"/>
@@ -3764,8 +3764,8 @@
         </w:pict>
       </w:r>
     </w:p>
-    <w:bookmarkEnd w:id="44"/>
-    <w:bookmarkStart w:id="47" w:name="cumplimiento-contractual"/>
+    <w:bookmarkEnd w:id="55"/>
+    <w:bookmarkStart w:id="58" w:name="cumplimiento-contractual"/>
     <w:p>
       <w:pPr>
         <w:pStyle w:val="Heading2"/>
@@ -3774,7 +3774,7 @@
         <w:t xml:space="preserve">📋 CUMPLIMIENTO CONTRACTUAL</w:t>
       </w:r>
     </w:p>
-    <w:bookmarkStart w:id="45" w:name="obligaciones-clave-del-contrato"/>
+    <w:bookmarkStart w:id="56" w:name="obligaciones-clave-del-contrato"/>
     <w:p>
       <w:pPr>
         <w:pStyle w:val="Heading3"/>
@@ -3951,8 +3951,8 @@
         <w:t xml:space="preserve">Plan de implementación por fases - Pendiente</w:t>
       </w:r>
     </w:p>
-    <w:bookmarkEnd w:id="45"/>
-    <w:bookmarkStart w:id="46" w:name="referencias-contractuales"/>
+    <w:bookmarkEnd w:id="56"/>
+    <w:bookmarkStart w:id="57" w:name="referencias-contractuales"/>
     <w:p>
       <w:pPr>
         <w:pStyle w:val="Heading3"/>
@@ -4056,9 +4056,9 @@
         </w:pict>
       </w:r>
     </w:p>
-    <w:bookmarkEnd w:id="46"/>
-    <w:bookmarkEnd w:id="47"/>
-    <w:bookmarkStart w:id="50" w:name="documentación-de-soporte"/>
+    <w:bookmarkEnd w:id="57"/>
+    <w:bookmarkEnd w:id="58"/>
+    <w:bookmarkStart w:id="61" w:name="documentación-de-soporte"/>
     <w:p>
       <w:pPr>
         <w:pStyle w:val="Heading2"/>
@@ -4067,7 +4067,7 @@
         <w:t xml:space="preserve">📚 DOCUMENTACIÓN DE SOPORTE</w:t>
       </w:r>
     </w:p>
-    <w:bookmarkStart w:id="48" w:name="documentos-técnicos-disponibles"/>
+    <w:bookmarkStart w:id="59" w:name="documentos-técnicos-disponibles"/>
     <w:p>
       <w:pPr>
         <w:pStyle w:val="Heading3"/>
@@ -4343,8 +4343,8 @@
         </w:tc>
       </w:tr>
     </w:tbl>
-    <w:bookmarkEnd w:id="48"/>
-    <w:bookmarkStart w:id="49" w:name="para-más-información-técnica"/>
+    <w:bookmarkEnd w:id="59"/>
+    <w:bookmarkStart w:id="60" w:name="para-más-información-técnica"/>
     <w:p>
       <w:pPr>
         <w:pStyle w:val="Heading3"/>
@@ -4368,9 +4368,9 @@
         </w:pict>
       </w:r>
     </w:p>
-    <w:bookmarkEnd w:id="49"/>
-    <w:bookmarkEnd w:id="50"/>
-    <w:bookmarkStart w:id="51" w:name="contactos-y-responsables"/>
+    <w:bookmarkEnd w:id="60"/>
+    <w:bookmarkEnd w:id="61"/>
+    <w:bookmarkStart w:id="62" w:name="contactos-y-responsables"/>
     <w:p>
       <w:pPr>
         <w:pStyle w:val="Heading2"/>
@@ -4591,8 +4591,8 @@
         </w:pict>
       </w:r>
     </w:p>
-    <w:bookmarkEnd w:id="51"/>
-    <w:bookmarkStart w:id="52" w:name="indicadores-de-desempeño-kpis"/>
+    <w:bookmarkEnd w:id="62"/>
+    <w:bookmarkStart w:id="63" w:name="indicadores-de-desempeño-kpis"/>
     <w:p>
       <w:pPr>
         <w:pStyle w:val="Heading2"/>
@@ -4925,8 +4925,8 @@
         </w:pict>
       </w:r>
     </w:p>
-    <w:bookmarkEnd w:id="52"/>
-    <w:bookmarkStart w:id="54" w:name="decisiones-tecnicas-aplicadas"/>
+    <w:bookmarkEnd w:id="63"/>
+    <w:bookmarkStart w:id="65" w:name="decisiones-tecnicas-aplicadas"/>
     <w:p>
       <w:pPr>
         <w:pStyle w:val="Heading2"/>
@@ -4935,7 +4935,7 @@
         <w:t xml:space="preserve">📋 DECISIONES TECNICAS APLICADAS</w:t>
       </w:r>
     </w:p>
-    <w:bookmarkStart w:id="53" w:name="dt-mr-dt-eot"/>
+    <w:bookmarkStart w:id="64" w:name="dt-mr-dt-eot"/>
     <w:p>
       <w:pPr>
         <w:pStyle w:val="Heading3"/>
@@ -4975,9 +4975,9 @@
         </w:pict>
       </w:r>
     </w:p>
-    <w:bookmarkEnd w:id="53"/>
-    <w:bookmarkEnd w:id="54"/>
-    <w:bookmarkStart w:id="55" w:name="control-de-versiones"/>
+    <w:bookmarkEnd w:id="64"/>
+    <w:bookmarkEnd w:id="65"/>
+    <w:bookmarkStart w:id="66" w:name="control-de-versiones"/>
     <w:p>
       <w:pPr>
         <w:pStyle w:val="Heading2"/>
@@ -5176,8 +5176,8 @@
         <w:t xml:space="preserve">SISTEMA_04_Material_Rodante_Master.md v1.0</w:t>
       </w:r>
     </w:p>
-    <w:bookmarkEnd w:id="55"/>
-    <w:bookmarkEnd w:id="56"/>
+    <w:bookmarkEnd w:id="66"/>
+    <w:bookmarkEnd w:id="67"/>
     <w:sectPr>
       <w:footnotePr>
         <w:numRestart w:val="eachSect"/>
@@ -5538,10 +5538,10 @@
   <w:docDefaults>
     <w:rPrDefault>
       <w:rPr>
-        <w:rFonts w:asciiTheme="minorHAnsi" w:cstheme="minorBidi" w:eastAsiaTheme="minorEastAsia" w:hAnsiTheme="minorHAnsi"/>
+        <w:rFonts w:asciiTheme="minorHAnsi" w:cstheme="minorBidi" w:eastAsiaTheme="minorHAnsi" w:hAnsiTheme="minorHAnsi"/>
         <w:sz w:val="24"/>
         <w:szCs w:val="24"/>
-        <w:lang w:bidi="ar-SA" w:eastAsia="zh-CN" w:val="en-US"/>
+        <w:lang w:bidi="ar-SA" w:eastAsia="en-US" w:val="en-US"/>
       </w:rPr>
     </w:rPrDefault>
     <w:pPrDefault>
@@ -5593,6 +5593,8 @@
     </w:pPr>
     <w:rPr>
       <w:rFonts w:asciiTheme="majorHAnsi" w:cstheme="majorBidi" w:eastAsiaTheme="majorEastAsia" w:hAnsiTheme="majorHAnsi"/>
+      <w:spacing w:val="-10"/>
+      <w:kern w:val="28"/>
       <w:sz w:val="56"/>
       <w:szCs w:val="56"/>
     </w:rPr>
@@ -5605,6 +5607,8 @@
     <w:rsid w:val="00A10FD9"/>
     <w:rPr>
       <w:rFonts w:asciiTheme="majorHAnsi" w:cstheme="majorBidi" w:eastAsiaTheme="majorEastAsia" w:hAnsiTheme="majorHAnsi"/>
+      <w:spacing w:val="-10"/>
+      <w:kern w:val="28"/>
       <w:sz w:val="56"/>
       <w:szCs w:val="56"/>
     </w:rPr>
@@ -5645,31 +5649,23 @@
   </w:style>
   <w:style w:customStyle="1" w:styleId="Author" w:type="paragraph">
     <w:name w:val="Author"/>
-    <w:basedOn w:val="Title"/>
     <w:next w:val="BodyText"/>
     <w:qFormat/>
     <w:pPr>
       <w:keepNext/>
       <w:keepLines/>
+      <w:jc w:val="center"/>
     </w:pPr>
-    <w:rPr>
-      <w:sz w:val="24"/>
-      <w:szCs w:val="24"/>
-    </w:rPr>
   </w:style>
   <w:style w:styleId="Date" w:type="paragraph">
     <w:name w:val="Date"/>
-    <w:basedOn w:val="Title"/>
     <w:next w:val="BodyText"/>
     <w:qFormat/>
     <w:pPr>
       <w:keepNext/>
       <w:keepLines/>
+      <w:jc w:val="center"/>
     </w:pPr>
-    <w:rPr>
-      <w:sz w:val="24"/>
-      <w:szCs w:val="24"/>
-    </w:rPr>
   </w:style>
   <w:style w:customStyle="1" w:styleId="AbstractTitle" w:type="paragraph">
     <w:name w:val="Abstract Title"/>
@@ -6082,6 +6078,13 @@
       </w:tblCellMar>
     </w:tblPr>
     <w:tblStylePr w:type="firstRow">
+      <w:tblPr>
+        <w:jc w:val="left"/>
+        <w:tblInd w:type="dxa" w:w="0"/>
+      </w:tblPr>
+      <w:trPr>
+        <w:jc w:val="left"/>
+      </w:trPr>
       <w:tcPr>
         <w:tcBorders>
           <w:bottom w:val="single"/>

--- a/X_ENTREGABLES_CONSOLIDADOS/8_DOCUMENTOS_SERVIDOS/WORD/SISTEMA_04_Material_Rodante_EJECUTIVO.docx
+++ b/X_ENTREGABLES_CONSOLIDADOS/8_DOCUMENTOS_SERVIDOS/WORD/SISTEMA_04_Material_Rodante_EJECUTIVO.docx
@@ -257,7 +257,7 @@
         <w:t xml:space="preserve"> </w:t>
       </w:r>
       <w:r>
-        <w:t xml:space="preserve">ITCS ETCS Level 2, TETRA + GSM-R, GPS/GNSS, CCTV</w:t>
+        <w:t xml:space="preserve">PTC PTC VIRTUAL Level 2, TETRA + RED TETRA (Misión Crítica), GPS/GNSS, CCTV</w:t>
       </w:r>
     </w:p>
     <w:p>
@@ -1155,7 +1155,7 @@
           <w:b/>
           <w:bCs/>
         </w:rPr>
-        <w:t xml:space="preserve">ITCS ETCS Level 2</w:t>
+        <w:t xml:space="preserve">PTC PTC VIRTUAL Level 2</w:t>
       </w:r>
       <w:r>
         <w:t xml:space="preserve"> </w:t>
@@ -1177,7 +1177,7 @@
           <w:b/>
           <w:bCs/>
         </w:rPr>
-        <w:t xml:space="preserve">TETRA + GSM-R</w:t>
+        <w:t xml:space="preserve">TETRA + RED TETRA (Misión Crítica)</w:t>
       </w:r>
       <w:r>
         <w:t xml:space="preserve"> </w:t>
@@ -1728,7 +1728,7 @@
         <w:t xml:space="preserve"> </w:t>
       </w:r>
       <w:r>
-        <w:t xml:space="preserve">| Locomotoras principales | 15 unidades | 3,000 kW, ETCS Level 2 | ⏳ En adquisición |</w:t>
+        <w:t xml:space="preserve">| Locomotoras principales | 15 unidades | 3,000 kW, PTC VIRTUAL Level 2 | ⏳ En adquisición |</w:t>
       </w:r>
       <w:r>
         <w:t xml:space="preserve"> </w:t>
@@ -1746,7 +1746,7 @@
         <w:t xml:space="preserve"> </w:t>
       </w:r>
       <w:r>
-        <w:t xml:space="preserve">| Sistemas GSM-R embarcados | 15 unidades | Comunicación redundante | ⏳ En adquisición |</w:t>
+        <w:t xml:space="preserve">| Sistemas RED TETRA (Misión Crítica) embarcados | 15 unidades | Comunicación redundante | ⏳ En adquisición |</w:t>
       </w:r>
       <w:r>
         <w:t xml:space="preserve"> </w:t>
@@ -2394,7 +2394,7 @@
         </w:numPr>
       </w:pPr>
       <w:r>
-        <w:t xml:space="preserve">✅ 15 locomotoras con ATP embarcado ETCS Level 2</w:t>
+        <w:t xml:space="preserve">✅ 15 locomotoras con ATP embarcado PTC VIRTUAL Level 2</w:t>
       </w:r>
     </w:p>
     <w:p>
@@ -3281,7 +3281,7 @@
               <w:jc w:val="left"/>
             </w:pPr>
             <w:r>
-              <w:t xml:space="preserve">TETRA + GSM-R Embarcado</w:t>
+              <w:t xml:space="preserve">TETRA + RED TETRA (Misión Crítica) Embarcado</w:t>
             </w:r>
           </w:p>
         </w:tc>

--- a/X_ENTREGABLES_CONSOLIDADOS/8_DOCUMENTOS_SERVIDOS/WORD/SISTEMA_04_Material_Rodante_EJECUTIVO.docx
+++ b/X_ENTREGABLES_CONSOLIDADOS/8_DOCUMENTOS_SERVIDOS/WORD/SISTEMA_04_Material_Rodante_EJECUTIVO.docx
@@ -2179,7 +2179,7 @@
               <w:jc w:val="left"/>
             </w:pPr>
             <w:r>
-              <w:t xml:space="preserve">UIC</w:t>
+              <w:t xml:space="preserve">FRA/AREMA</w:t>
             </w:r>
           </w:p>
         </w:tc>
@@ -2217,7 +2217,7 @@
               <w:jc w:val="left"/>
             </w:pPr>
             <w:r>
-              <w:t xml:space="preserve">UIC</w:t>
+              <w:t xml:space="preserve">FRA/AREMA</w:t>
             </w:r>
           </w:p>
         </w:tc>
@@ -2255,7 +2255,7 @@
               <w:jc w:val="left"/>
             </w:pPr>
             <w:r>
-              <w:t xml:space="preserve">UIC</w:t>
+              <w:t xml:space="preserve">FRA/AREMA</w:t>
             </w:r>
           </w:p>
         </w:tc>
@@ -2293,7 +2293,7 @@
               <w:jc w:val="left"/>
             </w:pPr>
             <w:r>
-              <w:t xml:space="preserve">UIC</w:t>
+              <w:t xml:space="preserve">FRA/AREMA</w:t>
             </w:r>
           </w:p>
         </w:tc>
@@ -2369,7 +2369,7 @@
               <w:jc w:val="left"/>
             </w:pPr>
             <w:r>
-              <w:t xml:space="preserve">UIC</w:t>
+              <w:t xml:space="preserve">FRA/AREMA</w:t>
             </w:r>
           </w:p>
         </w:tc>

--- a/X_ENTREGABLES_CONSOLIDADOS/8_DOCUMENTOS_SERVIDOS/WORD/SISTEMA_04_Material_Rodante_EJECUTIVO.docx
+++ b/X_ENTREGABLES_CONSOLIDADOS/8_DOCUMENTOS_SERVIDOS/WORD/SISTEMA_04_Material_Rodante_EJECUTIVO.docx
@@ -28,7 +28,7 @@
         </w:p>
       </w:sdtContent>
     </w:sdt>
-    <w:bookmarkStart w:id="67" w:name="sistema-04-material-rodante"/>
+    <w:bookmarkStart w:id="56" w:name="sistema-04-material-rodante"/>
     <w:p>
       <w:pPr>
         <w:pStyle w:val="Heading1"/>
@@ -37,7 +37,7 @@
         <w:t xml:space="preserve">SISTEMA 04: MATERIAL RODANTE</w:t>
       </w:r>
     </w:p>
-    <w:bookmarkStart w:id="20" w:name="documento-ejecutivo-de-ingeniería"/>
+    <w:bookmarkStart w:id="9" w:name="documento-ejecutivo-de-ingeniería"/>
     <w:p>
       <w:pPr>
         <w:pStyle w:val="Heading2"/>
@@ -53,8 +53,8 @@
         </w:pict>
       </w:r>
     </w:p>
-    <w:bookmarkEnd w:id="20"/>
-    <w:bookmarkStart w:id="24" w:name="resumen-ejecutivo"/>
+    <w:bookmarkEnd w:id="9"/>
+    <w:bookmarkStart w:id="13" w:name="resumen-ejecutivo"/>
     <w:p>
       <w:pPr>
         <w:pStyle w:val="Heading2"/>
@@ -63,7 +63,7 @@
         <w:t xml:space="preserve">📊 RESUMEN EJECUTIVO</w:t>
       </w:r>
     </w:p>
-    <w:bookmarkStart w:id="21" w:name="qué-es-este-sistema-y-por-qué-importa"/>
+    <w:bookmarkStart w:id="10" w:name="qué-es-este-sistema-y-por-qué-importa"/>
     <w:p>
       <w:pPr>
         <w:pStyle w:val="Heading3"/>
@@ -96,8 +96,8 @@
         <w:t xml:space="preserve">del ferrocarril que transporta la carga a lo largo del corredor. Es como el parque automotor del ferrocarril, compuesto por locomotoras, vagones y equipos especializados que garantizan el transporte eficiente y seguro de mercancías.</w:t>
       </w:r>
     </w:p>
-    <w:bookmarkEnd w:id="21"/>
-    <w:bookmarkStart w:id="22" w:name="X7c83a38cc8f42be1526a62fa09e05463bbe3395"/>
+    <w:bookmarkEnd w:id="10"/>
+    <w:bookmarkStart w:id="11" w:name="X7c83a38cc8f42be1526a62fa09e05463bbe3395"/>
     <w:p>
       <w:pPr>
         <w:pStyle w:val="Heading3"/>
@@ -257,7 +257,7 @@
         <w:t xml:space="preserve"> </w:t>
       </w:r>
       <w:r>
-        <w:t xml:space="preserve">PTC PTC VIRTUAL Level 2, TETRA + RED TETRA (Misión Crítica), GPS/GNSS, CCTV</w:t>
+        <w:t xml:space="preserve">PTC PTC Virtual (FRA 236), TETRA + RED TETRA (Misión Crítica), GPS/GNSS, CCTV</w:t>
       </w:r>
     </w:p>
     <w:p>
@@ -304,8 +304,8 @@
         <w:t xml:space="preserve">99.95% (sistema crítico según AT4)</w:t>
       </w:r>
     </w:p>
-    <w:bookmarkEnd w:id="22"/>
-    <w:bookmarkStart w:id="23" w:name="hitos-críticos"/>
+    <w:bookmarkEnd w:id="11"/>
+    <w:bookmarkStart w:id="12" w:name="hitos-críticos"/>
     <w:p>
       <w:pPr>
         <w:pStyle w:val="Heading3"/>
@@ -526,9 +526,9 @@
         </w:pict>
       </w:r>
     </w:p>
-    <w:bookmarkEnd w:id="23"/>
-    <w:bookmarkEnd w:id="24"/>
-    <w:bookmarkStart w:id="32" w:name="X16ad1bf8fd3c72f4f9f37ec0fde01a31e7fb65a"/>
+    <w:bookmarkEnd w:id="12"/>
+    <w:bookmarkEnd w:id="13"/>
+    <w:bookmarkStart w:id="21" w:name="X16ad1bf8fd3c72f4f9f37ec0fde01a31e7fb65a"/>
     <w:p>
       <w:pPr>
         <w:pStyle w:val="Heading2"/>
@@ -537,7 +537,7 @@
         <w:t xml:space="preserve">🔍 CRITERIOS DE DISEÑO Y JUSTIFICACIONES TÉCNICAS</w:t>
       </w:r>
     </w:p>
-    <w:bookmarkStart w:id="25" w:name="por-qué-15-locomotoras-específicamente"/>
+    <w:bookmarkStart w:id="14" w:name="por-qué-15-locomotoras-específicamente"/>
     <w:p>
       <w:pPr>
         <w:pStyle w:val="Heading3"/>
@@ -665,11 +665,11 @@
         <w:t xml:space="preserve"> </w:t>
       </w:r>
       <w:r>
-        <w:t xml:space="preserve">Capacidad de transporte requerida para 594 km de corredor</w:t>
-      </w:r>
-    </w:p>
-    <w:bookmarkEnd w:id="25"/>
-    <w:bookmarkStart w:id="26" w:name="X8e84ae454964cb1211df83cb03df022c5e9aa0a"/>
+        <w:t xml:space="preserve">Capacidad de transporte requerida para 526 km de corredor</w:t>
+      </w:r>
+    </w:p>
+    <w:bookmarkEnd w:id="14"/>
+    <w:bookmarkStart w:id="15" w:name="X8e84ae454964cb1211df83cb03df022c5e9aa0a"/>
     <w:p>
       <w:pPr>
         <w:pStyle w:val="Heading3"/>
@@ -778,8 +778,8 @@
         <w:t xml:space="preserve">Inventario existente + requerimientos de capacidad</w:t>
       </w:r>
     </w:p>
-    <w:bookmarkEnd w:id="26"/>
-    <w:bookmarkStart w:id="27" w:name="por-qué-8-carromotores"/>
+    <w:bookmarkEnd w:id="15"/>
+    <w:bookmarkStart w:id="16" w:name="por-qué-8-carromotores"/>
     <w:p>
       <w:pPr>
         <w:pStyle w:val="Heading3"/>
@@ -841,7 +841,7 @@
         <w:t xml:space="preserve"> </w:t>
       </w:r>
       <w:r>
-        <w:t xml:space="preserve">8 equipos para cobertura de 594 km</w:t>
+        <w:t xml:space="preserve">8 equipos para cobertura de 526 km</w:t>
       </w:r>
       <w:r>
         <w:t xml:space="preserve"> </w:t>
@@ -888,8 +888,8 @@
         <w:t xml:space="preserve">Equipos para diferentes tipos de mantenimiento</w:t>
       </w:r>
     </w:p>
-    <w:bookmarkEnd w:id="27"/>
-    <w:bookmarkStart w:id="28" w:name="por-qué-15-dispositivos-eot-end-of-train"/>
+    <w:bookmarkEnd w:id="16"/>
+    <w:bookmarkStart w:id="17" w:name="por-qué-15-dispositivos-eot-end-of-train"/>
     <w:p>
       <w:pPr>
         <w:pStyle w:val="Heading3"/>
@@ -998,8 +998,8 @@
         <w:t xml:space="preserve">15 locomotoras = 15 dispositivos EOT</w:t>
       </w:r>
     </w:p>
-    <w:bookmarkEnd w:id="28"/>
-    <w:bookmarkStart w:id="29" w:name="por-qué-3-talleres-específicamente"/>
+    <w:bookmarkEnd w:id="17"/>
+    <w:bookmarkStart w:id="18" w:name="por-qué-3-talleres-específicamente"/>
     <w:p>
       <w:pPr>
         <w:pStyle w:val="Heading3"/>
@@ -1105,11 +1105,11 @@
         <w:t xml:space="preserve"> </w:t>
       </w:r>
       <w:r>
-        <w:t xml:space="preserve">Cobertura geográfica para 594 km de corredor</w:t>
-      </w:r>
-    </w:p>
-    <w:bookmarkEnd w:id="29"/>
-    <w:bookmarkStart w:id="30" w:name="por-qué-sistemas-embarcados-específicos"/>
+        <w:t xml:space="preserve">Cobertura geográfica para 526 km de corredor</w:t>
+      </w:r>
+    </w:p>
+    <w:bookmarkEnd w:id="18"/>
+    <w:bookmarkStart w:id="19" w:name="por-qué-sistemas-embarcados-específicos"/>
     <w:p>
       <w:pPr>
         <w:pStyle w:val="Heading3"/>
@@ -1155,7 +1155,7 @@
           <w:b/>
           <w:bCs/>
         </w:rPr>
-        <w:t xml:space="preserve">PTC PTC VIRTUAL Level 2</w:t>
+        <w:t xml:space="preserve">PTC PTC Virtual (FRA 236)</w:t>
       </w:r>
       <w:r>
         <w:t xml:space="preserve"> </w:t>
@@ -1252,8 +1252,8 @@
         <w:t xml:space="preserve">| Caja negra para eventos | 15 | Locomotoras |</w:t>
       </w:r>
     </w:p>
-    <w:bookmarkEnd w:id="30"/>
-    <w:bookmarkStart w:id="31" w:name="por-qué-disponibilidad-99.95"/>
+    <w:bookmarkEnd w:id="19"/>
+    <w:bookmarkStart w:id="20" w:name="por-qué-disponibilidad-99.95"/>
     <w:p>
       <w:pPr>
         <w:pStyle w:val="Heading3"/>
@@ -1369,9 +1369,9 @@
         </w:pict>
       </w:r>
     </w:p>
-    <w:bookmarkEnd w:id="31"/>
-    <w:bookmarkEnd w:id="32"/>
-    <w:bookmarkStart w:id="36" w:name="función-y-propósito-del-sistema"/>
+    <w:bookmarkEnd w:id="20"/>
+    <w:bookmarkEnd w:id="21"/>
+    <w:bookmarkStart w:id="25" w:name="función-y-propósito-del-sistema"/>
     <w:p>
       <w:pPr>
         <w:pStyle w:val="Heading2"/>
@@ -1380,7 +1380,7 @@
         <w:t xml:space="preserve">🎯 FUNCIÓN Y PROPÓSITO DEL SISTEMA</w:t>
       </w:r>
     </w:p>
-    <w:bookmarkStart w:id="33" w:name="qué-hace-este-sistema"/>
+    <w:bookmarkStart w:id="22" w:name="qué-hace-este-sistema"/>
     <w:p>
       <w:pPr>
         <w:pStyle w:val="Heading3"/>
@@ -1501,8 +1501,8 @@
         <w:t xml:space="preserve">Dispositivos EOT para integridad del tren</w:t>
       </w:r>
     </w:p>
-    <w:bookmarkEnd w:id="33"/>
-    <w:bookmarkStart w:id="34" w:name="por-qué-lo-necesitamos"/>
+    <w:bookmarkEnd w:id="22"/>
+    <w:bookmarkStart w:id="23" w:name="por-qué-lo-necesitamos"/>
     <w:p>
       <w:pPr>
         <w:pStyle w:val="Heading3"/>
@@ -1599,8 +1599,8 @@
         <w:t xml:space="preserve">Talleres para mantenimiento de la flota</w:t>
       </w:r>
     </w:p>
-    <w:bookmarkEnd w:id="34"/>
-    <w:bookmarkStart w:id="35" w:name="cómo-se-integra-con-otros-sistemas"/>
+    <w:bookmarkEnd w:id="23"/>
+    <w:bookmarkStart w:id="24" w:name="cómo-se-integra-con-otros-sistemas"/>
     <w:p>
       <w:pPr>
         <w:pStyle w:val="Heading3"/>
@@ -1663,9 +1663,9 @@
         </w:pict>
       </w:r>
     </w:p>
-    <w:bookmarkEnd w:id="35"/>
-    <w:bookmarkEnd w:id="36"/>
-    <w:bookmarkStart w:id="41" w:name="componentes-principales"/>
+    <w:bookmarkEnd w:id="24"/>
+    <w:bookmarkEnd w:id="25"/>
+    <w:bookmarkStart w:id="30" w:name="componentes-principales"/>
     <w:p>
       <w:pPr>
         <w:pStyle w:val="Heading2"/>
@@ -1674,7 +1674,7 @@
         <w:t xml:space="preserve">🏗️ COMPONENTES PRINCIPALES</w:t>
       </w:r>
     </w:p>
-    <w:bookmarkStart w:id="37" w:name="locomotoras---fuerza-motriz"/>
+    <w:bookmarkStart w:id="26" w:name="locomotoras---fuerza-motriz"/>
     <w:p>
       <w:pPr>
         <w:pStyle w:val="Heading3"/>
@@ -1728,13 +1728,13 @@
         <w:t xml:space="preserve"> </w:t>
       </w:r>
       <w:r>
-        <w:t xml:space="preserve">| Locomotoras principales | 15 unidades | 3,000 kW, PTC VIRTUAL Level 2 | ⏳ En adquisición |</w:t>
-      </w:r>
-      <w:r>
-        <w:t xml:space="preserve"> </w:t>
-      </w:r>
-      <w:r>
-        <w:t xml:space="preserve">| Sistemas ATP embarcados | 15 unidades | Control automático | ⏳ En adquisición |</w:t>
+        <w:t xml:space="preserve">| Locomotoras principales | 15 unidades | 3,000 kW, PTC Virtual (FRA 236) | ⏳ En adquisición |</w:t>
+      </w:r>
+      <w:r>
+        <w:t xml:space="preserve"> </w:t>
+      </w:r>
+      <w:r>
+        <w:t xml:space="preserve">| Sistemas PTC embarcados | 15 unidades | Control automático | ⏳ En adquisición |</w:t>
       </w:r>
       <w:r>
         <w:t xml:space="preserve"> </w:t>
@@ -1773,8 +1773,8 @@
         <w:t xml:space="preserve">🟡 En progreso</w:t>
       </w:r>
     </w:p>
-    <w:bookmarkEnd w:id="37"/>
-    <w:bookmarkStart w:id="38" w:name="X7991de3eafda0787f927d88ca1b5f37dedb27b2"/>
+    <w:bookmarkEnd w:id="26"/>
+    <w:bookmarkStart w:id="27" w:name="X7991de3eafda0787f927d88ca1b5f37dedb27b2"/>
     <w:p>
       <w:pPr>
         <w:pStyle w:val="Heading3"/>
@@ -1873,8 +1873,8 @@
         <w:t xml:space="preserve">🟡 En progreso</w:t>
       </w:r>
     </w:p>
-    <w:bookmarkEnd w:id="38"/>
-    <w:bookmarkStart w:id="39" w:name="sistema-eot---monitoreo-de-trenes"/>
+    <w:bookmarkEnd w:id="27"/>
+    <w:bookmarkStart w:id="28" w:name="sistema-eot---monitoreo-de-trenes"/>
     <w:p>
       <w:pPr>
         <w:pStyle w:val="Heading3"/>
@@ -1973,8 +1973,8 @@
         <w:t xml:space="preserve">🟢 En cronograma</w:t>
       </w:r>
     </w:p>
-    <w:bookmarkEnd w:id="39"/>
-    <w:bookmarkStart w:id="40" w:name="talleres-de-mantenimiento"/>
+    <w:bookmarkEnd w:id="28"/>
+    <w:bookmarkStart w:id="29" w:name="talleres-de-mantenimiento"/>
     <w:p>
       <w:pPr>
         <w:pStyle w:val="Heading3"/>
@@ -2074,9 +2074,9 @@
         </w:pict>
       </w:r>
     </w:p>
-    <w:bookmarkEnd w:id="40"/>
-    <w:bookmarkEnd w:id="41"/>
-    <w:bookmarkStart w:id="44" w:name="especificaciones-técnicas-clave"/>
+    <w:bookmarkEnd w:id="29"/>
+    <w:bookmarkEnd w:id="30"/>
+    <w:bookmarkStart w:id="33" w:name="especificaciones-técnicas-clave"/>
     <w:p>
       <w:pPr>
         <w:pStyle w:val="Heading2"/>
@@ -2085,7 +2085,7 @@
         <w:t xml:space="preserve">📐 ESPECIFICACIONES TÉCNICAS CLAVE</w:t>
       </w:r>
     </w:p>
-    <w:bookmarkStart w:id="42" w:name="tabla-consolidada-de-especificaciones"/>
+    <w:bookmarkStart w:id="31" w:name="tabla-consolidada-de-especificaciones"/>
     <w:p>
       <w:pPr>
         <w:pStyle w:val="Heading3"/>
@@ -2375,8 +2375,8 @@
         </w:tc>
       </w:tr>
     </w:tbl>
-    <w:bookmarkEnd w:id="42"/>
-    <w:bookmarkStart w:id="43" w:name="criterios-de-aceptación"/>
+    <w:bookmarkEnd w:id="31"/>
+    <w:bookmarkStart w:id="32" w:name="criterios-de-aceptación"/>
     <w:p>
       <w:pPr>
         <w:pStyle w:val="Heading3"/>
@@ -2394,7 +2394,7 @@
         </w:numPr>
       </w:pPr>
       <w:r>
-        <w:t xml:space="preserve">✅ 15 locomotoras con ATP embarcado PTC VIRTUAL Level 2</w:t>
+        <w:t xml:space="preserve">✅ 15 locomotoras con PTC embarcado PTC Virtual (FRA 236)</w:t>
       </w:r>
     </w:p>
     <w:p>
@@ -2452,9 +2452,9 @@
         </w:pict>
       </w:r>
     </w:p>
-    <w:bookmarkEnd w:id="43"/>
-    <w:bookmarkEnd w:id="44"/>
-    <w:bookmarkStart w:id="47" w:name="ubicación-y-despliegue"/>
+    <w:bookmarkEnd w:id="32"/>
+    <w:bookmarkEnd w:id="33"/>
+    <w:bookmarkStart w:id="36" w:name="ubicación-y-despliegue"/>
     <w:p>
       <w:pPr>
         <w:pStyle w:val="Heading2"/>
@@ -2463,7 +2463,7 @@
         <w:t xml:space="preserve">📍 UBICACIÓN Y DESPLIEGUE</w:t>
       </w:r>
     </w:p>
-    <w:bookmarkStart w:id="45" w:name="mapa-de-despliegue"/>
+    <w:bookmarkStart w:id="34" w:name="mapa-de-despliegue"/>
     <w:p>
       <w:pPr>
         <w:pStyle w:val="Heading3"/>
@@ -2477,11 +2477,11 @@
         <w:pStyle w:val="FirstParagraph"/>
       </w:pPr>
       <w:r>
-        <w:t xml:space="preserve">El material rodante opera a lo largo del corredor de 594 km, con talleres ubicados estratégicamente en La Dorada (principal), Chiriguaná (secundario) y estaciones intermedias.</w:t>
-      </w:r>
-    </w:p>
-    <w:bookmarkEnd w:id="45"/>
-    <w:bookmarkStart w:id="46" w:name="tabla-de-sitios-principales"/>
+        <w:t xml:space="preserve">El material rodante opera a lo largo del corredor de 526 km, con talleres ubicados estratégicamente en La Dorada (principal), Chiriguaná (secundario) y estaciones intermedias.</w:t>
+      </w:r>
+    </w:p>
+    <w:bookmarkEnd w:id="34"/>
+    <w:bookmarkStart w:id="35" w:name="tabla-de-sitios-principales"/>
     <w:p>
       <w:pPr>
         <w:pStyle w:val="Heading3"/>
@@ -2814,9 +2814,9 @@
         </w:pict>
       </w:r>
     </w:p>
-    <w:bookmarkEnd w:id="46"/>
-    <w:bookmarkEnd w:id="47"/>
-    <w:bookmarkStart w:id="51" w:name="operación-y-mantenimiento"/>
+    <w:bookmarkEnd w:id="35"/>
+    <w:bookmarkEnd w:id="36"/>
+    <w:bookmarkStart w:id="40" w:name="operación-y-mantenimiento"/>
     <w:p>
       <w:pPr>
         <w:pStyle w:val="Heading2"/>
@@ -2825,7 +2825,7 @@
         <w:t xml:space="preserve">⚙️ OPERACIÓN Y MANTENIMIENTO</w:t>
       </w:r>
     </w:p>
-    <w:bookmarkStart w:id="48" w:name="operación-normal"/>
+    <w:bookmarkStart w:id="37" w:name="operación-normal"/>
     <w:p>
       <w:pPr>
         <w:pStyle w:val="Heading3"/>
@@ -2842,8 +2842,8 @@
         <w:t xml:space="preserve">El material rodante opera 24/7 transportando mercancías a lo largo del corredor, con monitoreo continuo de la disponibilidad y rendimiento de la flota.</w:t>
       </w:r>
     </w:p>
-    <w:bookmarkEnd w:id="48"/>
-    <w:bookmarkStart w:id="49" w:name="mantenimiento-preventivo"/>
+    <w:bookmarkEnd w:id="37"/>
+    <w:bookmarkStart w:id="38" w:name="mantenimiento-preventivo"/>
     <w:p>
       <w:pPr>
         <w:pStyle w:val="Heading3"/>
@@ -2940,8 +2940,8 @@
         <w:t xml:space="preserve">Mantenimiento mayor en talleres principales</w:t>
       </w:r>
     </w:p>
-    <w:bookmarkEnd w:id="49"/>
-    <w:bookmarkStart w:id="50" w:name="respuesta-a-fallas"/>
+    <w:bookmarkEnd w:id="38"/>
+    <w:bookmarkStart w:id="39" w:name="respuesta-a-fallas"/>
     <w:p>
       <w:pPr>
         <w:pStyle w:val="Heading3"/>
@@ -3067,9 +3067,9 @@
         </w:pict>
       </w:r>
     </w:p>
-    <w:bookmarkEnd w:id="50"/>
-    <w:bookmarkEnd w:id="51"/>
-    <w:bookmarkStart w:id="54" w:name="interfaces-con-otros-sistemas"/>
+    <w:bookmarkEnd w:id="39"/>
+    <w:bookmarkEnd w:id="40"/>
+    <w:bookmarkStart w:id="43" w:name="interfaces-con-otros-sistemas"/>
     <w:p>
       <w:pPr>
         <w:pStyle w:val="Heading2"/>
@@ -3078,7 +3078,7 @@
         <w:t xml:space="preserve">🔗 INTERFACES CON OTROS SISTEMAS</w:t>
       </w:r>
     </w:p>
-    <w:bookmarkStart w:id="52" w:name="diagrama-de-interfaces"/>
+    <w:bookmarkStart w:id="41" w:name="diagrama-de-interfaces"/>
     <w:p>
       <w:pPr>
         <w:pStyle w:val="Heading3"/>
@@ -3134,8 +3134,8 @@
         <w:t xml:space="preserve">[Monitoreo] ←→ [Material Rodante] ←→ [Sistemas Embarcados]</w:t>
       </w:r>
     </w:p>
-    <w:bookmarkEnd w:id="52"/>
-    <w:bookmarkStart w:id="53" w:name="tabla-de-interfaces-críticas"/>
+    <w:bookmarkEnd w:id="41"/>
+    <w:bookmarkStart w:id="42" w:name="tabla-de-interfaces-críticas"/>
     <w:p>
       <w:pPr>
         <w:pStyle w:val="Heading3"/>
@@ -3231,7 +3231,7 @@
               <w:jc w:val="left"/>
             </w:pPr>
             <w:r>
-              <w:t xml:space="preserve">ATP Embarcado</w:t>
+              <w:t xml:space="preserve">PTC Embarcado</w:t>
             </w:r>
           </w:p>
         </w:tc>
@@ -3418,9 +3418,9 @@
         </w:pict>
       </w:r>
     </w:p>
-    <w:bookmarkEnd w:id="53"/>
-    <w:bookmarkEnd w:id="54"/>
-    <w:bookmarkStart w:id="55" w:name="riesgos-y-mitigaciones"/>
+    <w:bookmarkEnd w:id="42"/>
+    <w:bookmarkEnd w:id="43"/>
+    <w:bookmarkStart w:id="44" w:name="riesgos-y-mitigaciones"/>
     <w:p>
       <w:pPr>
         <w:pStyle w:val="Heading2"/>
@@ -3764,8 +3764,8 @@
         </w:pict>
       </w:r>
     </w:p>
-    <w:bookmarkEnd w:id="55"/>
-    <w:bookmarkStart w:id="58" w:name="cumplimiento-contractual"/>
+    <w:bookmarkEnd w:id="44"/>
+    <w:bookmarkStart w:id="47" w:name="cumplimiento-contractual"/>
     <w:p>
       <w:pPr>
         <w:pStyle w:val="Heading2"/>
@@ -3774,7 +3774,7 @@
         <w:t xml:space="preserve">📋 CUMPLIMIENTO CONTRACTUAL</w:t>
       </w:r>
     </w:p>
-    <w:bookmarkStart w:id="56" w:name="obligaciones-clave-del-contrato"/>
+    <w:bookmarkStart w:id="45" w:name="obligaciones-clave-del-contrato"/>
     <w:p>
       <w:pPr>
         <w:pStyle w:val="Heading3"/>
@@ -3808,7 +3808,7 @@
         <w:t xml:space="preserve"> </w:t>
       </w:r>
       <w:r>
-        <w:t xml:space="preserve">15 locomotoras con ATP embarcado - Cumplida</w:t>
+        <w:t xml:space="preserve">15 locomotoras con PTC embarcado - Cumplida</w:t>
       </w:r>
     </w:p>
     <w:p>
@@ -3951,8 +3951,8 @@
         <w:t xml:space="preserve">Plan de implementación por fases - Pendiente</w:t>
       </w:r>
     </w:p>
-    <w:bookmarkEnd w:id="56"/>
-    <w:bookmarkStart w:id="57" w:name="referencias-contractuales"/>
+    <w:bookmarkEnd w:id="45"/>
+    <w:bookmarkStart w:id="46" w:name="referencias-contractuales"/>
     <w:p>
       <w:pPr>
         <w:pStyle w:val="Heading3"/>
@@ -4056,9 +4056,9 @@
         </w:pict>
       </w:r>
     </w:p>
-    <w:bookmarkEnd w:id="57"/>
-    <w:bookmarkEnd w:id="58"/>
-    <w:bookmarkStart w:id="61" w:name="documentación-de-soporte"/>
+    <w:bookmarkEnd w:id="46"/>
+    <w:bookmarkEnd w:id="47"/>
+    <w:bookmarkStart w:id="50" w:name="documentación-de-soporte"/>
     <w:p>
       <w:pPr>
         <w:pStyle w:val="Heading2"/>
@@ -4067,7 +4067,7 @@
         <w:t xml:space="preserve">📚 DOCUMENTACIÓN DE SOPORTE</w:t>
       </w:r>
     </w:p>
-    <w:bookmarkStart w:id="59" w:name="documentos-técnicos-disponibles"/>
+    <w:bookmarkStart w:id="48" w:name="documentos-técnicos-disponibles"/>
     <w:p>
       <w:pPr>
         <w:pStyle w:val="Heading3"/>
@@ -4343,8 +4343,8 @@
         </w:tc>
       </w:tr>
     </w:tbl>
-    <w:bookmarkEnd w:id="59"/>
-    <w:bookmarkStart w:id="60" w:name="para-más-información-técnica"/>
+    <w:bookmarkEnd w:id="48"/>
+    <w:bookmarkStart w:id="49" w:name="para-más-información-técnica"/>
     <w:p>
       <w:pPr>
         <w:pStyle w:val="Heading3"/>
@@ -4368,9 +4368,9 @@
         </w:pict>
       </w:r>
     </w:p>
-    <w:bookmarkEnd w:id="60"/>
-    <w:bookmarkEnd w:id="61"/>
-    <w:bookmarkStart w:id="62" w:name="contactos-y-responsables"/>
+    <w:bookmarkEnd w:id="49"/>
+    <w:bookmarkEnd w:id="50"/>
+    <w:bookmarkStart w:id="51" w:name="contactos-y-responsables"/>
     <w:p>
       <w:pPr>
         <w:pStyle w:val="Heading2"/>
@@ -4591,8 +4591,8 @@
         </w:pict>
       </w:r>
     </w:p>
-    <w:bookmarkEnd w:id="62"/>
-    <w:bookmarkStart w:id="63" w:name="indicadores-de-desempeño-kpis"/>
+    <w:bookmarkEnd w:id="51"/>
+    <w:bookmarkStart w:id="52" w:name="indicadores-de-desempeño-kpis"/>
     <w:p>
       <w:pPr>
         <w:pStyle w:val="Heading2"/>
@@ -4925,8 +4925,8 @@
         </w:pict>
       </w:r>
     </w:p>
-    <w:bookmarkEnd w:id="63"/>
-    <w:bookmarkStart w:id="65" w:name="decisiones-tecnicas-aplicadas"/>
+    <w:bookmarkEnd w:id="52"/>
+    <w:bookmarkStart w:id="54" w:name="decisiones-tecnicas-aplicadas"/>
     <w:p>
       <w:pPr>
         <w:pStyle w:val="Heading2"/>
@@ -4935,7 +4935,7 @@
         <w:t xml:space="preserve">📋 DECISIONES TECNICAS APLICADAS</w:t>
       </w:r>
     </w:p>
-    <w:bookmarkStart w:id="64" w:name="dt-mr-dt-eot"/>
+    <w:bookmarkStart w:id="53" w:name="dt-mr-dt-eot"/>
     <w:p>
       <w:pPr>
         <w:pStyle w:val="Heading3"/>
@@ -4975,9 +4975,9 @@
         </w:pict>
       </w:r>
     </w:p>
-    <w:bookmarkEnd w:id="64"/>
-    <w:bookmarkEnd w:id="65"/>
-    <w:bookmarkStart w:id="66" w:name="control-de-versiones"/>
+    <w:bookmarkEnd w:id="53"/>
+    <w:bookmarkEnd w:id="54"/>
+    <w:bookmarkStart w:id="55" w:name="control-de-versiones"/>
     <w:p>
       <w:pPr>
         <w:pStyle w:val="Heading2"/>
@@ -5176,8 +5176,8 @@
         <w:t xml:space="preserve">SISTEMA_04_Material_Rodante_Master.md v1.0</w:t>
       </w:r>
     </w:p>
-    <w:bookmarkEnd w:id="66"/>
-    <w:bookmarkEnd w:id="67"/>
+    <w:bookmarkEnd w:id="55"/>
+    <w:bookmarkEnd w:id="56"/>
     <w:sectPr>
       <w:footnotePr>
         <w:numRestart w:val="eachSect"/>
@@ -5538,10 +5538,10 @@
   <w:docDefaults>
     <w:rPrDefault>
       <w:rPr>
-        <w:rFonts w:asciiTheme="minorHAnsi" w:cstheme="minorBidi" w:eastAsiaTheme="minorHAnsi" w:hAnsiTheme="minorHAnsi"/>
+        <w:rFonts w:asciiTheme="minorHAnsi" w:cstheme="minorBidi" w:eastAsiaTheme="minorEastAsia" w:hAnsiTheme="minorHAnsi"/>
         <w:sz w:val="24"/>
         <w:szCs w:val="24"/>
-        <w:lang w:bidi="ar-SA" w:eastAsia="en-US" w:val="en-US"/>
+        <w:lang w:bidi="ar-SA" w:eastAsia="zh-CN" w:val="en-US"/>
       </w:rPr>
     </w:rPrDefault>
     <w:pPrDefault>
@@ -5593,8 +5593,6 @@
     </w:pPr>
     <w:rPr>
       <w:rFonts w:asciiTheme="majorHAnsi" w:cstheme="majorBidi" w:eastAsiaTheme="majorEastAsia" w:hAnsiTheme="majorHAnsi"/>
-      <w:spacing w:val="-10"/>
-      <w:kern w:val="28"/>
       <w:sz w:val="56"/>
       <w:szCs w:val="56"/>
     </w:rPr>
@@ -5607,8 +5605,6 @@
     <w:rsid w:val="00A10FD9"/>
     <w:rPr>
       <w:rFonts w:asciiTheme="majorHAnsi" w:cstheme="majorBidi" w:eastAsiaTheme="majorEastAsia" w:hAnsiTheme="majorHAnsi"/>
-      <w:spacing w:val="-10"/>
-      <w:kern w:val="28"/>
       <w:sz w:val="56"/>
       <w:szCs w:val="56"/>
     </w:rPr>
@@ -5649,23 +5645,31 @@
   </w:style>
   <w:style w:customStyle="1" w:styleId="Author" w:type="paragraph">
     <w:name w:val="Author"/>
+    <w:basedOn w:val="Title"/>
     <w:next w:val="BodyText"/>
     <w:qFormat/>
     <w:pPr>
       <w:keepNext/>
       <w:keepLines/>
-      <w:jc w:val="center"/>
     </w:pPr>
+    <w:rPr>
+      <w:sz w:val="24"/>
+      <w:szCs w:val="24"/>
+    </w:rPr>
   </w:style>
   <w:style w:styleId="Date" w:type="paragraph">
     <w:name w:val="Date"/>
+    <w:basedOn w:val="Title"/>
     <w:next w:val="BodyText"/>
     <w:qFormat/>
     <w:pPr>
       <w:keepNext/>
       <w:keepLines/>
-      <w:jc w:val="center"/>
     </w:pPr>
+    <w:rPr>
+      <w:sz w:val="24"/>
+      <w:szCs w:val="24"/>
+    </w:rPr>
   </w:style>
   <w:style w:customStyle="1" w:styleId="AbstractTitle" w:type="paragraph">
     <w:name w:val="Abstract Title"/>
@@ -6078,13 +6082,6 @@
       </w:tblCellMar>
     </w:tblPr>
     <w:tblStylePr w:type="firstRow">
-      <w:tblPr>
-        <w:jc w:val="left"/>
-        <w:tblInd w:type="dxa" w:w="0"/>
-      </w:tblPr>
-      <w:trPr>
-        <w:jc w:val="left"/>
-      </w:trPr>
       <w:tcPr>
         <w:tcBorders>
           <w:bottom w:val="single"/>

--- a/X_ENTREGABLES_CONSOLIDADOS/8_DOCUMENTOS_SERVIDOS/WORD/SISTEMA_04_Material_Rodante_EJECUTIVO.docx
+++ b/X_ENTREGABLES_CONSOLIDADOS/8_DOCUMENTOS_SERVIDOS/WORD/SISTEMA_04_Material_Rodante_EJECUTIVO.docx
@@ -28,7 +28,7 @@
         </w:p>
       </w:sdtContent>
     </w:sdt>
-    <w:bookmarkStart w:id="56" w:name="sistema-04-material-rodante"/>
+    <w:bookmarkStart w:id="67" w:name="sistema-04-material-rodante"/>
     <w:p>
       <w:pPr>
         <w:pStyle w:val="Heading1"/>
@@ -37,7 +37,7 @@
         <w:t xml:space="preserve">SISTEMA 04: MATERIAL RODANTE</w:t>
       </w:r>
     </w:p>
-    <w:bookmarkStart w:id="9" w:name="documento-ejecutivo-de-ingeniería"/>
+    <w:bookmarkStart w:id="20" w:name="documento-ejecutivo-de-ingeniería"/>
     <w:p>
       <w:pPr>
         <w:pStyle w:val="Heading2"/>
@@ -53,8 +53,8 @@
         </w:pict>
       </w:r>
     </w:p>
-    <w:bookmarkEnd w:id="9"/>
-    <w:bookmarkStart w:id="13" w:name="resumen-ejecutivo"/>
+    <w:bookmarkEnd w:id="20"/>
+    <w:bookmarkStart w:id="24" w:name="resumen-ejecutivo"/>
     <w:p>
       <w:pPr>
         <w:pStyle w:val="Heading2"/>
@@ -63,7 +63,7 @@
         <w:t xml:space="preserve">📊 RESUMEN EJECUTIVO</w:t>
       </w:r>
     </w:p>
-    <w:bookmarkStart w:id="10" w:name="qué-es-este-sistema-y-por-qué-importa"/>
+    <w:bookmarkStart w:id="21" w:name="qué-es-este-sistema-y-por-qué-importa"/>
     <w:p>
       <w:pPr>
         <w:pStyle w:val="Heading3"/>
@@ -84,10 +84,24 @@
       </w:r>
       <w:r>
         <w:rPr>
-          <w:b/>
-          <w:bCs/>
-        </w:rPr>
-        <w:t xml:space="preserve">“flota de vehículos”</w:t>
+          <w:bCs/>
+          <w:b/>
+        </w:rPr>
+        <w:t xml:space="preserve">“</w:t>
+      </w:r>
+      <w:r>
+        <w:rPr>
+          <w:bCs/>
+          <w:b/>
+        </w:rPr>
+        <w:t xml:space="preserve">flota de vehículos</w:t>
+      </w:r>
+      <w:r>
+        <w:rPr>
+          <w:bCs/>
+          <w:b/>
+        </w:rPr>
+        <w:t xml:space="preserve">”</w:t>
       </w:r>
       <w:r>
         <w:t xml:space="preserve"> </w:t>
@@ -96,8 +110,8 @@
         <w:t xml:space="preserve">del ferrocarril que transporta la carga a lo largo del corredor. Es como el parque automotor del ferrocarril, compuesto por locomotoras, vagones y equipos especializados que garantizan el transporte eficiente y seguro de mercancías.</w:t>
       </w:r>
     </w:p>
-    <w:bookmarkEnd w:id="10"/>
-    <w:bookmarkStart w:id="11" w:name="X7c83a38cc8f42be1526a62fa09e05463bbe3395"/>
+    <w:bookmarkEnd w:id="21"/>
+    <w:bookmarkStart w:id="22" w:name="X7c83a38cc8f42be1526a62fa09e05463bbe3395"/>
     <w:p>
       <w:pPr>
         <w:pStyle w:val="Heading3"/>
@@ -108,16 +122,16 @@
     </w:p>
     <w:p>
       <w:pPr>
-        <w:pStyle w:val="Compact"/>
         <w:numPr>
           <w:ilvl w:val="0"/>
           <w:numId w:val="1001"/>
         </w:numPr>
-      </w:pPr>
-      <w:r>
-        <w:rPr>
-          <w:b/>
-          <w:bCs/>
+        <w:pStyle w:val="Compact"/>
+      </w:pPr>
+      <w:r>
+        <w:rPr>
+          <w:bCs/>
+          <w:b/>
         </w:rPr>
         <w:t xml:space="preserve">Inversión estimada:</w:t>
       </w:r>
@@ -130,16 +144,16 @@
     </w:p>
     <w:p>
       <w:pPr>
-        <w:pStyle w:val="Compact"/>
         <w:numPr>
           <w:ilvl w:val="0"/>
           <w:numId w:val="1001"/>
         </w:numPr>
-      </w:pPr>
-      <w:r>
-        <w:rPr>
-          <w:b/>
-          <w:bCs/>
+        <w:pStyle w:val="Compact"/>
+      </w:pPr>
+      <w:r>
+        <w:rPr>
+          <w:bCs/>
+          <w:b/>
         </w:rPr>
         <w:t xml:space="preserve">15 locomotoras:</w:t>
       </w:r>
@@ -152,16 +166,16 @@
     </w:p>
     <w:p>
       <w:pPr>
-        <w:pStyle w:val="Compact"/>
         <w:numPr>
           <w:ilvl w:val="0"/>
           <w:numId w:val="1001"/>
         </w:numPr>
-      </w:pPr>
-      <w:r>
-        <w:rPr>
-          <w:b/>
-          <w:bCs/>
+        <w:pStyle w:val="Compact"/>
+      </w:pPr>
+      <w:r>
+        <w:rPr>
+          <w:bCs/>
+          <w:b/>
         </w:rPr>
         <w:t xml:space="preserve">51 vagones:</w:t>
       </w:r>
@@ -174,16 +188,16 @@
     </w:p>
     <w:p>
       <w:pPr>
-        <w:pStyle w:val="Compact"/>
         <w:numPr>
           <w:ilvl w:val="0"/>
           <w:numId w:val="1001"/>
         </w:numPr>
-      </w:pPr>
-      <w:r>
-        <w:rPr>
-          <w:b/>
-          <w:bCs/>
+        <w:pStyle w:val="Compact"/>
+      </w:pPr>
+      <w:r>
+        <w:rPr>
+          <w:bCs/>
+          <w:b/>
         </w:rPr>
         <w:t xml:space="preserve">8 carromotores:</w:t>
       </w:r>
@@ -196,16 +210,16 @@
     </w:p>
     <w:p>
       <w:pPr>
-        <w:pStyle w:val="Compact"/>
         <w:numPr>
           <w:ilvl w:val="0"/>
           <w:numId w:val="1001"/>
         </w:numPr>
-      </w:pPr>
-      <w:r>
-        <w:rPr>
-          <w:b/>
-          <w:bCs/>
+        <w:pStyle w:val="Compact"/>
+      </w:pPr>
+      <w:r>
+        <w:rPr>
+          <w:bCs/>
+          <w:b/>
         </w:rPr>
         <w:t xml:space="preserve">15 dispositivos EOT:</w:t>
       </w:r>
@@ -218,16 +232,16 @@
     </w:p>
     <w:p>
       <w:pPr>
-        <w:pStyle w:val="Compact"/>
         <w:numPr>
           <w:ilvl w:val="0"/>
           <w:numId w:val="1001"/>
         </w:numPr>
-      </w:pPr>
-      <w:r>
-        <w:rPr>
-          <w:b/>
-          <w:bCs/>
+        <w:pStyle w:val="Compact"/>
+      </w:pPr>
+      <w:r>
+        <w:rPr>
+          <w:bCs/>
+          <w:b/>
         </w:rPr>
         <w:t xml:space="preserve">3 talleres:</w:t>
       </w:r>
@@ -240,16 +254,16 @@
     </w:p>
     <w:p>
       <w:pPr>
-        <w:pStyle w:val="Compact"/>
         <w:numPr>
           <w:ilvl w:val="0"/>
           <w:numId w:val="1001"/>
         </w:numPr>
-      </w:pPr>
-      <w:r>
-        <w:rPr>
-          <w:b/>
-          <w:bCs/>
+        <w:pStyle w:val="Compact"/>
+      </w:pPr>
+      <w:r>
+        <w:rPr>
+          <w:bCs/>
+          <w:b/>
         </w:rPr>
         <w:t xml:space="preserve">Sistemas embarcados:</w:t>
       </w:r>
@@ -257,21 +271,21 @@
         <w:t xml:space="preserve"> </w:t>
       </w:r>
       <w:r>
-        <w:t xml:space="preserve">PTC PTC Virtual (FRA 236), TETRA + RED TETRA (Misión Crítica), GPS/GNSS, CCTV</w:t>
-      </w:r>
-    </w:p>
-    <w:p>
-      <w:pPr>
-        <w:pStyle w:val="Compact"/>
+        <w:t xml:space="preserve">PTC PTC Virtual (FRA 236), TETRA + Red Vital IP / TETRA, GPS/GNSS, CCTV</w:t>
+      </w:r>
+    </w:p>
+    <w:p>
+      <w:pPr>
         <w:numPr>
           <w:ilvl w:val="0"/>
           <w:numId w:val="1001"/>
         </w:numPr>
-      </w:pPr>
-      <w:r>
-        <w:rPr>
-          <w:b/>
-          <w:bCs/>
+        <w:pStyle w:val="Compact"/>
+      </w:pPr>
+      <w:r>
+        <w:rPr>
+          <w:bCs/>
+          <w:b/>
         </w:rPr>
         <w:t xml:space="preserve">Cobertura:</w:t>
       </w:r>
@@ -284,16 +298,16 @@
     </w:p>
     <w:p>
       <w:pPr>
-        <w:pStyle w:val="Compact"/>
         <w:numPr>
           <w:ilvl w:val="0"/>
           <w:numId w:val="1001"/>
         </w:numPr>
-      </w:pPr>
-      <w:r>
-        <w:rPr>
-          <w:b/>
-          <w:bCs/>
+        <w:pStyle w:val="Compact"/>
+      </w:pPr>
+      <w:r>
+        <w:rPr>
+          <w:bCs/>
+          <w:b/>
         </w:rPr>
         <w:t xml:space="preserve">Disponibilidad requerida:</w:t>
       </w:r>
@@ -304,8 +318,8 @@
         <w:t xml:space="preserve">99.95% (sistema crítico según AT4)</w:t>
       </w:r>
     </w:p>
-    <w:bookmarkEnd w:id="11"/>
-    <w:bookmarkStart w:id="12" w:name="hitos-críticos"/>
+    <w:bookmarkEnd w:id="22"/>
+    <w:bookmarkStart w:id="23" w:name="hitos-críticos"/>
     <w:p>
       <w:pPr>
         <w:pStyle w:val="Heading3"/>
@@ -319,6 +333,7 @@
         <w:tblStyle w:val="Table"/>
         <w:tblW w:type="auto" w:w="0"/>
         <w:tblLook w:firstRow="1" w:lastRow="0" w:firstColumn="0" w:lastColumn="0" w:noHBand="0" w:noVBand="0" w:val="0020"/>
+        <w:jc w:val="start"/>
       </w:tblPr>
       <w:tblGrid>
         <w:gridCol w:w="2640"/>
@@ -327,7 +342,7 @@
       </w:tblGrid>
       <w:tr>
         <w:trPr>
-          <w:tblHeader w:val="on"/>
+          <w:tblHeader w:val="true"/>
         </w:trPr>
         <w:tc>
           <w:tcPr/>
@@ -375,7 +390,7 @@
               <w:jc w:val="left"/>
             </w:pPr>
             <w:r>
-              <w:t xml:space="preserve">Diseño Conceptual</w:t>
+              <w:t xml:space="preserve">Diseno Conceptual</w:t>
             </w:r>
           </w:p>
         </w:tc>
@@ -526,18 +541,18 @@
         </w:pict>
       </w:r>
     </w:p>
-    <w:bookmarkEnd w:id="12"/>
-    <w:bookmarkEnd w:id="13"/>
-    <w:bookmarkStart w:id="21" w:name="X16ad1bf8fd3c72f4f9f37ec0fde01a31e7fb65a"/>
+    <w:bookmarkEnd w:id="23"/>
+    <w:bookmarkEnd w:id="24"/>
+    <w:bookmarkStart w:id="32" w:name="X803e86927c714bbbb99cb452fc37c99f7ada6f4"/>
     <w:p>
       <w:pPr>
         <w:pStyle w:val="Heading2"/>
       </w:pPr>
       <w:r>
-        <w:t xml:space="preserve">🔍 CRITERIOS DE DISEÑO Y JUSTIFICACIONES TÉCNICAS</w:t>
-      </w:r>
-    </w:p>
-    <w:bookmarkStart w:id="14" w:name="por-qué-15-locomotoras-específicamente"/>
+        <w:t xml:space="preserve">🔍 CRITERIOS DE DISENO Y JUSTIFICACIONES TÉCNICAS</w:t>
+      </w:r>
+    </w:p>
+    <w:bookmarkStart w:id="25" w:name="por-qué-15-locomotoras-específicamente"/>
     <w:p>
       <w:pPr>
         <w:pStyle w:val="Heading3"/>
@@ -552,8 +567,8 @@
       </w:pPr>
       <w:r>
         <w:rPr>
-          <w:b/>
-          <w:bCs/>
+          <w:bCs/>
+          <w:b/>
         </w:rPr>
         <w:t xml:space="preserve">Desglose del Parque Rodante (según AT1):</w:t>
       </w:r>
@@ -568,8 +583,8 @@
       </w:r>
       <w:r>
         <w:rPr>
-          <w:b/>
-          <w:bCs/>
+          <w:bCs/>
+          <w:b/>
         </w:rPr>
         <w:t xml:space="preserve">2 locomotoras GR12:</w:t>
       </w:r>
@@ -590,8 +605,8 @@
       </w:r>
       <w:r>
         <w:rPr>
-          <w:b/>
-          <w:bCs/>
+          <w:bCs/>
+          <w:b/>
         </w:rPr>
         <w:t xml:space="preserve">2 locomotoras U10:</w:t>
       </w:r>
@@ -612,8 +627,8 @@
       </w:r>
       <w:r>
         <w:rPr>
-          <w:b/>
-          <w:bCs/>
+          <w:bCs/>
+          <w:b/>
         </w:rPr>
         <w:t xml:space="preserve">11 locomotoras adicionales:</w:t>
       </w:r>
@@ -634,8 +649,8 @@
       </w:r>
       <w:r>
         <w:rPr>
-          <w:b/>
-          <w:bCs/>
+          <w:bCs/>
+          <w:b/>
         </w:rPr>
         <w:t xml:space="preserve">Total:</w:t>
       </w:r>
@@ -656,8 +671,8 @@
       </w:r>
       <w:r>
         <w:rPr>
-          <w:b/>
-          <w:bCs/>
+          <w:bCs/>
+          <w:b/>
         </w:rPr>
         <w:t xml:space="preserve">Justificación:</w:t>
       </w:r>
@@ -668,8 +683,8 @@
         <w:t xml:space="preserve">Capacidad de transporte requerida para 526 km de corredor</w:t>
       </w:r>
     </w:p>
-    <w:bookmarkEnd w:id="14"/>
-    <w:bookmarkStart w:id="15" w:name="X8e84ae454964cb1211df83cb03df022c5e9aa0a"/>
+    <w:bookmarkEnd w:id="25"/>
+    <w:bookmarkStart w:id="26" w:name="X8e84ae454964cb1211df83cb03df022c5e9aa0a"/>
     <w:p>
       <w:pPr>
         <w:pStyle w:val="Heading3"/>
@@ -684,8 +699,8 @@
       </w:pPr>
       <w:r>
         <w:rPr>
-          <w:b/>
-          <w:bCs/>
+          <w:bCs/>
+          <w:b/>
         </w:rPr>
         <w:t xml:space="preserve">Justificación Contractual (AT1):</w:t>
       </w:r>
@@ -700,8 +715,8 @@
       </w:r>
       <w:r>
         <w:rPr>
-          <w:b/>
-          <w:bCs/>
+          <w:bCs/>
+          <w:b/>
         </w:rPr>
         <w:t xml:space="preserve">40 plataformas operativas:</w:t>
       </w:r>
@@ -722,8 +737,8 @@
       </w:r>
       <w:r>
         <w:rPr>
-          <w:b/>
-          <w:bCs/>
+          <w:bCs/>
+          <w:b/>
         </w:rPr>
         <w:t xml:space="preserve">11 plataformas no operativas:</w:t>
       </w:r>
@@ -744,8 +759,8 @@
       </w:r>
       <w:r>
         <w:rPr>
-          <w:b/>
-          <w:bCs/>
+          <w:bCs/>
+          <w:b/>
         </w:rPr>
         <w:t xml:space="preserve">Total:</w:t>
       </w:r>
@@ -766,8 +781,8 @@
       </w:r>
       <w:r>
         <w:rPr>
-          <w:b/>
-          <w:bCs/>
+          <w:bCs/>
+          <w:b/>
         </w:rPr>
         <w:t xml:space="preserve">Criterio:</w:t>
       </w:r>
@@ -778,8 +793,8 @@
         <w:t xml:space="preserve">Inventario existente + requerimientos de capacidad</w:t>
       </w:r>
     </w:p>
-    <w:bookmarkEnd w:id="15"/>
-    <w:bookmarkStart w:id="16" w:name="por-qué-8-carromotores"/>
+    <w:bookmarkEnd w:id="26"/>
+    <w:bookmarkStart w:id="27" w:name="por-qué-8-carromotores"/>
     <w:p>
       <w:pPr>
         <w:pStyle w:val="Heading3"/>
@@ -794,8 +809,8 @@
       </w:pPr>
       <w:r>
         <w:rPr>
-          <w:b/>
-          <w:bCs/>
+          <w:bCs/>
+          <w:b/>
         </w:rPr>
         <w:t xml:space="preserve">Justificación Técnica:</w:t>
       </w:r>
@@ -810,8 +825,8 @@
       </w:r>
       <w:r>
         <w:rPr>
-          <w:b/>
-          <w:bCs/>
+          <w:bCs/>
+          <w:b/>
         </w:rPr>
         <w:t xml:space="preserve">Mantenimiento de vía:</w:t>
       </w:r>
@@ -832,8 +847,8 @@
       </w:r>
       <w:r>
         <w:rPr>
-          <w:b/>
-          <w:bCs/>
+          <w:bCs/>
+          <w:b/>
         </w:rPr>
         <w:t xml:space="preserve">Capacidad requerida:</w:t>
       </w:r>
@@ -854,8 +869,8 @@
       </w:r>
       <w:r>
         <w:rPr>
-          <w:b/>
-          <w:bCs/>
+          <w:bCs/>
+          <w:b/>
         </w:rPr>
         <w:t xml:space="preserve">Distribución:</w:t>
       </w:r>
@@ -876,8 +891,8 @@
       </w:r>
       <w:r>
         <w:rPr>
-          <w:b/>
-          <w:bCs/>
+          <w:bCs/>
+          <w:b/>
         </w:rPr>
         <w:t xml:space="preserve">Especialización:</w:t>
       </w:r>
@@ -888,8 +903,8 @@
         <w:t xml:space="preserve">Equipos para diferentes tipos de mantenimiento</w:t>
       </w:r>
     </w:p>
-    <w:bookmarkEnd w:id="16"/>
-    <w:bookmarkStart w:id="17" w:name="por-qué-15-dispositivos-eot-end-of-train"/>
+    <w:bookmarkEnd w:id="27"/>
+    <w:bookmarkStart w:id="28" w:name="por-qué-15-dispositivos-eot-end-of-train"/>
     <w:p>
       <w:pPr>
         <w:pStyle w:val="Heading3"/>
@@ -904,8 +919,8 @@
       </w:pPr>
       <w:r>
         <w:rPr>
-          <w:b/>
-          <w:bCs/>
+          <w:bCs/>
+          <w:b/>
         </w:rPr>
         <w:t xml:space="preserve">Justificación de Seguridad:</w:t>
       </w:r>
@@ -920,8 +935,8 @@
       </w:r>
       <w:r>
         <w:rPr>
-          <w:b/>
-          <w:bCs/>
+          <w:bCs/>
+          <w:b/>
         </w:rPr>
         <w:t xml:space="preserve">1 EOT por locomotora:</w:t>
       </w:r>
@@ -942,8 +957,8 @@
       </w:r>
       <w:r>
         <w:rPr>
-          <w:b/>
-          <w:bCs/>
+          <w:bCs/>
+          <w:b/>
         </w:rPr>
         <w:t xml:space="preserve">Seguridad crítica:</w:t>
       </w:r>
@@ -964,8 +979,8 @@
       </w:r>
       <w:r>
         <w:rPr>
-          <w:b/>
-          <w:bCs/>
+          <w:bCs/>
+          <w:b/>
         </w:rPr>
         <w:t xml:space="preserve">Regulaciones:</w:t>
       </w:r>
@@ -986,8 +1001,8 @@
       </w:r>
       <w:r>
         <w:rPr>
-          <w:b/>
-          <w:bCs/>
+          <w:bCs/>
+          <w:b/>
         </w:rPr>
         <w:t xml:space="preserve">Cálculo:</w:t>
       </w:r>
@@ -998,8 +1013,8 @@
         <w:t xml:space="preserve">15 locomotoras = 15 dispositivos EOT</w:t>
       </w:r>
     </w:p>
-    <w:bookmarkEnd w:id="17"/>
-    <w:bookmarkStart w:id="18" w:name="por-qué-3-talleres-específicamente"/>
+    <w:bookmarkEnd w:id="28"/>
+    <w:bookmarkStart w:id="29" w:name="por-qué-3-talleres-específicamente"/>
     <w:p>
       <w:pPr>
         <w:pStyle w:val="Heading3"/>
@@ -1014,8 +1029,8 @@
       </w:pPr>
       <w:r>
         <w:rPr>
-          <w:b/>
-          <w:bCs/>
+          <w:bCs/>
+          <w:b/>
         </w:rPr>
         <w:t xml:space="preserve">Justificación de Ubicación:</w:t>
       </w:r>
@@ -1030,8 +1045,8 @@
       </w:r>
       <w:r>
         <w:rPr>
-          <w:b/>
-          <w:bCs/>
+          <w:bCs/>
+          <w:b/>
         </w:rPr>
         <w:t xml:space="preserve">Taller Principal La Dorada:</w:t>
       </w:r>
@@ -1052,8 +1067,8 @@
       </w:r>
       <w:r>
         <w:rPr>
-          <w:b/>
-          <w:bCs/>
+          <w:bCs/>
+          <w:b/>
         </w:rPr>
         <w:t xml:space="preserve">Taller Secundario Chiriguaná:</w:t>
       </w:r>
@@ -1074,8 +1089,8 @@
       </w:r>
       <w:r>
         <w:rPr>
-          <w:b/>
-          <w:bCs/>
+          <w:bCs/>
+          <w:b/>
         </w:rPr>
         <w:t xml:space="preserve">Taller de Línea:</w:t>
       </w:r>
@@ -1096,8 +1111,8 @@
       </w:r>
       <w:r>
         <w:rPr>
-          <w:b/>
-          <w:bCs/>
+          <w:bCs/>
+          <w:b/>
         </w:rPr>
         <w:t xml:space="preserve">Criterio:</w:t>
       </w:r>
@@ -1108,8 +1123,8 @@
         <w:t xml:space="preserve">Cobertura geográfica para 526 km de corredor</w:t>
       </w:r>
     </w:p>
-    <w:bookmarkEnd w:id="18"/>
-    <w:bookmarkStart w:id="19" w:name="por-qué-sistemas-embarcados-específicos"/>
+    <w:bookmarkEnd w:id="29"/>
+    <w:bookmarkStart w:id="30" w:name="por-qué-sistemas-embarcados-específicos"/>
     <w:p>
       <w:pPr>
         <w:pStyle w:val="Heading3"/>
@@ -1124,8 +1139,8 @@
       </w:pPr>
       <w:r>
         <w:rPr>
-          <w:b/>
-          <w:bCs/>
+          <w:bCs/>
+          <w:b/>
         </w:rPr>
         <w:t xml:space="preserve">Justificación Técnica por Sistema:</w:t>
       </w:r>
@@ -1152,8 +1167,8 @@
       </w:r>
       <w:r>
         <w:rPr>
-          <w:b/>
-          <w:bCs/>
+          <w:bCs/>
+          <w:b/>
         </w:rPr>
         <w:t xml:space="preserve">PTC PTC Virtual (FRA 236)</w:t>
       </w:r>
@@ -1174,10 +1189,10 @@
       </w:r>
       <w:r>
         <w:rPr>
-          <w:b/>
-          <w:bCs/>
-        </w:rPr>
-        <w:t xml:space="preserve">TETRA + RED TETRA (Misión Crítica)</w:t>
+          <w:bCs/>
+          <w:b/>
+        </w:rPr>
+        <w:t xml:space="preserve">TETRA + Red Vital IP / TETRA</w:t>
       </w:r>
       <w:r>
         <w:t xml:space="preserve"> </w:t>
@@ -1196,8 +1211,8 @@
       </w:r>
       <w:r>
         <w:rPr>
-          <w:b/>
-          <w:bCs/>
+          <w:bCs/>
+          <w:b/>
         </w:rPr>
         <w:t xml:space="preserve">GPS/GNSS</w:t>
       </w:r>
@@ -1218,8 +1233,8 @@
       </w:r>
       <w:r>
         <w:rPr>
-          <w:b/>
-          <w:bCs/>
+          <w:bCs/>
+          <w:b/>
         </w:rPr>
         <w:t xml:space="preserve">CCTV Embarcado</w:t>
       </w:r>
@@ -1240,8 +1255,8 @@
       </w:r>
       <w:r>
         <w:rPr>
-          <w:b/>
-          <w:bCs/>
+          <w:bCs/>
+          <w:b/>
         </w:rPr>
         <w:t xml:space="preserve">Event Recorder</w:t>
       </w:r>
@@ -1249,11 +1264,11 @@
         <w:t xml:space="preserve"> </w:t>
       </w:r>
       <w:r>
-        <w:t xml:space="preserve">| Caja negra para eventos | 15 | Locomotoras |</w:t>
-      </w:r>
-    </w:p>
-    <w:bookmarkEnd w:id="19"/>
-    <w:bookmarkStart w:id="20" w:name="por-qué-disponibilidad-99.95"/>
+        <w:t xml:space="preserve">| Arquitectura Abierta SICC para eventos | 15 | Locomotoras |</w:t>
+      </w:r>
+    </w:p>
+    <w:bookmarkEnd w:id="30"/>
+    <w:bookmarkStart w:id="31" w:name="por-qué-disponibilidad-99.95"/>
     <w:p>
       <w:pPr>
         <w:pStyle w:val="Heading3"/>
@@ -1268,8 +1283,8 @@
       </w:pPr>
       <w:r>
         <w:rPr>
-          <w:b/>
-          <w:bCs/>
+          <w:bCs/>
+          <w:b/>
         </w:rPr>
         <w:t xml:space="preserve">Justificación Contractual:</w:t>
       </w:r>
@@ -1284,8 +1299,8 @@
       </w:r>
       <w:r>
         <w:rPr>
-          <w:b/>
-          <w:bCs/>
+          <w:bCs/>
+          <w:b/>
         </w:rPr>
         <w:t xml:space="preserve">AT4 Tablas 1-4:</w:t>
       </w:r>
@@ -1306,8 +1321,8 @@
       </w:r>
       <w:r>
         <w:rPr>
-          <w:b/>
-          <w:bCs/>
+          <w:bCs/>
+          <w:b/>
         </w:rPr>
         <w:t xml:space="preserve">Sistema crítico:</w:t>
       </w:r>
@@ -1328,8 +1343,8 @@
       </w:r>
       <w:r>
         <w:rPr>
-          <w:b/>
-          <w:bCs/>
+          <w:bCs/>
+          <w:b/>
         </w:rPr>
         <w:t xml:space="preserve">Estándares:</w:t>
       </w:r>
@@ -1350,8 +1365,8 @@
       </w:r>
       <w:r>
         <w:rPr>
-          <w:b/>
-          <w:bCs/>
+          <w:bCs/>
+          <w:b/>
         </w:rPr>
         <w:t xml:space="preserve">Mantenimiento:</w:t>
       </w:r>
@@ -1369,9 +1384,9 @@
         </w:pict>
       </w:r>
     </w:p>
-    <w:bookmarkEnd w:id="20"/>
-    <w:bookmarkEnd w:id="21"/>
-    <w:bookmarkStart w:id="25" w:name="función-y-propósito-del-sistema"/>
+    <w:bookmarkEnd w:id="31"/>
+    <w:bookmarkEnd w:id="32"/>
+    <w:bookmarkStart w:id="36" w:name="función-y-propósito-del-sistema"/>
     <w:p>
       <w:pPr>
         <w:pStyle w:val="Heading2"/>
@@ -1380,7 +1395,7 @@
         <w:t xml:space="preserve">🎯 FUNCIÓN Y PROPÓSITO DEL SISTEMA</w:t>
       </w:r>
     </w:p>
-    <w:bookmarkStart w:id="22" w:name="qué-hace-este-sistema"/>
+    <w:bookmarkStart w:id="33" w:name="qué-hace-este-sistema"/>
     <w:p>
       <w:pPr>
         <w:pStyle w:val="Heading3"/>
@@ -1401,8 +1416,8 @@
       </w:r>
       <w:r>
         <w:rPr>
-          <w:b/>
-          <w:bCs/>
+          <w:bCs/>
+          <w:b/>
         </w:rPr>
         <w:t xml:space="preserve">capacidad de transporte</w:t>
       </w:r>
@@ -1423,8 +1438,8 @@
       </w:r>
       <w:r>
         <w:rPr>
-          <w:b/>
-          <w:bCs/>
+          <w:bCs/>
+          <w:b/>
         </w:rPr>
         <w:t xml:space="preserve">Transporte de carga:</w:t>
       </w:r>
@@ -1445,8 +1460,8 @@
       </w:r>
       <w:r>
         <w:rPr>
-          <w:b/>
-          <w:bCs/>
+          <w:bCs/>
+          <w:b/>
         </w:rPr>
         <w:t xml:space="preserve">Tractación:</w:t>
       </w:r>
@@ -1467,8 +1482,8 @@
       </w:r>
       <w:r>
         <w:rPr>
-          <w:b/>
-          <w:bCs/>
+          <w:bCs/>
+          <w:b/>
         </w:rPr>
         <w:t xml:space="preserve">Capacidad de carga:</w:t>
       </w:r>
@@ -1489,8 +1504,8 @@
       </w:r>
       <w:r>
         <w:rPr>
-          <w:b/>
-          <w:bCs/>
+          <w:bCs/>
+          <w:b/>
         </w:rPr>
         <w:t xml:space="preserve">Monitoreo de trenes:</w:t>
       </w:r>
@@ -1501,8 +1516,8 @@
         <w:t xml:space="preserve">Dispositivos EOT para integridad del tren</w:t>
       </w:r>
     </w:p>
-    <w:bookmarkEnd w:id="22"/>
-    <w:bookmarkStart w:id="23" w:name="por-qué-lo-necesitamos"/>
+    <w:bookmarkEnd w:id="33"/>
+    <w:bookmarkStart w:id="34" w:name="por-qué-lo-necesitamos"/>
     <w:p>
       <w:pPr>
         <w:pStyle w:val="Heading3"/>
@@ -1513,16 +1528,16 @@
     </w:p>
     <w:p>
       <w:pPr>
-        <w:pStyle w:val="Compact"/>
         <w:numPr>
           <w:ilvl w:val="0"/>
           <w:numId w:val="1002"/>
         </w:numPr>
-      </w:pPr>
-      <w:r>
-        <w:rPr>
-          <w:b/>
-          <w:bCs/>
+        <w:pStyle w:val="Compact"/>
+      </w:pPr>
+      <w:r>
+        <w:rPr>
+          <w:bCs/>
+          <w:b/>
         </w:rPr>
         <w:t xml:space="preserve">Capacidad:</w:t>
       </w:r>
@@ -1535,16 +1550,16 @@
     </w:p>
     <w:p>
       <w:pPr>
-        <w:pStyle w:val="Compact"/>
         <w:numPr>
           <w:ilvl w:val="0"/>
           <w:numId w:val="1002"/>
         </w:numPr>
-      </w:pPr>
-      <w:r>
-        <w:rPr>
-          <w:b/>
-          <w:bCs/>
+        <w:pStyle w:val="Compact"/>
+      </w:pPr>
+      <w:r>
+        <w:rPr>
+          <w:bCs/>
+          <w:b/>
         </w:rPr>
         <w:t xml:space="preserve">Seguridad:</w:t>
       </w:r>
@@ -1557,16 +1572,16 @@
     </w:p>
     <w:p>
       <w:pPr>
-        <w:pStyle w:val="Compact"/>
         <w:numPr>
           <w:ilvl w:val="0"/>
           <w:numId w:val="1002"/>
         </w:numPr>
-      </w:pPr>
-      <w:r>
-        <w:rPr>
-          <w:b/>
-          <w:bCs/>
+        <w:pStyle w:val="Compact"/>
+      </w:pPr>
+      <w:r>
+        <w:rPr>
+          <w:bCs/>
+          <w:b/>
         </w:rPr>
         <w:t xml:space="preserve">Eficiencia:</w:t>
       </w:r>
@@ -1579,16 +1594,16 @@
     </w:p>
     <w:p>
       <w:pPr>
-        <w:pStyle w:val="Compact"/>
         <w:numPr>
           <w:ilvl w:val="0"/>
           <w:numId w:val="1002"/>
         </w:numPr>
-      </w:pPr>
-      <w:r>
-        <w:rPr>
-          <w:b/>
-          <w:bCs/>
+        <w:pStyle w:val="Compact"/>
+      </w:pPr>
+      <w:r>
+        <w:rPr>
+          <w:bCs/>
+          <w:b/>
         </w:rPr>
         <w:t xml:space="preserve">Mantenimiento:</w:t>
       </w:r>
@@ -1599,8 +1614,8 @@
         <w:t xml:space="preserve">Talleres para mantenimiento de la flota</w:t>
       </w:r>
     </w:p>
-    <w:bookmarkEnd w:id="23"/>
-    <w:bookmarkStart w:id="24" w:name="cómo-se-integra-con-otros-sistemas"/>
+    <w:bookmarkEnd w:id="34"/>
+    <w:bookmarkStart w:id="35" w:name="cómo-se-integra-con-otros-sistemas"/>
     <w:p>
       <w:pPr>
         <w:pStyle w:val="Heading3"/>
@@ -1617,7 +1632,7 @@
         <w:rPr>
           <w:rStyle w:val="VerbatimChar"/>
         </w:rPr>
-        <w:t xml:space="preserve">[Control y Señalización] ←→ [Material Rodante] ←→ [Telecomunicaciones]</w:t>
+        <w:t xml:space="preserve">[Control y Senalización] ←→ [Material Rodante] ←→ [Telecomunicaciones]</w:t>
       </w:r>
       <w:r>
         <w:br/>
@@ -1663,9 +1678,9 @@
         </w:pict>
       </w:r>
     </w:p>
-    <w:bookmarkEnd w:id="24"/>
-    <w:bookmarkEnd w:id="25"/>
-    <w:bookmarkStart w:id="30" w:name="componentes-principales"/>
+    <w:bookmarkEnd w:id="35"/>
+    <w:bookmarkEnd w:id="36"/>
+    <w:bookmarkStart w:id="41" w:name="componentes-principales"/>
     <w:p>
       <w:pPr>
         <w:pStyle w:val="Heading2"/>
@@ -1674,7 +1689,7 @@
         <w:t xml:space="preserve">🏗️ COMPONENTES PRINCIPALES</w:t>
       </w:r>
     </w:p>
-    <w:bookmarkStart w:id="26" w:name="locomotoras---fuerza-motriz"/>
+    <w:bookmarkStart w:id="37" w:name="locomotoras---fuerza-motriz"/>
     <w:p>
       <w:pPr>
         <w:pStyle w:val="Heading3"/>
@@ -1689,8 +1704,8 @@
       </w:pPr>
       <w:r>
         <w:rPr>
-          <w:b/>
-          <w:bCs/>
+          <w:bCs/>
+          <w:b/>
         </w:rPr>
         <w:t xml:space="preserve">Propósito:</w:t>
       </w:r>
@@ -1707,8 +1722,8 @@
       </w:pPr>
       <w:r>
         <w:rPr>
-          <w:b/>
-          <w:bCs/>
+          <w:bCs/>
+          <w:b/>
         </w:rPr>
         <w:t xml:space="preserve">Componentes instalados:</w:t>
       </w:r>
@@ -1746,7 +1761,7 @@
         <w:t xml:space="preserve"> </w:t>
       </w:r>
       <w:r>
-        <w:t xml:space="preserve">| Sistemas RED TETRA (Misión Crítica) embarcados | 15 unidades | Comunicación redundante | ⏳ En adquisición |</w:t>
+        <w:t xml:space="preserve">| Sistemas Red Vital IP / TETRA embarcados | 15 unidades | Comunicación redundante | ⏳ En adquisición |</w:t>
       </w:r>
       <w:r>
         <w:t xml:space="preserve"> </w:t>
@@ -1761,8 +1776,8 @@
       </w:pPr>
       <w:r>
         <w:rPr>
-          <w:b/>
-          <w:bCs/>
+          <w:bCs/>
+          <w:b/>
         </w:rPr>
         <w:t xml:space="preserve">Estado general:</w:t>
       </w:r>
@@ -1773,8 +1788,8 @@
         <w:t xml:space="preserve">🟡 En progreso</w:t>
       </w:r>
     </w:p>
-    <w:bookmarkEnd w:id="26"/>
-    <w:bookmarkStart w:id="27" w:name="X7991de3eafda0787f927d88ca1b5f37dedb27b2"/>
+    <w:bookmarkEnd w:id="37"/>
+    <w:bookmarkStart w:id="38" w:name="X7991de3eafda0787f927d88ca1b5f37dedb27b2"/>
     <w:p>
       <w:pPr>
         <w:pStyle w:val="Heading3"/>
@@ -1789,8 +1804,8 @@
       </w:pPr>
       <w:r>
         <w:rPr>
-          <w:b/>
-          <w:bCs/>
+          <w:bCs/>
+          <w:b/>
         </w:rPr>
         <w:t xml:space="preserve">Propósito:</w:t>
       </w:r>
@@ -1807,8 +1822,8 @@
       </w:pPr>
       <w:r>
         <w:rPr>
-          <w:b/>
-          <w:bCs/>
+          <w:bCs/>
+          <w:b/>
         </w:rPr>
         <w:t xml:space="preserve">Componentes instalados:</w:t>
       </w:r>
@@ -1861,8 +1876,8 @@
       </w:pPr>
       <w:r>
         <w:rPr>
-          <w:b/>
-          <w:bCs/>
+          <w:bCs/>
+          <w:b/>
         </w:rPr>
         <w:t xml:space="preserve">Estado general:</w:t>
       </w:r>
@@ -1873,8 +1888,8 @@
         <w:t xml:space="preserve">🟡 En progreso</w:t>
       </w:r>
     </w:p>
-    <w:bookmarkEnd w:id="27"/>
-    <w:bookmarkStart w:id="28" w:name="sistema-eot---monitoreo-de-trenes"/>
+    <w:bookmarkEnd w:id="38"/>
+    <w:bookmarkStart w:id="39" w:name="sistema-eot---monitoreo-de-trenes"/>
     <w:p>
       <w:pPr>
         <w:pStyle w:val="Heading3"/>
@@ -1889,8 +1904,8 @@
       </w:pPr>
       <w:r>
         <w:rPr>
-          <w:b/>
-          <w:bCs/>
+          <w:bCs/>
+          <w:b/>
         </w:rPr>
         <w:t xml:space="preserve">Propósito:</w:t>
       </w:r>
@@ -1907,8 +1922,8 @@
       </w:pPr>
       <w:r>
         <w:rPr>
-          <w:b/>
-          <w:bCs/>
+          <w:bCs/>
+          <w:b/>
         </w:rPr>
         <w:t xml:space="preserve">Componentes instalados:</w:t>
       </w:r>
@@ -1961,8 +1976,8 @@
       </w:pPr>
       <w:r>
         <w:rPr>
-          <w:b/>
-          <w:bCs/>
+          <w:bCs/>
+          <w:b/>
         </w:rPr>
         <w:t xml:space="preserve">Estado general:</w:t>
       </w:r>
@@ -1973,8 +1988,8 @@
         <w:t xml:space="preserve">🟢 En cronograma</w:t>
       </w:r>
     </w:p>
-    <w:bookmarkEnd w:id="28"/>
-    <w:bookmarkStart w:id="29" w:name="talleres-de-mantenimiento"/>
+    <w:bookmarkEnd w:id="39"/>
+    <w:bookmarkStart w:id="40" w:name="talleres-de-mantenimiento"/>
     <w:p>
       <w:pPr>
         <w:pStyle w:val="Heading3"/>
@@ -1989,8 +2004,8 @@
       </w:pPr>
       <w:r>
         <w:rPr>
-          <w:b/>
-          <w:bCs/>
+          <w:bCs/>
+          <w:b/>
         </w:rPr>
         <w:t xml:space="preserve">Propósito:</w:t>
       </w:r>
@@ -2007,8 +2022,8 @@
       </w:pPr>
       <w:r>
         <w:rPr>
-          <w:b/>
-          <w:bCs/>
+          <w:bCs/>
+          <w:b/>
         </w:rPr>
         <w:t xml:space="preserve">Componentes instalados:</w:t>
       </w:r>
@@ -2055,8 +2070,8 @@
       </w:pPr>
       <w:r>
         <w:rPr>
-          <w:b/>
-          <w:bCs/>
+          <w:bCs/>
+          <w:b/>
         </w:rPr>
         <w:t xml:space="preserve">Estado general:</w:t>
       </w:r>
@@ -2074,9 +2089,9 @@
         </w:pict>
       </w:r>
     </w:p>
-    <w:bookmarkEnd w:id="29"/>
-    <w:bookmarkEnd w:id="30"/>
-    <w:bookmarkStart w:id="33" w:name="especificaciones-técnicas-clave"/>
+    <w:bookmarkEnd w:id="40"/>
+    <w:bookmarkEnd w:id="41"/>
+    <w:bookmarkStart w:id="44" w:name="especificaciones-técnicas-clave"/>
     <w:p>
       <w:pPr>
         <w:pStyle w:val="Heading2"/>
@@ -2085,7 +2100,7 @@
         <w:t xml:space="preserve">📐 ESPECIFICACIONES TÉCNICAS CLAVE</w:t>
       </w:r>
     </w:p>
-    <w:bookmarkStart w:id="31" w:name="tabla-consolidada-de-especificaciones"/>
+    <w:bookmarkStart w:id="42" w:name="tabla-consolidada-de-especificaciones"/>
     <w:p>
       <w:pPr>
         <w:pStyle w:val="Heading3"/>
@@ -2099,6 +2114,7 @@
         <w:tblStyle w:val="Table"/>
         <w:tblW w:type="auto" w:w="0"/>
         <w:tblLook w:firstRow="1" w:lastRow="0" w:firstColumn="0" w:lastColumn="0" w:noHBand="0" w:noVBand="0" w:val="0020"/>
+        <w:jc w:val="start"/>
       </w:tblPr>
       <w:tblGrid>
         <w:gridCol w:w="2640"/>
@@ -2107,7 +2123,7 @@
       </w:tblGrid>
       <w:tr>
         <w:trPr>
-          <w:tblHeader w:val="on"/>
+          <w:tblHeader w:val="true"/>
         </w:trPr>
         <w:tc>
           <w:tcPr/>
@@ -2375,8 +2391,8 @@
         </w:tc>
       </w:tr>
     </w:tbl>
-    <w:bookmarkEnd w:id="31"/>
-    <w:bookmarkStart w:id="32" w:name="criterios-de-aceptación"/>
+    <w:bookmarkEnd w:id="42"/>
+    <w:bookmarkStart w:id="43" w:name="criterios-de-aceptación"/>
     <w:p>
       <w:pPr>
         <w:pStyle w:val="Heading3"/>
@@ -2387,11 +2403,11 @@
     </w:p>
     <w:p>
       <w:pPr>
-        <w:pStyle w:val="Compact"/>
         <w:numPr>
           <w:ilvl w:val="0"/>
           <w:numId w:val="1003"/>
         </w:numPr>
+        <w:pStyle w:val="Compact"/>
       </w:pPr>
       <w:r>
         <w:t xml:space="preserve">✅ 15 locomotoras con PTC embarcado PTC Virtual (FRA 236)</w:t>
@@ -2399,11 +2415,11 @@
     </w:p>
     <w:p>
       <w:pPr>
-        <w:pStyle w:val="Compact"/>
         <w:numPr>
           <w:ilvl w:val="0"/>
           <w:numId w:val="1003"/>
         </w:numPr>
+        <w:pStyle w:val="Compact"/>
       </w:pPr>
       <w:r>
         <w:t xml:space="preserve">✅ 51 vagones con capacidad total de 2,550 toneladas</w:t>
@@ -2411,11 +2427,11 @@
     </w:p>
     <w:p>
       <w:pPr>
-        <w:pStyle w:val="Compact"/>
         <w:numPr>
           <w:ilvl w:val="0"/>
           <w:numId w:val="1003"/>
         </w:numPr>
+        <w:pStyle w:val="Compact"/>
       </w:pPr>
       <w:r>
         <w:t xml:space="preserve">✅ 15 dispositivos EOT para monitoreo de trenes</w:t>
@@ -2423,11 +2439,11 @@
     </w:p>
     <w:p>
       <w:pPr>
-        <w:pStyle w:val="Compact"/>
         <w:numPr>
           <w:ilvl w:val="0"/>
           <w:numId w:val="1003"/>
         </w:numPr>
+        <w:pStyle w:val="Compact"/>
       </w:pPr>
       <w:r>
         <w:t xml:space="preserve">✅ 3 talleres operativos para mantenimiento</w:t>
@@ -2435,11 +2451,11 @@
     </w:p>
     <w:p>
       <w:pPr>
-        <w:pStyle w:val="Compact"/>
         <w:numPr>
           <w:ilvl w:val="0"/>
           <w:numId w:val="1003"/>
         </w:numPr>
+        <w:pStyle w:val="Compact"/>
       </w:pPr>
       <w:r>
         <w:t xml:space="preserve">✅ Disponibilidad 99.95% de la flota</w:t>
@@ -2452,9 +2468,9 @@
         </w:pict>
       </w:r>
     </w:p>
-    <w:bookmarkEnd w:id="32"/>
-    <w:bookmarkEnd w:id="33"/>
-    <w:bookmarkStart w:id="36" w:name="ubicación-y-despliegue"/>
+    <w:bookmarkEnd w:id="43"/>
+    <w:bookmarkEnd w:id="44"/>
+    <w:bookmarkStart w:id="47" w:name="ubicación-y-despliegue"/>
     <w:p>
       <w:pPr>
         <w:pStyle w:val="Heading2"/>
@@ -2463,7 +2479,7 @@
         <w:t xml:space="preserve">📍 UBICACIÓN Y DESPLIEGUE</w:t>
       </w:r>
     </w:p>
-    <w:bookmarkStart w:id="34" w:name="mapa-de-despliegue"/>
+    <w:bookmarkStart w:id="45" w:name="mapa-de-despliegue"/>
     <w:p>
       <w:pPr>
         <w:pStyle w:val="Heading3"/>
@@ -2480,8 +2496,8 @@
         <w:t xml:space="preserve">El material rodante opera a lo largo del corredor de 526 km, con talleres ubicados estratégicamente en La Dorada (principal), Chiriguaná (secundario) y estaciones intermedias.</w:t>
       </w:r>
     </w:p>
-    <w:bookmarkEnd w:id="34"/>
-    <w:bookmarkStart w:id="35" w:name="tabla-de-sitios-principales"/>
+    <w:bookmarkEnd w:id="45"/>
+    <w:bookmarkStart w:id="46" w:name="tabla-de-sitios-principales"/>
     <w:p>
       <w:pPr>
         <w:pStyle w:val="Heading3"/>
@@ -2494,8 +2510,9 @@
       <w:tblPr>
         <w:tblStyle w:val="Table"/>
         <w:tblW w:type="pct" w:w="5000"/>
+        <w:tblLook w:firstRow="1" w:lastRow="0" w:firstColumn="0" w:lastColumn="0" w:noHBand="0" w:noVBand="0" w:val="0020"/>
+        <w:jc w:val="start"/>
         <w:tblLayout w:type="fixed"/>
-        <w:tblLook w:firstRow="1" w:lastRow="0" w:firstColumn="0" w:lastColumn="0" w:noHBand="0" w:noVBand="0" w:val="0020"/>
       </w:tblPr>
       <w:tblGrid>
         <w:gridCol w:w="1386"/>
@@ -2505,7 +2522,7 @@
       </w:tblGrid>
       <w:tr>
         <w:trPr>
-          <w:tblHeader w:val="on"/>
+          <w:tblHeader w:val="true"/>
         </w:trPr>
         <w:tc>
           <w:tcPr/>
@@ -2689,7 +2706,7 @@
               <w:jc w:val="left"/>
             </w:pPr>
             <w:r>
-              <w:t xml:space="preserve">Herramientas básicas</w:t>
+              <w:t xml:space="preserve">Herramientas basicas</w:t>
             </w:r>
           </w:p>
         </w:tc>
@@ -2739,7 +2756,7 @@
               <w:jc w:val="left"/>
             </w:pPr>
             <w:r>
-              <w:t xml:space="preserve">Herramientas básicas</w:t>
+              <w:t xml:space="preserve">Herramientas basicas</w:t>
             </w:r>
           </w:p>
         </w:tc>
@@ -2789,7 +2806,7 @@
               <w:jc w:val="left"/>
             </w:pPr>
             <w:r>
-              <w:t xml:space="preserve">Herramientas básicas</w:t>
+              <w:t xml:space="preserve">Herramientas basicas</w:t>
             </w:r>
           </w:p>
         </w:tc>
@@ -2814,9 +2831,9 @@
         </w:pict>
       </w:r>
     </w:p>
-    <w:bookmarkEnd w:id="35"/>
-    <w:bookmarkEnd w:id="36"/>
-    <w:bookmarkStart w:id="40" w:name="operación-y-mantenimiento"/>
+    <w:bookmarkEnd w:id="46"/>
+    <w:bookmarkEnd w:id="47"/>
+    <w:bookmarkStart w:id="51" w:name="operación-y-mantenimiento"/>
     <w:p>
       <w:pPr>
         <w:pStyle w:val="Heading2"/>
@@ -2825,7 +2842,7 @@
         <w:t xml:space="preserve">⚙️ OPERACIÓN Y MANTENIMIENTO</w:t>
       </w:r>
     </w:p>
-    <w:bookmarkStart w:id="37" w:name="operación-normal"/>
+    <w:bookmarkStart w:id="48" w:name="operación-normal"/>
     <w:p>
       <w:pPr>
         <w:pStyle w:val="Heading3"/>
@@ -2842,8 +2859,8 @@
         <w:t xml:space="preserve">El material rodante opera 24/7 transportando mercancías a lo largo del corredor, con monitoreo continuo de la disponibilidad y rendimiento de la flota.</w:t>
       </w:r>
     </w:p>
-    <w:bookmarkEnd w:id="37"/>
-    <w:bookmarkStart w:id="38" w:name="mantenimiento-preventivo"/>
+    <w:bookmarkEnd w:id="48"/>
+    <w:bookmarkStart w:id="49" w:name="mantenimiento-preventivo"/>
     <w:p>
       <w:pPr>
         <w:pStyle w:val="Heading3"/>
@@ -2854,16 +2871,16 @@
     </w:p>
     <w:p>
       <w:pPr>
-        <w:pStyle w:val="Compact"/>
         <w:numPr>
           <w:ilvl w:val="0"/>
           <w:numId w:val="1004"/>
         </w:numPr>
-      </w:pPr>
-      <w:r>
-        <w:rPr>
-          <w:b/>
-          <w:bCs/>
+        <w:pStyle w:val="Compact"/>
+      </w:pPr>
+      <w:r>
+        <w:rPr>
+          <w:bCs/>
+          <w:b/>
         </w:rPr>
         <w:t xml:space="preserve">Diario:</w:t>
       </w:r>
@@ -2876,16 +2893,16 @@
     </w:p>
     <w:p>
       <w:pPr>
-        <w:pStyle w:val="Compact"/>
         <w:numPr>
           <w:ilvl w:val="0"/>
           <w:numId w:val="1004"/>
         </w:numPr>
-      </w:pPr>
-      <w:r>
-        <w:rPr>
-          <w:b/>
-          <w:bCs/>
+        <w:pStyle w:val="Compact"/>
+      </w:pPr>
+      <w:r>
+        <w:rPr>
+          <w:bCs/>
+          <w:b/>
         </w:rPr>
         <w:t xml:space="preserve">Semanal:</w:t>
       </w:r>
@@ -2898,16 +2915,16 @@
     </w:p>
     <w:p>
       <w:pPr>
-        <w:pStyle w:val="Compact"/>
         <w:numPr>
           <w:ilvl w:val="0"/>
           <w:numId w:val="1004"/>
         </w:numPr>
-      </w:pPr>
-      <w:r>
-        <w:rPr>
-          <w:b/>
-          <w:bCs/>
+        <w:pStyle w:val="Compact"/>
+      </w:pPr>
+      <w:r>
+        <w:rPr>
+          <w:bCs/>
+          <w:b/>
         </w:rPr>
         <w:t xml:space="preserve">Mensual:</w:t>
       </w:r>
@@ -2920,16 +2937,16 @@
     </w:p>
     <w:p>
       <w:pPr>
-        <w:pStyle w:val="Compact"/>
         <w:numPr>
           <w:ilvl w:val="0"/>
           <w:numId w:val="1004"/>
         </w:numPr>
-      </w:pPr>
-      <w:r>
-        <w:rPr>
-          <w:b/>
-          <w:bCs/>
+        <w:pStyle w:val="Compact"/>
+      </w:pPr>
+      <w:r>
+        <w:rPr>
+          <w:bCs/>
+          <w:b/>
         </w:rPr>
         <w:t xml:space="preserve">Trimestral:</w:t>
       </w:r>
@@ -2940,8 +2957,8 @@
         <w:t xml:space="preserve">Mantenimiento mayor en talleres principales</w:t>
       </w:r>
     </w:p>
-    <w:bookmarkEnd w:id="38"/>
-    <w:bookmarkStart w:id="39" w:name="respuesta-a-fallas"/>
+    <w:bookmarkEnd w:id="49"/>
+    <w:bookmarkStart w:id="50" w:name="respuesta-a-fallas"/>
     <w:p>
       <w:pPr>
         <w:pStyle w:val="Heading3"/>
@@ -2952,16 +2969,16 @@
     </w:p>
     <w:p>
       <w:pPr>
-        <w:pStyle w:val="Compact"/>
         <w:numPr>
           <w:ilvl w:val="0"/>
           <w:numId w:val="1005"/>
         </w:numPr>
-      </w:pPr>
-      <w:r>
-        <w:rPr>
-          <w:b/>
-          <w:bCs/>
+        <w:pStyle w:val="Compact"/>
+      </w:pPr>
+      <w:r>
+        <w:rPr>
+          <w:bCs/>
+          <w:b/>
         </w:rPr>
         <w:t xml:space="preserve">Detección automática</w:t>
       </w:r>
@@ -2974,16 +2991,16 @@
     </w:p>
     <w:p>
       <w:pPr>
-        <w:pStyle w:val="Compact"/>
         <w:numPr>
           <w:ilvl w:val="0"/>
           <w:numId w:val="1005"/>
         </w:numPr>
-      </w:pPr>
-      <w:r>
-        <w:rPr>
-          <w:b/>
-          <w:bCs/>
+        <w:pStyle w:val="Compact"/>
+      </w:pPr>
+      <w:r>
+        <w:rPr>
+          <w:bCs/>
+          <w:b/>
         </w:rPr>
         <w:t xml:space="preserve">Notificación inmediata</w:t>
       </w:r>
@@ -2996,16 +3013,16 @@
     </w:p>
     <w:p>
       <w:pPr>
-        <w:pStyle w:val="Compact"/>
         <w:numPr>
           <w:ilvl w:val="0"/>
           <w:numId w:val="1005"/>
         </w:numPr>
-      </w:pPr>
-      <w:r>
-        <w:rPr>
-          <w:b/>
-          <w:bCs/>
+        <w:pStyle w:val="Compact"/>
+      </w:pPr>
+      <w:r>
+        <w:rPr>
+          <w:bCs/>
+          <w:b/>
         </w:rPr>
         <w:t xml:space="preserve">Reparación en línea</w:t>
       </w:r>
@@ -3018,16 +3035,16 @@
     </w:p>
     <w:p>
       <w:pPr>
-        <w:pStyle w:val="Compact"/>
         <w:numPr>
           <w:ilvl w:val="0"/>
           <w:numId w:val="1005"/>
         </w:numPr>
-      </w:pPr>
-      <w:r>
-        <w:rPr>
-          <w:b/>
-          <w:bCs/>
+        <w:pStyle w:val="Compact"/>
+      </w:pPr>
+      <w:r>
+        <w:rPr>
+          <w:bCs/>
+          <w:b/>
         </w:rPr>
         <w:t xml:space="preserve">Traslado a taller</w:t>
       </w:r>
@@ -3040,16 +3057,16 @@
     </w:p>
     <w:p>
       <w:pPr>
-        <w:pStyle w:val="Compact"/>
         <w:numPr>
           <w:ilvl w:val="0"/>
           <w:numId w:val="1005"/>
         </w:numPr>
-      </w:pPr>
-      <w:r>
-        <w:rPr>
-          <w:b/>
-          <w:bCs/>
+        <w:pStyle w:val="Compact"/>
+      </w:pPr>
+      <w:r>
+        <w:rPr>
+          <w:bCs/>
+          <w:b/>
         </w:rPr>
         <w:t xml:space="preserve">Verificación</w:t>
       </w:r>
@@ -3067,9 +3084,9 @@
         </w:pict>
       </w:r>
     </w:p>
-    <w:bookmarkEnd w:id="39"/>
-    <w:bookmarkEnd w:id="40"/>
-    <w:bookmarkStart w:id="43" w:name="interfaces-con-otros-sistemas"/>
+    <w:bookmarkEnd w:id="50"/>
+    <w:bookmarkEnd w:id="51"/>
+    <w:bookmarkStart w:id="54" w:name="interfaces-con-otros-sistemas"/>
     <w:p>
       <w:pPr>
         <w:pStyle w:val="Heading2"/>
@@ -3078,7 +3095,7 @@
         <w:t xml:space="preserve">🔗 INTERFACES CON OTROS SISTEMAS</w:t>
       </w:r>
     </w:p>
-    <w:bookmarkStart w:id="41" w:name="diagrama-de-interfaces"/>
+    <w:bookmarkStart w:id="52" w:name="diagrama-de-interfaces"/>
     <w:p>
       <w:pPr>
         <w:pStyle w:val="Heading3"/>
@@ -3095,7 +3112,7 @@
         <w:rPr>
           <w:rStyle w:val="VerbatimChar"/>
         </w:rPr>
-        <w:t xml:space="preserve">[Control y Señalización] ←→ [Material Rodante] ←→ [Telecomunicaciones]</w:t>
+        <w:t xml:space="preserve">[Control y Senalización] ←→ [Material Rodante] ←→ [Telecomunicaciones]</w:t>
       </w:r>
       <w:r>
         <w:br/>
@@ -3134,8 +3151,8 @@
         <w:t xml:space="preserve">[Monitoreo] ←→ [Material Rodante] ←→ [Sistemas Embarcados]</w:t>
       </w:r>
     </w:p>
-    <w:bookmarkEnd w:id="41"/>
-    <w:bookmarkStart w:id="42" w:name="tabla-de-interfaces-críticas"/>
+    <w:bookmarkEnd w:id="52"/>
+    <w:bookmarkStart w:id="53" w:name="tabla-de-interfaces-críticas"/>
     <w:p>
       <w:pPr>
         <w:pStyle w:val="Heading3"/>
@@ -3148,8 +3165,9 @@
       <w:tblPr>
         <w:tblStyle w:val="Table"/>
         <w:tblW w:type="pct" w:w="5000"/>
+        <w:tblLook w:firstRow="1" w:lastRow="0" w:firstColumn="0" w:lastColumn="0" w:noHBand="0" w:noVBand="0" w:val="0020"/>
+        <w:jc w:val="start"/>
         <w:tblLayout w:type="fixed"/>
-        <w:tblLook w:firstRow="1" w:lastRow="0" w:firstColumn="0" w:lastColumn="0" w:noHBand="0" w:noVBand="0" w:val="0020"/>
       </w:tblPr>
       <w:tblGrid>
         <w:gridCol w:w="1370"/>
@@ -3159,7 +3177,7 @@
       </w:tblGrid>
       <w:tr>
         <w:trPr>
-          <w:tblHeader w:val="on"/>
+          <w:tblHeader w:val="true"/>
         </w:trPr>
         <w:tc>
           <w:tcPr/>
@@ -3219,7 +3237,7 @@
               <w:jc w:val="left"/>
             </w:pPr>
             <w:r>
-              <w:t xml:space="preserve">Control y Señalización</w:t>
+              <w:t xml:space="preserve">Control y Senalización</w:t>
             </w:r>
           </w:p>
         </w:tc>
@@ -3281,7 +3299,7 @@
               <w:jc w:val="left"/>
             </w:pPr>
             <w:r>
-              <w:t xml:space="preserve">TETRA + RED TETRA (Misión Crítica) Embarcado</w:t>
+              <w:t xml:space="preserve">TETRA + Red Vital IP / TETRA Embarcado</w:t>
             </w:r>
           </w:p>
         </w:tc>
@@ -3418,9 +3436,9 @@
         </w:pict>
       </w:r>
     </w:p>
-    <w:bookmarkEnd w:id="42"/>
-    <w:bookmarkEnd w:id="43"/>
-    <w:bookmarkStart w:id="44" w:name="riesgos-y-mitigaciones"/>
+    <w:bookmarkEnd w:id="53"/>
+    <w:bookmarkEnd w:id="54"/>
+    <w:bookmarkStart w:id="55" w:name="riesgos-y-mitigaciones"/>
     <w:p>
       <w:pPr>
         <w:pStyle w:val="Heading2"/>
@@ -3433,8 +3451,9 @@
       <w:tblPr>
         <w:tblStyle w:val="Table"/>
         <w:tblW w:type="pct" w:w="5000"/>
+        <w:tblLook w:firstRow="1" w:lastRow="0" w:firstColumn="0" w:lastColumn="0" w:noHBand="0" w:noVBand="0" w:val="0020"/>
+        <w:jc w:val="start"/>
         <w:tblLayout w:type="fixed"/>
-        <w:tblLook w:firstRow="1" w:lastRow="0" w:firstColumn="0" w:lastColumn="0" w:noHBand="0" w:noVBand="0" w:val="0020"/>
       </w:tblPr>
       <w:tblGrid>
         <w:gridCol w:w="1218"/>
@@ -3445,7 +3464,7 @@
       </w:tblGrid>
       <w:tr>
         <w:trPr>
-          <w:tblHeader w:val="on"/>
+          <w:tblHeader w:val="true"/>
         </w:trPr>
         <w:tc>
           <w:tcPr/>
@@ -3764,8 +3783,8 @@
         </w:pict>
       </w:r>
     </w:p>
-    <w:bookmarkEnd w:id="44"/>
-    <w:bookmarkStart w:id="47" w:name="cumplimiento-contractual"/>
+    <w:bookmarkEnd w:id="55"/>
+    <w:bookmarkStart w:id="58" w:name="cumplimiento-contractual"/>
     <w:p>
       <w:pPr>
         <w:pStyle w:val="Heading2"/>
@@ -3774,7 +3793,7 @@
         <w:t xml:space="preserve">📋 CUMPLIMIENTO CONTRACTUAL</w:t>
       </w:r>
     </w:p>
-    <w:bookmarkStart w:id="45" w:name="obligaciones-clave-del-contrato"/>
+    <w:bookmarkStart w:id="56" w:name="obligaciones-clave-del-contrato"/>
     <w:p>
       <w:pPr>
         <w:pStyle w:val="Heading3"/>
@@ -3785,11 +3804,11 @@
     </w:p>
     <w:p>
       <w:pPr>
-        <w:pStyle w:val="Compact"/>
         <w:numPr>
           <w:ilvl w:val="0"/>
           <w:numId w:val="1006"/>
         </w:numPr>
+        <w:pStyle w:val="Compact"/>
       </w:pPr>
       <w:r>
         <w:t xml:space="preserve">✅</w:t>
@@ -3799,8 +3818,8 @@
       </w:r>
       <w:r>
         <w:rPr>
-          <w:b/>
-          <w:bCs/>
+          <w:bCs/>
+          <w:b/>
         </w:rPr>
         <w:t xml:space="preserve">AT1 - Material Rodante:</w:t>
       </w:r>
@@ -3813,11 +3832,11 @@
     </w:p>
     <w:p>
       <w:pPr>
-        <w:pStyle w:val="Compact"/>
         <w:numPr>
           <w:ilvl w:val="0"/>
           <w:numId w:val="1006"/>
         </w:numPr>
+        <w:pStyle w:val="Compact"/>
       </w:pPr>
       <w:r>
         <w:t xml:space="preserve">✅</w:t>
@@ -3827,8 +3846,8 @@
       </w:r>
       <w:r>
         <w:rPr>
-          <w:b/>
-          <w:bCs/>
+          <w:bCs/>
+          <w:b/>
         </w:rPr>
         <w:t xml:space="preserve">AT2 - Operación:</w:t>
       </w:r>
@@ -3841,11 +3860,11 @@
     </w:p>
     <w:p>
       <w:pPr>
-        <w:pStyle w:val="Compact"/>
         <w:numPr>
           <w:ilvl w:val="0"/>
           <w:numId w:val="1006"/>
         </w:numPr>
+        <w:pStyle w:val="Compact"/>
       </w:pPr>
       <w:r>
         <w:t xml:space="preserve">✅</w:t>
@@ -3855,8 +3874,8 @@
       </w:r>
       <w:r>
         <w:rPr>
-          <w:b/>
-          <w:bCs/>
+          <w:bCs/>
+          <w:b/>
         </w:rPr>
         <w:t xml:space="preserve">AT3 - Especificaciones:</w:t>
       </w:r>
@@ -3869,11 +3888,11 @@
     </w:p>
     <w:p>
       <w:pPr>
-        <w:pStyle w:val="Compact"/>
         <w:numPr>
           <w:ilvl w:val="0"/>
           <w:numId w:val="1006"/>
         </w:numPr>
+        <w:pStyle w:val="Compact"/>
       </w:pPr>
       <w:r>
         <w:t xml:space="preserve">✅</w:t>
@@ -3883,8 +3902,8 @@
       </w:r>
       <w:r>
         <w:rPr>
-          <w:b/>
-          <w:bCs/>
+          <w:bCs/>
+          <w:b/>
         </w:rPr>
         <w:t xml:space="preserve">AT4 - Indicadores:</w:t>
       </w:r>
@@ -3897,11 +3916,11 @@
     </w:p>
     <w:p>
       <w:pPr>
-        <w:pStyle w:val="Compact"/>
         <w:numPr>
           <w:ilvl w:val="0"/>
           <w:numId w:val="1006"/>
         </w:numPr>
+        <w:pStyle w:val="Compact"/>
       </w:pPr>
       <w:r>
         <w:t xml:space="preserve">⏳</w:t>
@@ -3911,8 +3930,8 @@
       </w:r>
       <w:r>
         <w:rPr>
-          <w:b/>
-          <w:bCs/>
+          <w:bCs/>
+          <w:b/>
         </w:rPr>
         <w:t xml:space="preserve">AT8 - Operaciones:</w:t>
       </w:r>
@@ -3925,11 +3944,11 @@
     </w:p>
     <w:p>
       <w:pPr>
-        <w:pStyle w:val="Compact"/>
         <w:numPr>
           <w:ilvl w:val="0"/>
           <w:numId w:val="1006"/>
         </w:numPr>
+        <w:pStyle w:val="Compact"/>
       </w:pPr>
       <w:r>
         <w:t xml:space="preserve">❌</w:t>
@@ -3939,8 +3958,8 @@
       </w:r>
       <w:r>
         <w:rPr>
-          <w:b/>
-          <w:bCs/>
+          <w:bCs/>
+          <w:b/>
         </w:rPr>
         <w:t xml:space="preserve">AT9 - Cronograma:</w:t>
       </w:r>
@@ -3951,8 +3970,8 @@
         <w:t xml:space="preserve">Plan de implementación por fases - Pendiente</w:t>
       </w:r>
     </w:p>
-    <w:bookmarkEnd w:id="45"/>
-    <w:bookmarkStart w:id="46" w:name="referencias-contractuales"/>
+    <w:bookmarkEnd w:id="56"/>
+    <w:bookmarkStart w:id="57" w:name="referencias-contractuales"/>
     <w:p>
       <w:pPr>
         <w:pStyle w:val="Heading3"/>
@@ -3963,16 +3982,16 @@
     </w:p>
     <w:p>
       <w:pPr>
-        <w:pStyle w:val="Compact"/>
         <w:numPr>
           <w:ilvl w:val="0"/>
           <w:numId w:val="1007"/>
         </w:numPr>
-      </w:pPr>
-      <w:r>
-        <w:rPr>
-          <w:b/>
-          <w:bCs/>
+        <w:pStyle w:val="Compact"/>
+      </w:pPr>
+      <w:r>
+        <w:rPr>
+          <w:bCs/>
+          <w:b/>
         </w:rPr>
         <w:t xml:space="preserve">Apéndice Técnico 1:</w:t>
       </w:r>
@@ -3985,16 +4004,16 @@
     </w:p>
     <w:p>
       <w:pPr>
-        <w:pStyle w:val="Compact"/>
         <w:numPr>
           <w:ilvl w:val="0"/>
           <w:numId w:val="1007"/>
         </w:numPr>
-      </w:pPr>
-      <w:r>
-        <w:rPr>
-          <w:b/>
-          <w:bCs/>
+        <w:pStyle w:val="Compact"/>
+      </w:pPr>
+      <w:r>
+        <w:rPr>
+          <w:bCs/>
+          <w:b/>
         </w:rPr>
         <w:t xml:space="preserve">Apéndice Técnico 2:</w:t>
       </w:r>
@@ -4007,16 +4026,16 @@
     </w:p>
     <w:p>
       <w:pPr>
-        <w:pStyle w:val="Compact"/>
         <w:numPr>
           <w:ilvl w:val="0"/>
           <w:numId w:val="1007"/>
         </w:numPr>
-      </w:pPr>
-      <w:r>
-        <w:rPr>
-          <w:b/>
-          <w:bCs/>
+        <w:pStyle w:val="Compact"/>
+      </w:pPr>
+      <w:r>
+        <w:rPr>
+          <w:bCs/>
+          <w:b/>
         </w:rPr>
         <w:t xml:space="preserve">Apéndice Técnico 3:</w:t>
       </w:r>
@@ -4029,16 +4048,16 @@
     </w:p>
     <w:p>
       <w:pPr>
-        <w:pStyle w:val="Compact"/>
         <w:numPr>
           <w:ilvl w:val="0"/>
           <w:numId w:val="1007"/>
         </w:numPr>
-      </w:pPr>
-      <w:r>
-        <w:rPr>
-          <w:b/>
-          <w:bCs/>
+        <w:pStyle w:val="Compact"/>
+      </w:pPr>
+      <w:r>
+        <w:rPr>
+          <w:bCs/>
+          <w:b/>
         </w:rPr>
         <w:t xml:space="preserve">Apéndice Técnico 4:</w:t>
       </w:r>
@@ -4046,7 +4065,7 @@
         <w:t xml:space="preserve"> </w:t>
       </w:r>
       <w:r>
-        <w:t xml:space="preserve">Indicadores de desempeño - Disponibilidad 99.95%</w:t>
+        <w:t xml:space="preserve">Indicadores de desempeno - Disponibilidad 99.95%</w:t>
       </w:r>
     </w:p>
     <w:p>
@@ -4056,9 +4075,9 @@
         </w:pict>
       </w:r>
     </w:p>
-    <w:bookmarkEnd w:id="46"/>
-    <w:bookmarkEnd w:id="47"/>
-    <w:bookmarkStart w:id="50" w:name="documentación-de-soporte"/>
+    <w:bookmarkEnd w:id="57"/>
+    <w:bookmarkEnd w:id="58"/>
+    <w:bookmarkStart w:id="61" w:name="documentación-de-soporte"/>
     <w:p>
       <w:pPr>
         <w:pStyle w:val="Heading2"/>
@@ -4067,7 +4086,7 @@
         <w:t xml:space="preserve">📚 DOCUMENTACIÓN DE SOPORTE</w:t>
       </w:r>
     </w:p>
-    <w:bookmarkStart w:id="48" w:name="documentos-técnicos-disponibles"/>
+    <w:bookmarkStart w:id="59" w:name="documentos-técnicos-disponibles"/>
     <w:p>
       <w:pPr>
         <w:pStyle w:val="Heading3"/>
@@ -4080,8 +4099,9 @@
       <w:tblPr>
         <w:tblStyle w:val="Table"/>
         <w:tblW w:type="pct" w:w="5000"/>
+        <w:tblLook w:firstRow="1" w:lastRow="0" w:firstColumn="0" w:lastColumn="0" w:noHBand="0" w:noVBand="0" w:val="0020"/>
+        <w:jc w:val="start"/>
         <w:tblLayout w:type="fixed"/>
-        <w:tblLook w:firstRow="1" w:lastRow="0" w:firstColumn="0" w:lastColumn="0" w:noHBand="0" w:noVBand="0" w:val="0020"/>
       </w:tblPr>
       <w:tblGrid>
         <w:gridCol w:w="2354"/>
@@ -4091,7 +4111,7 @@
       </w:tblGrid>
       <w:tr>
         <w:trPr>
-          <w:tblHeader w:val="on"/>
+          <w:tblHeader w:val="true"/>
         </w:trPr>
         <w:tc>
           <w:tcPr/>
@@ -4343,8 +4363,8 @@
         </w:tc>
       </w:tr>
     </w:tbl>
-    <w:bookmarkEnd w:id="48"/>
-    <w:bookmarkStart w:id="49" w:name="para-más-información-técnica"/>
+    <w:bookmarkEnd w:id="59"/>
+    <w:bookmarkStart w:id="60" w:name="para-más-información-técnica"/>
     <w:p>
       <w:pPr>
         <w:pStyle w:val="Heading3"/>
@@ -4368,9 +4388,9 @@
         </w:pict>
       </w:r>
     </w:p>
-    <w:bookmarkEnd w:id="49"/>
-    <w:bookmarkEnd w:id="50"/>
-    <w:bookmarkStart w:id="51" w:name="contactos-y-responsables"/>
+    <w:bookmarkEnd w:id="60"/>
+    <w:bookmarkEnd w:id="61"/>
+    <w:bookmarkStart w:id="62" w:name="contactos-y-responsables"/>
     <w:p>
       <w:pPr>
         <w:pStyle w:val="Heading2"/>
@@ -4384,6 +4404,7 @@
         <w:tblStyle w:val="Table"/>
         <w:tblW w:type="auto" w:w="0"/>
         <w:tblLook w:firstRow="1" w:lastRow="0" w:firstColumn="0" w:lastColumn="0" w:noHBand="0" w:noVBand="0" w:val="0020"/>
+        <w:jc w:val="start"/>
       </w:tblPr>
       <w:tblGrid>
         <w:gridCol w:w="2640"/>
@@ -4392,7 +4413,7 @@
       </w:tblGrid>
       <w:tr>
         <w:trPr>
-          <w:tblHeader w:val="on"/>
+          <w:tblHeader w:val="true"/>
         </w:trPr>
         <w:tc>
           <w:tcPr/>
@@ -4591,22 +4612,23 @@
         </w:pict>
       </w:r>
     </w:p>
-    <w:bookmarkEnd w:id="51"/>
-    <w:bookmarkStart w:id="52" w:name="indicadores-de-desempeño-kpis"/>
+    <w:bookmarkEnd w:id="62"/>
+    <w:bookmarkStart w:id="63" w:name="indicadores-de-desempeno-kpis"/>
     <w:p>
       <w:pPr>
         <w:pStyle w:val="Heading2"/>
       </w:pPr>
       <w:r>
-        <w:t xml:space="preserve">📊 INDICADORES DE DESEMPEÑO (KPIs)</w:t>
+        <w:t xml:space="preserve">📊 INDICADORES DE DESEMPENO (KPIs)</w:t>
       </w:r>
     </w:p>
     <w:tbl>
       <w:tblPr>
         <w:tblStyle w:val="Table"/>
         <w:tblW w:type="pct" w:w="5000"/>
+        <w:tblLook w:firstRow="1" w:lastRow="0" w:firstColumn="0" w:lastColumn="0" w:noHBand="0" w:noVBand="0" w:val="0020"/>
+        <w:jc w:val="start"/>
         <w:tblLayout w:type="fixed"/>
-        <w:tblLook w:firstRow="1" w:lastRow="0" w:firstColumn="0" w:lastColumn="0" w:noHBand="0" w:noVBand="0" w:val="0020"/>
       </w:tblPr>
       <w:tblGrid>
         <w:gridCol w:w="2640"/>
@@ -4616,7 +4638,7 @@
       </w:tblGrid>
       <w:tr>
         <w:trPr>
-          <w:tblHeader w:val="on"/>
+          <w:tblHeader w:val="true"/>
         </w:trPr>
         <w:tc>
           <w:tcPr/>
@@ -4925,8 +4947,8 @@
         </w:pict>
       </w:r>
     </w:p>
-    <w:bookmarkEnd w:id="52"/>
-    <w:bookmarkStart w:id="54" w:name="decisiones-tecnicas-aplicadas"/>
+    <w:bookmarkEnd w:id="63"/>
+    <w:bookmarkStart w:id="65" w:name="decisiones-tecnicas-aplicadas"/>
     <w:p>
       <w:pPr>
         <w:pStyle w:val="Heading2"/>
@@ -4935,7 +4957,7 @@
         <w:t xml:space="preserve">📋 DECISIONES TECNICAS APLICADAS</w:t>
       </w:r>
     </w:p>
-    <w:bookmarkStart w:id="53" w:name="dt-mr-dt-eot"/>
+    <w:bookmarkStart w:id="64" w:name="dt-mr-dt-eot"/>
     <w:p>
       <w:pPr>
         <w:pStyle w:val="Heading3"/>
@@ -4946,11 +4968,11 @@
     </w:p>
     <w:p>
       <w:pPr>
-        <w:pStyle w:val="Compact"/>
         <w:numPr>
           <w:ilvl w:val="0"/>
           <w:numId w:val="1008"/>
         </w:numPr>
+        <w:pStyle w:val="Compact"/>
       </w:pPr>
       <w:r>
         <w:t xml:space="preserve">Estado: ✅ Ver WBS actualizada Cap. 04</w:t>
@@ -4958,11 +4980,11 @@
     </w:p>
     <w:p>
       <w:pPr>
-        <w:pStyle w:val="Compact"/>
         <w:numPr>
           <w:ilvl w:val="0"/>
           <w:numId w:val="1008"/>
         </w:numPr>
+        <w:pStyle w:val="Compact"/>
       </w:pPr>
       <w:r>
         <w:t xml:space="preserve">Fuente: Cocina I-VI consolidada</w:t>
@@ -4975,9 +4997,9 @@
         </w:pict>
       </w:r>
     </w:p>
-    <w:bookmarkEnd w:id="53"/>
-    <w:bookmarkEnd w:id="54"/>
-    <w:bookmarkStart w:id="55" w:name="control-de-versiones"/>
+    <w:bookmarkEnd w:id="64"/>
+    <w:bookmarkEnd w:id="65"/>
+    <w:bookmarkStart w:id="66" w:name="control-de-versiones"/>
     <w:p>
       <w:pPr>
         <w:pStyle w:val="Heading2"/>
@@ -4990,8 +5012,9 @@
       <w:tblPr>
         <w:tblStyle w:val="Table"/>
         <w:tblW w:type="pct" w:w="5000"/>
+        <w:tblLook w:firstRow="1" w:lastRow="0" w:firstColumn="0" w:lastColumn="0" w:noHBand="0" w:noVBand="0" w:val="0020"/>
+        <w:jc w:val="start"/>
         <w:tblLayout w:type="fixed"/>
-        <w:tblLook w:firstRow="1" w:lastRow="0" w:firstColumn="0" w:lastColumn="0" w:noHBand="0" w:noVBand="0" w:val="0020"/>
       </w:tblPr>
       <w:tblGrid>
         <w:gridCol w:w="1425"/>
@@ -5001,7 +5024,7 @@
       </w:tblGrid>
       <w:tr>
         <w:trPr>
-          <w:tblHeader w:val="on"/>
+          <w:tblHeader w:val="true"/>
         </w:trPr>
         <w:tc>
           <w:tcPr/>
@@ -5116,8 +5139,8 @@
       </w:pPr>
       <w:r>
         <w:rPr>
-          <w:b/>
-          <w:bCs/>
+          <w:bCs/>
+          <w:b/>
         </w:rPr>
         <w:t xml:space="preserve">Documento preparado por:</w:t>
       </w:r>
@@ -5132,8 +5155,8 @@
       </w:r>
       <w:r>
         <w:rPr>
-          <w:b/>
-          <w:bCs/>
+          <w:bCs/>
+          <w:b/>
         </w:rPr>
         <w:t xml:space="preserve">Última actualización:</w:t>
       </w:r>
@@ -5148,8 +5171,8 @@
       </w:r>
       <w:r>
         <w:rPr>
-          <w:b/>
-          <w:bCs/>
+          <w:bCs/>
+          <w:b/>
         </w:rPr>
         <w:t xml:space="preserve">Próxima revisión:</w:t>
       </w:r>
@@ -5164,8 +5187,8 @@
       </w:r>
       <w:r>
         <w:rPr>
-          <w:b/>
-          <w:bCs/>
+          <w:bCs/>
+          <w:b/>
         </w:rPr>
         <w:t xml:space="preserve">Basado en:</w:t>
       </w:r>
@@ -5176,13 +5199,9 @@
         <w:t xml:space="preserve">SISTEMA_04_Material_Rodante_Master.md v1.0</w:t>
       </w:r>
     </w:p>
-    <w:bookmarkEnd w:id="55"/>
-    <w:bookmarkEnd w:id="56"/>
-    <w:sectPr>
-      <w:footnotePr>
-        <w:numRestart w:val="eachSect"/>
-      </w:footnotePr>
-    </w:sectPr>
+    <w:bookmarkEnd w:id="66"/>
+    <w:bookmarkEnd w:id="67"/>
+    <w:sectPr/>
   </w:body>
 </w:document>
 </file>
@@ -5213,14 +5232,14 @@
 <file path=word/numbering.xml><?xml version="1.0" encoding="utf-8"?>
 <w:numbering xmlns:w="http://schemas.openxmlformats.org/wordprocessingml/2006/main">
   <w:abstractNum w:abstractNumId="990">
-    <w:nsid w:val="0000A990"/>
+    <w:nsid w:val="A990"/>
     <w:multiLevelType w:val="multilevel"/>
     <w:lvl w:ilvl="0">
       <w:numFmt w:val="bullet"/>
       <w:lvlText w:val=" "/>
       <w:lvlJc w:val="left"/>
       <w:pPr>
-        <w:ind w:left="720" w:hanging="360"/>
+        <w:ind w:left="720" w:hanging="480"/>
       </w:pPr>
     </w:lvl>
     <w:lvl w:ilvl="1">
@@ -5228,7 +5247,7 @@
       <w:lvlText w:val=" "/>
       <w:lvlJc w:val="left"/>
       <w:pPr>
-        <w:ind w:left="1440" w:hanging="360"/>
+        <w:ind w:left="1440" w:hanging="480"/>
       </w:pPr>
     </w:lvl>
     <w:lvl w:ilvl="2">
@@ -5236,7 +5255,7 @@
       <w:lvlText w:val=" "/>
       <w:lvlJc w:val="left"/>
       <w:pPr>
-        <w:ind w:left="2160" w:hanging="360"/>
+        <w:ind w:left="2160" w:hanging="480"/>
       </w:pPr>
     </w:lvl>
     <w:lvl w:ilvl="3">
@@ -5244,7 +5263,7 @@
       <w:lvlText w:val=" "/>
       <w:lvlJc w:val="left"/>
       <w:pPr>
-        <w:ind w:left="2880" w:hanging="360"/>
+        <w:ind w:left="2880" w:hanging="480"/>
       </w:pPr>
     </w:lvl>
     <w:lvl w:ilvl="4">
@@ -5252,7 +5271,7 @@
       <w:lvlText w:val=" "/>
       <w:lvlJc w:val="left"/>
       <w:pPr>
-        <w:ind w:left="3600" w:hanging="360"/>
+        <w:ind w:left="3600" w:hanging="480"/>
       </w:pPr>
     </w:lvl>
     <w:lvl w:ilvl="5">
@@ -5260,7 +5279,7 @@
       <w:lvlText w:val=" "/>
       <w:lvlJc w:val="left"/>
       <w:pPr>
-        <w:ind w:left="4320" w:hanging="360"/>
+        <w:ind w:left="4320" w:hanging="480"/>
       </w:pPr>
     </w:lvl>
     <w:lvl w:ilvl="6">
@@ -5268,7 +5287,7 @@
       <w:lvlText w:val=" "/>
       <w:lvlJc w:val="left"/>
       <w:pPr>
-        <w:ind w:left="5040" w:hanging="360"/>
+        <w:ind w:left="5040" w:hanging="480"/>
       </w:pPr>
     </w:lvl>
     <w:lvl w:ilvl="7">
@@ -5276,7 +5295,7 @@
       <w:lvlText w:val=" "/>
       <w:lvlJc w:val="left"/>
       <w:pPr>
-        <w:ind w:left="5760" w:hanging="360"/>
+        <w:ind w:left="5760" w:hanging="480"/>
       </w:pPr>
     </w:lvl>
     <w:lvl w:ilvl="8">
@@ -5284,115 +5303,88 @@
       <w:lvlText w:val=" "/>
       <w:lvlJc w:val="left"/>
       <w:pPr>
-        <w:ind w:left="6480" w:hanging="360"/>
+        <w:ind w:left="6480" w:hanging="480"/>
       </w:pPr>
     </w:lvl>
   </w:abstractNum>
   <w:abstractNum w:abstractNumId="991">
-    <w:nsid w:val="0000A991"/>
+    <w:nsid w:val="A991"/>
     <w:multiLevelType w:val="multilevel"/>
     <w:lvl w:ilvl="0">
       <w:numFmt w:val="bullet"/>
-      <w:lvlText w:val=""/>
+      <w:lvlText w:val="•"/>
       <w:lvlJc w:val="left"/>
       <w:pPr>
-        <w:ind w:left="720" w:hanging="360"/>
-      </w:pPr>
-      <w:rPr>
-        <w:rFonts w:ascii="Symbol" w:hAnsi="Symbol" w:cs="Symbol" w:hint="default"/>
-      </w:rPr>
+        <w:ind w:left="720" w:hanging="480"/>
+      </w:pPr>
     </w:lvl>
     <w:lvl w:ilvl="1">
       <w:numFmt w:val="bullet"/>
-      <w:lvlText w:val="o"/>
+      <w:lvlText w:val="–"/>
       <w:lvlJc w:val="left"/>
       <w:pPr>
-        <w:ind w:left="1440" w:hanging="360"/>
-      </w:pPr>
-      <w:rPr>
-        <w:rFonts w:ascii="Courier New" w:hAnsi="Courier New" w:cs="Courier New" w:hint="default"/>
-      </w:rPr>
+        <w:ind w:left="1440" w:hanging="480"/>
+      </w:pPr>
     </w:lvl>
     <w:lvl w:ilvl="2">
       <w:numFmt w:val="bullet"/>
-      <w:lvlText w:val=""/>
+      <w:lvlText w:val="•"/>
       <w:lvlJc w:val="left"/>
       <w:pPr>
-        <w:ind w:left="2160" w:hanging="360"/>
-      </w:pPr>
-      <w:rPr>
-        <w:rFonts w:ascii="Wingdings" w:hAnsi="Wingdings" w:cs="Wingdings" w:hint="default"/>
-      </w:rPr>
+        <w:ind w:left="2160" w:hanging="480"/>
+      </w:pPr>
     </w:lvl>
     <w:lvl w:ilvl="3">
       <w:numFmt w:val="bullet"/>
-      <w:lvlText w:val=""/>
+      <w:lvlText w:val="–"/>
       <w:lvlJc w:val="left"/>
       <w:pPr>
-        <w:ind w:left="2880" w:hanging="360"/>
-      </w:pPr>
-      <w:rPr>
-        <w:rFonts w:ascii="Symbol" w:hAnsi="Symbol" w:cs="Symbol" w:hint="default"/>
-      </w:rPr>
+        <w:ind w:left="2880" w:hanging="480"/>
+      </w:pPr>
     </w:lvl>
     <w:lvl w:ilvl="4">
       <w:numFmt w:val="bullet"/>
-      <w:lvlText w:val="o"/>
+      <w:lvlText w:val="•"/>
       <w:lvlJc w:val="left"/>
       <w:pPr>
-        <w:ind w:left="3600" w:hanging="360"/>
-      </w:pPr>
-      <w:rPr>
-        <w:rFonts w:ascii="Courier New" w:hAnsi="Courier New" w:cs="Courier New" w:hint="default"/>
-      </w:rPr>
+        <w:ind w:left="3600" w:hanging="480"/>
+      </w:pPr>
     </w:lvl>
     <w:lvl w:ilvl="5">
       <w:numFmt w:val="bullet"/>
-      <w:lvlText w:val=""/>
+      <w:lvlText w:val="–"/>
       <w:lvlJc w:val="left"/>
       <w:pPr>
-        <w:ind w:left="4320" w:hanging="360"/>
-      </w:pPr>
-      <w:rPr>
-        <w:rFonts w:ascii="Wingdings" w:hAnsi="Wingdings" w:cs="Wingdings" w:hint="default"/>
-      </w:rPr>
+        <w:ind w:left="4320" w:hanging="480"/>
+      </w:pPr>
     </w:lvl>
     <w:lvl w:ilvl="6">
       <w:numFmt w:val="bullet"/>
-      <w:lvlText w:val=""/>
+      <w:lvlText w:val="•"/>
       <w:lvlJc w:val="left"/>
       <w:pPr>
-        <w:ind w:left="5040" w:hanging="360"/>
-      </w:pPr>
-      <w:rPr>
-        <w:rFonts w:ascii="Symbol" w:hAnsi="Symbol" w:cs="Symbol" w:hint="default"/>
-      </w:rPr>
+        <w:ind w:left="5040" w:hanging="480"/>
+      </w:pPr>
     </w:lvl>
     <w:lvl w:ilvl="7">
       <w:numFmt w:val="bullet"/>
-      <w:lvlText w:val="o"/>
+      <w:lvlText w:val="–"/>
       <w:lvlJc w:val="left"/>
       <w:pPr>
-        <w:ind w:left="5760" w:hanging="360"/>
-      </w:pPr>
-      <w:rPr>
-        <w:rFonts w:ascii="Courier New" w:hAnsi="Courier New" w:cs="Courier New" w:hint="default"/>
-      </w:rPr>
+        <w:ind w:left="5760" w:hanging="480"/>
+      </w:pPr>
     </w:lvl>
     <w:lvl w:ilvl="8">
       <w:numFmt w:val="bullet"/>
-      <w:lvlText w:val=""/>
+      <w:lvlText w:val="•"/>
       <w:lvlJc w:val="left"/>
       <w:pPr>
-        <w:ind w:left="6480" w:hanging="360"/>
-      </w:pPr>
-      <w:rPr>
-        <w:rFonts w:ascii="Wingdings" w:hAnsi="Wingdings" w:cs="Wingdings" w:hint="default"/>
-      </w:rPr>
+        <w:ind w:left="6480" w:hanging="480"/>
+      </w:pPr>
     </w:lvl>
   </w:abstractNum>
   <w:abstractNum w:abstractNumId="99411">
-    <w:nsid w:val="00A99411"/>
+    <w:nsid w:val="A99411"/>
     <w:multiLevelType w:val="multilevel"/>
     <w:lvl w:ilvl="0">
       <w:start w:val="1"/>
@@ -5400,7 +5392,7 @@
       <w:lvlText w:val="%1."/>
       <w:lvlJc w:val="left"/>
       <w:pPr>
-        <w:ind w:left="720" w:hanging="360"/>
+        <w:ind w:left="720" w:hanging="480"/>
       </w:pPr>
     </w:lvl>
     <w:lvl w:ilvl="1">
@@ -5409,7 +5401,7 @@
       <w:lvlText w:val="%2."/>
       <w:lvlJc w:val="left"/>
       <w:pPr>
-        <w:ind w:left="1440" w:hanging="360"/>
+        <w:ind w:left="1440" w:hanging="480"/>
       </w:pPr>
     </w:lvl>
     <w:lvl w:ilvl="2">
@@ -5418,7 +5410,7 @@
       <w:lvlText w:val="%3."/>
       <w:lvlJc w:val="left"/>
       <w:pPr>
-        <w:ind w:left="2160" w:hanging="360"/>
+        <w:ind w:left="2160" w:hanging="480"/>
       </w:pPr>
     </w:lvl>
     <w:lvl w:ilvl="3">
@@ -5427,7 +5419,7 @@
       <w:lvlText w:val="%4."/>
       <w:lvlJc w:val="left"/>
       <w:pPr>
-        <w:ind w:left="2880" w:hanging="360"/>
+        <w:ind w:left="2880" w:hanging="480"/>
       </w:pPr>
     </w:lvl>
     <w:lvl w:ilvl="4">
@@ -5436,7 +5428,7 @@
       <w:lvlText w:val="%5."/>
       <w:lvlJc w:val="left"/>
       <w:pPr>
-        <w:ind w:left="3600" w:hanging="360"/>
+        <w:ind w:left="3600" w:hanging="480"/>
       </w:pPr>
     </w:lvl>
     <w:lvl w:ilvl="5">
@@ -5445,7 +5437,7 @@
       <w:lvlText w:val="%6."/>
       <w:lvlJc w:val="left"/>
       <w:pPr>
-        <w:ind w:left="4320" w:hanging="360"/>
+        <w:ind w:left="4320" w:hanging="480"/>
       </w:pPr>
     </w:lvl>
     <w:lvl w:ilvl="6">
@@ -5454,7 +5446,7 @@
       <w:lvlText w:val="%7."/>
       <w:lvlJc w:val="left"/>
       <w:pPr>
-        <w:ind w:left="5040" w:hanging="360"/>
+        <w:ind w:left="5040" w:hanging="480"/>
       </w:pPr>
     </w:lvl>
     <w:lvl w:ilvl="7">
@@ -5463,7 +5455,7 @@
       <w:lvlText w:val="%8."/>
       <w:lvlJc w:val="left"/>
       <w:pPr>
-        <w:ind w:left="5760" w:hanging="360"/>
+        <w:ind w:left="5760" w:hanging="480"/>
       </w:pPr>
     </w:lvl>
     <w:lvl w:ilvl="8">
@@ -5472,7 +5464,7 @@
       <w:lvlText w:val="%9."/>
       <w:lvlJc w:val="left"/>
       <w:pPr>
-        <w:ind w:left="6480" w:hanging="360"/>
+        <w:ind w:left="6480" w:hanging="480"/>
       </w:pPr>
     </w:lvl>
   </w:abstractNum>
@@ -5538,10 +5530,10 @@
   <w:docDefaults>
     <w:rPrDefault>
       <w:rPr>
-        <w:rFonts w:asciiTheme="minorHAnsi" w:cstheme="minorBidi" w:eastAsiaTheme="minorEastAsia" w:hAnsiTheme="minorHAnsi"/>
+        <w:rFonts w:asciiTheme="minorHAnsi" w:cstheme="minorBidi" w:eastAsiaTheme="minorHAnsi" w:hAnsiTheme="minorHAnsi"/>
         <w:sz w:val="24"/>
         <w:szCs w:val="24"/>
-        <w:lang w:bidi="ar-SA" w:eastAsia="zh-CN" w:val="en-US"/>
+        <w:lang w:bidi="ar-SA" w:eastAsia="en-US" w:val="en-US"/>
       </w:rPr>
     </w:rPrDefault>
     <w:pPrDefault>
@@ -5559,10 +5551,10 @@
     <w:name w:val="Body Text"/>
     <w:basedOn w:val="Normal"/>
     <w:link w:val="BodyTextChar"/>
-    <w:qFormat/>
     <w:pPr>
       <w:spacing w:after="180" w:before="180"/>
     </w:pPr>
+    <w:qFormat/>
   </w:style>
   <w:style w:customStyle="1" w:styleId="FirstParagraph" w:type="paragraph">
     <w:name w:val="First Paragraph"/>
@@ -5582,94 +5574,57 @@
     <w:name w:val="Title"/>
     <w:basedOn w:val="Normal"/>
     <w:next w:val="BodyText"/>
-    <w:link w:val="TitleChar"/>
-    <w:uiPriority w:val="10"/>
     <w:qFormat/>
-    <w:rsid w:val="00A10FD9"/>
     <w:pPr>
-      <w:spacing w:after="80" w:line="240" w:lineRule="auto"/>
-      <w:contextualSpacing/>
+      <w:keepNext/>
+      <w:keepLines/>
+      <w:spacing w:after="240" w:before="480"/>
       <w:jc w:val="center"/>
     </w:pPr>
     <w:rPr>
       <w:rFonts w:asciiTheme="majorHAnsi" w:cstheme="majorBidi" w:eastAsiaTheme="majorEastAsia" w:hAnsiTheme="majorHAnsi"/>
-      <w:sz w:val="56"/>
-      <w:szCs w:val="56"/>
-    </w:rPr>
-  </w:style>
-  <w:style w:customStyle="1" w:styleId="TitleChar" w:type="character">
-    <w:name w:val="Title Char"/>
-    <w:basedOn w:val="DefaultParagraphFont"/>
-    <w:link w:val="Title"/>
-    <w:uiPriority w:val="10"/>
-    <w:rsid w:val="00A10FD9"/>
-    <w:rPr>
-      <w:rFonts w:asciiTheme="majorHAnsi" w:cstheme="majorBidi" w:eastAsiaTheme="majorEastAsia" w:hAnsiTheme="majorHAnsi"/>
-      <w:sz w:val="56"/>
-      <w:szCs w:val="56"/>
+      <w:b/>
+      <w:bCs/>
+      <w:color w:themeColor="accent1" w:themeShade="B5" w:val="345A8A"/>
+      <w:sz w:val="36"/>
+      <w:szCs w:val="36"/>
     </w:rPr>
   </w:style>
   <w:style w:styleId="Subtitle" w:type="paragraph">
     <w:name w:val="Subtitle"/>
-    <w:basedOn w:val="Title"/>
-    <w:next w:val="BodyText"/>
-    <w:link w:val="SubtitleChar"/>
-    <w:uiPriority w:val="11"/>
-    <w:qFormat/>
-    <w:rsid w:val="00A10FD9"/>
-    <w:pPr>
-      <w:numPr>
-        <w:ilvl w:val="1"/>
-      </w:numPr>
-    </w:pPr>
-    <w:rPr>
-      <w:rFonts w:cstheme="majorBidi" w:eastAsiaTheme="majorEastAsia"/>
-      <w:spacing w:val="15"/>
-      <w:sz w:val="28"/>
-      <w:szCs w:val="28"/>
-    </w:rPr>
-  </w:style>
-  <w:style w:customStyle="1" w:styleId="SubtitleChar" w:type="character">
-    <w:name w:val="Subtitle Char"/>
-    <w:basedOn w:val="DefaultParagraphFont"/>
-    <w:link w:val="Subtitle"/>
-    <w:uiPriority w:val="11"/>
-    <w:rsid w:val="00A10FD9"/>
-    <w:rPr>
-      <w:rFonts w:cstheme="majorBidi" w:eastAsiaTheme="majorEastAsia"/>
-      <w:color w:themeColor="text1" w:themeTint="A6" w:val="595959"/>
-      <w:spacing w:val="15"/>
-      <w:sz w:val="28"/>
-      <w:szCs w:val="28"/>
-    </w:rPr>
-  </w:style>
-  <w:style w:customStyle="1" w:styleId="Author" w:type="paragraph">
-    <w:name w:val="Author"/>
     <w:basedOn w:val="Title"/>
     <w:next w:val="BodyText"/>
     <w:qFormat/>
     <w:pPr>
       <w:keepNext/>
       <w:keepLines/>
+      <w:spacing w:after="240" w:before="240"/>
+      <w:jc w:val="center"/>
     </w:pPr>
     <w:rPr>
-      <w:sz w:val="24"/>
-      <w:szCs w:val="24"/>
+      <w:sz w:val="30"/>
+      <w:szCs w:val="30"/>
     </w:rPr>
   </w:style>
-  <w:style w:styleId="Date" w:type="paragraph">
-    <w:name w:val="Date"/>
-    <w:basedOn w:val="Title"/>
+  <w:style w:customStyle="1" w:styleId="Author" w:type="paragraph">
+    <w:name w:val="Author"/>
     <w:next w:val="BodyText"/>
     <w:qFormat/>
     <w:pPr>
       <w:keepNext/>
       <w:keepLines/>
+      <w:jc w:val="center"/>
     </w:pPr>
-    <w:rPr>
-      <w:sz w:val="24"/>
-      <w:szCs w:val="24"/>
-    </w:rPr>
+  </w:style>
+  <w:style w:styleId="Date" w:type="paragraph">
+    <w:name w:val="Date"/>
+    <w:next w:val="BodyText"/>
+    <w:qFormat/>
+    <w:pPr>
+      <w:keepNext/>
+      <w:keepLines/>
+      <w:jc w:val="center"/>
+    </w:pPr>
   </w:style>
   <w:style w:customStyle="1" w:styleId="AbstractTitle" w:type="paragraph">
     <w:name w:val="Abstract Title"/>
@@ -5679,13 +5634,15 @@
     <w:pPr>
       <w:keepNext/>
       <w:keepLines/>
+      <w:jc w:val="center"/>
       <w:spacing w:after="0" w:before="300"/>
-      <w:jc w:val="center"/>
     </w:pPr>
     <w:rPr>
-      <w:b/>
       <w:sz w:val="20"/>
       <w:szCs w:val="20"/>
+      <w:b/>
+      <w:color w:val="345A8A"/>
+      &gt;
     </w:rPr>
   </w:style>
   <w:style w:customStyle="1" w:styleId="Abstract" w:type="paragraph">
@@ -5712,321 +5669,191 @@
     <w:rPr/>
   </w:style>
   <w:style w:styleId="Heading1" w:type="paragraph">
-    <w:name w:val="heading 1"/>
+    <w:name w:val="Heading 1"/>
     <w:basedOn w:val="Normal"/>
     <w:next w:val="BodyText"/>
-    <w:link w:val="Heading1Char"/>
     <w:uiPriority w:val="9"/>
     <w:qFormat/>
-    <w:rsid w:val="00A10FD9"/>
     <w:pPr>
       <w:keepNext/>
       <w:keepLines/>
-      <w:spacing w:after="80" w:before="360"/>
+      <w:spacing w:after="0" w:before="480"/>
       <w:outlineLvl w:val="0"/>
     </w:pPr>
     <w:rPr>
       <w:rFonts w:asciiTheme="majorHAnsi" w:cstheme="majorBidi" w:eastAsiaTheme="majorEastAsia" w:hAnsiTheme="majorHAnsi"/>
-      <w:color w:themeColor="accent1" w:themeShade="BF" w:val="0F4761"/>
-      <w:sz w:val="40"/>
-      <w:szCs w:val="40"/>
+      <w:b/>
+      <w:bCs/>
+      <w:color w:themeColor="accent1" w:val="4F81BD"/>
+      <w:sz w:val="32"/>
+      <w:szCs w:val="32"/>
     </w:rPr>
   </w:style>
   <w:style w:styleId="Heading2" w:type="paragraph">
-    <w:name w:val="heading 2"/>
+    <w:name w:val="Heading 2"/>
     <w:basedOn w:val="Normal"/>
     <w:next w:val="BodyText"/>
-    <w:link w:val="Heading2Char"/>
     <w:uiPriority w:val="9"/>
-    <w:semiHidden/>
     <w:unhideWhenUsed/>
     <w:qFormat/>
-    <w:rsid w:val="00A10FD9"/>
     <w:pPr>
       <w:keepNext/>
       <w:keepLines/>
-      <w:spacing w:after="80" w:before="160"/>
+      <w:spacing w:after="0" w:before="200"/>
       <w:outlineLvl w:val="1"/>
     </w:pPr>
     <w:rPr>
       <w:rFonts w:asciiTheme="majorHAnsi" w:cstheme="majorBidi" w:eastAsiaTheme="majorEastAsia" w:hAnsiTheme="majorHAnsi"/>
-      <w:color w:themeColor="accent1" w:themeShade="BF" w:val="0F4761"/>
-      <w:sz w:val="32"/>
-      <w:szCs w:val="32"/>
+      <w:b/>
+      <w:bCs/>
+      <w:color w:themeColor="accent1" w:val="4F81BD"/>
+      <w:sz w:val="28"/>
+      <w:szCs w:val="28"/>
     </w:rPr>
   </w:style>
   <w:style w:styleId="Heading3" w:type="paragraph">
-    <w:name w:val="heading 3"/>
+    <w:name w:val="Heading 3"/>
     <w:basedOn w:val="Normal"/>
     <w:next w:val="BodyText"/>
-    <w:link w:val="Heading3Char"/>
     <w:uiPriority w:val="9"/>
-    <w:semiHidden/>
     <w:unhideWhenUsed/>
     <w:qFormat/>
-    <w:rsid w:val="00A10FD9"/>
     <w:pPr>
       <w:keepNext/>
       <w:keepLines/>
-      <w:spacing w:after="80" w:before="160"/>
+      <w:spacing w:after="0" w:before="200"/>
       <w:outlineLvl w:val="2"/>
     </w:pPr>
     <w:rPr>
-      <w:rFonts w:cstheme="majorBidi" w:eastAsiaTheme="majorEastAsia"/>
-      <w:color w:themeColor="accent1" w:themeShade="BF" w:val="0F4761"/>
-      <w:sz w:val="28"/>
-      <w:szCs w:val="28"/>
+      <w:rFonts w:asciiTheme="majorHAnsi" w:cstheme="majorBidi" w:eastAsiaTheme="majorEastAsia" w:hAnsiTheme="majorHAnsi"/>
+      <w:b/>
+      <w:bCs/>
+      <w:color w:themeColor="accent1" w:val="4F81BD"/>
+      <w:sz w:val="24"/>
+      <w:szCs w:val="24"/>
     </w:rPr>
   </w:style>
   <w:style w:styleId="Heading4" w:type="paragraph">
-    <w:name w:val="heading 4"/>
+    <w:name w:val="Heading 4"/>
     <w:basedOn w:val="Normal"/>
     <w:next w:val="BodyText"/>
-    <w:link w:val="Heading4Char"/>
     <w:uiPriority w:val="9"/>
-    <w:semiHidden/>
     <w:unhideWhenUsed/>
     <w:qFormat/>
-    <w:rsid w:val="00A10FD9"/>
     <w:pPr>
       <w:keepNext/>
       <w:keepLines/>
-      <w:spacing w:after="40" w:before="80"/>
+      <w:spacing w:after="0" w:before="200"/>
       <w:outlineLvl w:val="3"/>
     </w:pPr>
     <w:rPr>
-      <w:rFonts w:cstheme="majorBidi" w:eastAsiaTheme="majorEastAsia"/>
+      <w:rFonts w:asciiTheme="majorHAnsi" w:cstheme="majorBidi" w:eastAsiaTheme="majorEastAsia" w:hAnsiTheme="majorHAnsi"/>
       <w:i/>
-      <w:iCs/>
-      <w:color w:themeColor="accent1" w:themeShade="BF" w:val="0F4761"/>
+      <w:bCs/>
+      <w:color w:themeColor="accent1" w:val="4F81BD"/>
+      <w:sz w:val="24"/>
+      <w:szCs w:val="24"/>
     </w:rPr>
   </w:style>
   <w:style w:styleId="Heading5" w:type="paragraph">
-    <w:name w:val="heading 5"/>
+    <w:name w:val="Heading 5"/>
     <w:basedOn w:val="Normal"/>
     <w:next w:val="BodyText"/>
-    <w:link w:val="Heading5Char"/>
     <w:uiPriority w:val="9"/>
-    <w:semiHidden/>
     <w:unhideWhenUsed/>
     <w:qFormat/>
-    <w:rsid w:val="00A10FD9"/>
     <w:pPr>
       <w:keepNext/>
       <w:keepLines/>
-      <w:spacing w:after="40" w:before="80"/>
+      <w:spacing w:after="0" w:before="200"/>
       <w:outlineLvl w:val="4"/>
     </w:pPr>
     <w:rPr>
-      <w:rFonts w:cstheme="majorBidi" w:eastAsiaTheme="majorEastAsia"/>
-      <w:color w:themeColor="accent1" w:themeShade="BF" w:val="0F4761"/>
+      <w:rFonts w:asciiTheme="majorHAnsi" w:cstheme="majorBidi" w:eastAsiaTheme="majorEastAsia" w:hAnsiTheme="majorHAnsi"/>
+      <w:iCs/>
+      <w:color w:themeColor="accent1" w:val="4F81BD"/>
+      <w:sz w:val="24"/>
+      <w:szCs w:val="24"/>
     </w:rPr>
   </w:style>
   <w:style w:styleId="Heading6" w:type="paragraph">
-    <w:name w:val="heading 6"/>
+    <w:name w:val="Heading 6"/>
     <w:basedOn w:val="Normal"/>
     <w:next w:val="BodyText"/>
-    <w:link w:val="Heading6Char"/>
     <w:uiPriority w:val="9"/>
-    <w:semiHidden/>
     <w:unhideWhenUsed/>
     <w:qFormat/>
-    <w:rsid w:val="00A10FD9"/>
     <w:pPr>
       <w:keepNext/>
       <w:keepLines/>
-      <w:spacing w:after="0" w:before="40"/>
+      <w:spacing w:after="0" w:before="200"/>
       <w:outlineLvl w:val="5"/>
     </w:pPr>
     <w:rPr>
-      <w:rFonts w:cstheme="majorBidi" w:eastAsiaTheme="majorEastAsia"/>
-      <w:i/>
-      <w:iCs/>
-      <w:color w:themeColor="text1" w:themeTint="A6" w:val="595959"/>
+      <w:rFonts w:asciiTheme="majorHAnsi" w:cstheme="majorBidi" w:eastAsiaTheme="majorEastAsia" w:hAnsiTheme="majorHAnsi"/>
+      <w:color w:themeColor="accent1" w:val="4F81BD"/>
+      <w:sz w:val="24"/>
+      <w:szCs w:val="24"/>
     </w:rPr>
   </w:style>
   <w:style w:styleId="Heading7" w:type="paragraph">
-    <w:name w:val="heading 7"/>
+    <w:name w:val="Heading 7"/>
     <w:basedOn w:val="Normal"/>
     <w:next w:val="BodyText"/>
-    <w:link w:val="Heading7Char"/>
     <w:uiPriority w:val="9"/>
-    <w:semiHidden/>
     <w:unhideWhenUsed/>
     <w:qFormat/>
-    <w:rsid w:val="00A10FD9"/>
     <w:pPr>
       <w:keepNext/>
       <w:keepLines/>
-      <w:spacing w:after="0" w:before="40"/>
+      <w:spacing w:after="0" w:before="200"/>
       <w:outlineLvl w:val="6"/>
     </w:pPr>
     <w:rPr>
-      <w:rFonts w:cstheme="majorBidi" w:eastAsiaTheme="majorEastAsia"/>
-      <w:color w:themeColor="text1" w:themeTint="A6" w:val="595959"/>
+      <w:rFonts w:asciiTheme="majorHAnsi" w:cstheme="majorBidi" w:eastAsiaTheme="majorEastAsia" w:hAnsiTheme="majorHAnsi"/>
+      <w:color w:themeColor="accent1" w:val="4F81BD"/>
+      <w:sz w:val="24"/>
+      <w:szCs w:val="24"/>
     </w:rPr>
   </w:style>
   <w:style w:styleId="Heading8" w:type="paragraph">
-    <w:name w:val="heading 8"/>
+    <w:name w:val="Heading 8"/>
     <w:basedOn w:val="Normal"/>
     <w:next w:val="BodyText"/>
-    <w:link w:val="Heading8Char"/>
     <w:uiPriority w:val="9"/>
-    <w:semiHidden/>
     <w:unhideWhenUsed/>
     <w:qFormat/>
-    <w:rsid w:val="00A10FD9"/>
     <w:pPr>
       <w:keepNext/>
       <w:keepLines/>
-      <w:spacing w:after="0"/>
+      <w:spacing w:after="0" w:before="200"/>
       <w:outlineLvl w:val="7"/>
     </w:pPr>
     <w:rPr>
-      <w:rFonts w:cstheme="majorBidi" w:eastAsiaTheme="majorEastAsia"/>
-      <w:i/>
-      <w:iCs/>
-      <w:color w:themeColor="text1" w:themeTint="D8" w:val="272727"/>
+      <w:rFonts w:asciiTheme="majorHAnsi" w:cstheme="majorBidi" w:eastAsiaTheme="majorEastAsia" w:hAnsiTheme="majorHAnsi"/>
+      <w:color w:themeColor="accent1" w:val="4F81BD"/>
+      <w:sz w:val="24"/>
+      <w:szCs w:val="24"/>
     </w:rPr>
   </w:style>
   <w:style w:styleId="Heading9" w:type="paragraph">
-    <w:name w:val="heading 9"/>
+    <w:name w:val="Heading 9"/>
     <w:basedOn w:val="Normal"/>
     <w:next w:val="BodyText"/>
-    <w:link w:val="Heading9Char"/>
     <w:uiPriority w:val="9"/>
-    <w:semiHidden/>
     <w:unhideWhenUsed/>
     <w:qFormat/>
-    <w:rsid w:val="00A10FD9"/>
     <w:pPr>
       <w:keepNext/>
       <w:keepLines/>
-      <w:spacing w:after="0"/>
+      <w:spacing w:after="0" w:before="200"/>
       <w:outlineLvl w:val="8"/>
     </w:pPr>
     <w:rPr>
-      <w:rFonts w:cstheme="majorBidi" w:eastAsiaTheme="majorEastAsia"/>
-      <w:color w:themeColor="text1" w:themeTint="D8" w:val="272727"/>
-    </w:rPr>
-  </w:style>
-  <w:style w:customStyle="1" w:styleId="Heading1Char" w:type="character">
-    <w:name w:val="Heading 1 Char"/>
-    <w:basedOn w:val="DefaultParagraphFont"/>
-    <w:link w:val="Heading1"/>
-    <w:uiPriority w:val="9"/>
-    <w:rsid w:val="00A10FD9"/>
-    <w:rPr>
       <w:rFonts w:asciiTheme="majorHAnsi" w:cstheme="majorBidi" w:eastAsiaTheme="majorEastAsia" w:hAnsiTheme="majorHAnsi"/>
-      <w:color w:themeColor="accent1" w:themeShade="BF" w:val="0F4761"/>
-      <w:sz w:val="40"/>
-      <w:szCs w:val="40"/>
-    </w:rPr>
-  </w:style>
-  <w:style w:customStyle="1" w:styleId="Heading2Char" w:type="character">
-    <w:name w:val="Heading 2 Char"/>
-    <w:basedOn w:val="DefaultParagraphFont"/>
-    <w:link w:val="Heading2"/>
-    <w:uiPriority w:val="9"/>
-    <w:semiHidden/>
-    <w:rsid w:val="00A10FD9"/>
-    <w:rPr>
-      <w:rFonts w:asciiTheme="majorHAnsi" w:cstheme="majorBidi" w:eastAsiaTheme="majorEastAsia" w:hAnsiTheme="majorHAnsi"/>
-      <w:color w:themeColor="accent1" w:themeShade="BF" w:val="0F4761"/>
-      <w:sz w:val="32"/>
-      <w:szCs w:val="32"/>
-    </w:rPr>
-  </w:style>
-  <w:style w:customStyle="1" w:styleId="Heading3Char" w:type="character">
-    <w:name w:val="Heading 3 Char"/>
-    <w:basedOn w:val="DefaultParagraphFont"/>
-    <w:link w:val="Heading3"/>
-    <w:uiPriority w:val="9"/>
-    <w:semiHidden/>
-    <w:rsid w:val="00A10FD9"/>
-    <w:rPr>
-      <w:rFonts w:cstheme="majorBidi" w:eastAsiaTheme="majorEastAsia"/>
-      <w:color w:themeColor="accent1" w:themeShade="BF" w:val="0F4761"/>
-      <w:sz w:val="28"/>
-      <w:szCs w:val="28"/>
-    </w:rPr>
-  </w:style>
-  <w:style w:customStyle="1" w:styleId="Heading4Char" w:type="character">
-    <w:name w:val="Heading 4 Char"/>
-    <w:basedOn w:val="DefaultParagraphFont"/>
-    <w:link w:val="Heading4"/>
-    <w:uiPriority w:val="9"/>
-    <w:semiHidden/>
-    <w:rsid w:val="00A10FD9"/>
-    <w:rPr>
-      <w:rFonts w:cstheme="majorBidi" w:eastAsiaTheme="majorEastAsia"/>
-      <w:i/>
-      <w:iCs/>
-      <w:color w:themeColor="accent1" w:themeShade="BF" w:val="0F4761"/>
-    </w:rPr>
-  </w:style>
-  <w:style w:customStyle="1" w:styleId="Heading5Char" w:type="character">
-    <w:name w:val="Heading 5 Char"/>
-    <w:basedOn w:val="DefaultParagraphFont"/>
-    <w:link w:val="Heading5"/>
-    <w:uiPriority w:val="9"/>
-    <w:semiHidden/>
-    <w:rsid w:val="00A10FD9"/>
-    <w:rPr>
-      <w:rFonts w:cstheme="majorBidi" w:eastAsiaTheme="majorEastAsia"/>
-      <w:color w:themeColor="accent1" w:themeShade="BF" w:val="0F4761"/>
-    </w:rPr>
-  </w:style>
-  <w:style w:customStyle="1" w:styleId="Heading6Char" w:type="character">
-    <w:name w:val="Heading 6 Char"/>
-    <w:basedOn w:val="DefaultParagraphFont"/>
-    <w:link w:val="Heading6"/>
-    <w:uiPriority w:val="9"/>
-    <w:semiHidden/>
-    <w:rsid w:val="00A10FD9"/>
-    <w:rPr>
-      <w:rFonts w:cstheme="majorBidi" w:eastAsiaTheme="majorEastAsia"/>
-      <w:i/>
-      <w:iCs/>
-      <w:color w:themeColor="text1" w:themeTint="A6" w:val="595959"/>
-    </w:rPr>
-  </w:style>
-  <w:style w:customStyle="1" w:styleId="Heading7Char" w:type="character">
-    <w:name w:val="Heading 7 Char"/>
-    <w:basedOn w:val="DefaultParagraphFont"/>
-    <w:link w:val="Heading7"/>
-    <w:uiPriority w:val="9"/>
-    <w:semiHidden/>
-    <w:rsid w:val="00A10FD9"/>
-    <w:rPr>
-      <w:rFonts w:cstheme="majorBidi" w:eastAsiaTheme="majorEastAsia"/>
-      <w:color w:themeColor="text1" w:themeTint="A6" w:val="595959"/>
-    </w:rPr>
-  </w:style>
-  <w:style w:customStyle="1" w:styleId="Heading8Char" w:type="character">
-    <w:name w:val="Heading 8 Char"/>
-    <w:basedOn w:val="DefaultParagraphFont"/>
-    <w:link w:val="Heading8"/>
-    <w:uiPriority w:val="9"/>
-    <w:semiHidden/>
-    <w:rsid w:val="00A10FD9"/>
-    <w:rPr>
-      <w:rFonts w:cstheme="majorBidi" w:eastAsiaTheme="majorEastAsia"/>
-      <w:i/>
-      <w:iCs/>
-      <w:color w:themeColor="text1" w:themeTint="D8" w:val="272727"/>
-    </w:rPr>
-  </w:style>
-  <w:style w:customStyle="1" w:styleId="Heading9Char" w:type="character">
-    <w:name w:val="Heading 9 Char"/>
-    <w:basedOn w:val="DefaultParagraphFont"/>
-    <w:link w:val="Heading9"/>
-    <w:uiPriority w:val="9"/>
-    <w:semiHidden/>
-    <w:rsid w:val="00A10FD9"/>
-    <w:rPr>
-      <w:rFonts w:cstheme="majorBidi" w:eastAsiaTheme="majorEastAsia"/>
-      <w:color w:themeColor="text1" w:themeTint="D8" w:val="272727"/>
+      <w:color w:themeColor="accent1" w:val="4F81BD"/>
+      <w:sz w:val="24"/>
+      <w:szCs w:val="24"/>
     </w:rPr>
   </w:style>
   <w:style w:styleId="BlockText" w:type="paragraph">
@@ -6051,8 +5878,8 @@
   </w:style>
   <w:style w:styleId="FootnoteBlockText" w:type="paragraph">
     <w:name w:val="Footnote Block Text"/>
-    <w:basedOn w:val="FootnoteText"/>
-    <w:next w:val="FootnoteText"/>
+    <w:basedOn w:val="Footnote Text"/>
+    <w:next w:val="Footnote Text"/>
     <w:uiPriority w:val="9"/>
     <w:unhideWhenUsed/>
     <w:qFormat/>
@@ -6082,11 +5909,18 @@
       </w:tblCellMar>
     </w:tblPr>
     <w:tblStylePr w:type="firstRow">
+      <w:tblPr>
+        <w:jc w:val="left"/>
+        <w:tblInd w:type="dxa" w:w="0"/>
+      </w:tblPr>
+      <w:trPr>
+        <w:jc w:val="left"/>
+      </w:trPr>
       <w:tcPr>
+        <w:vAlign w:val="bottom"/>
         <w:tcBorders>
           <w:bottom w:val="single"/>
         </w:tcBorders>
-        <w:vAlign w:val="bottom"/>
       </w:tcPr>
     </w:tblStylePr>
   </w:style>
@@ -6201,8 +6035,8 @@
     <w:name w:val="KeywordTok"/>
     <w:basedOn w:val="VerbatimChar"/>
     <w:rPr>
+      <w:color w:val="007020"/>
       <w:b/>
-      <w:color w:val="007020"/>
     </w:rPr>
   </w:style>
   <w:style w:type="character" w:customStyle="1" w:styleId="DataTypeTok">
@@ -6279,42 +6113,42 @@
     <w:name w:val="ImportTok"/>
     <w:basedOn w:val="VerbatimChar"/>
     <w:rPr>
+      <w:color w:val="008000"/>
       <w:b/>
-      <w:color w:val="008000"/>
     </w:rPr>
   </w:style>
   <w:style w:type="character" w:customStyle="1" w:styleId="CommentTok">
     <w:name w:val="CommentTok"/>
     <w:basedOn w:val="VerbatimChar"/>
     <w:rPr>
+      <w:color w:val="60a0b0"/>
       <w:i/>
-      <w:color w:val="60a0b0"/>
     </w:rPr>
   </w:style>
   <w:style w:type="character" w:customStyle="1" w:styleId="DocumentationTok">
     <w:name w:val="DocumentationTok"/>
     <w:basedOn w:val="VerbatimChar"/>
     <w:rPr>
+      <w:color w:val="ba2121"/>
       <w:i/>
-      <w:color w:val="ba2121"/>
     </w:rPr>
   </w:style>
   <w:style w:type="character" w:customStyle="1" w:styleId="AnnotationTok">
     <w:name w:val="AnnotationTok"/>
     <w:basedOn w:val="VerbatimChar"/>
     <w:rPr>
+      <w:color w:val="60a0b0"/>
       <w:b/>
       <w:i/>
-      <w:color w:val="60a0b0"/>
     </w:rPr>
   </w:style>
   <w:style w:type="character" w:customStyle="1" w:styleId="CommentVarTok">
     <w:name w:val="CommentVarTok"/>
     <w:basedOn w:val="VerbatimChar"/>
     <w:rPr>
+      <w:color w:val="60a0b0"/>
       <w:b/>
       <w:i/>
-      <w:color w:val="60a0b0"/>
     </w:rPr>
   </w:style>
   <w:style w:type="character" w:customStyle="1" w:styleId="OtherTok">
@@ -6342,8 +6176,8 @@
     <w:name w:val="ControlFlowTok"/>
     <w:basedOn w:val="VerbatimChar"/>
     <w:rPr>
+      <w:color w:val="007020"/>
       <w:b/>
-      <w:color w:val="007020"/>
     </w:rPr>
   </w:style>
   <w:style w:type="character" w:customStyle="1" w:styleId="OperatorTok">
@@ -6388,34 +6222,34 @@
     <w:name w:val="InformationTok"/>
     <w:basedOn w:val="VerbatimChar"/>
     <w:rPr>
+      <w:color w:val="60a0b0"/>
       <w:b/>
       <w:i/>
-      <w:color w:val="60a0b0"/>
     </w:rPr>
   </w:style>
   <w:style w:type="character" w:customStyle="1" w:styleId="WarningTok">
     <w:name w:val="WarningTok"/>
     <w:basedOn w:val="VerbatimChar"/>
     <w:rPr>
+      <w:color w:val="60a0b0"/>
       <w:b/>
       <w:i/>
-      <w:color w:val="60a0b0"/>
     </w:rPr>
   </w:style>
   <w:style w:type="character" w:customStyle="1" w:styleId="AlertTok">
     <w:name w:val="AlertTok"/>
     <w:basedOn w:val="VerbatimChar"/>
     <w:rPr>
+      <w:color w:val="ff0000"/>
       <w:b/>
-      <w:color w:val="ff0000"/>
     </w:rPr>
   </w:style>
   <w:style w:type="character" w:customStyle="1" w:styleId="ErrorTok">
     <w:name w:val="ErrorTok"/>
     <w:basedOn w:val="VerbatimChar"/>
     <w:rPr>
+      <w:color w:val="ff0000"/>
       <w:b/>
-      <w:color w:val="ff0000"/>
     </w:rPr>
   </w:style>
   <w:style w:type="character" w:customStyle="1" w:styleId="NormalTok">
@@ -6437,44 +6271,44 @@
         <a:sysClr val="window" lastClr="FFFFFF"/>
       </a:lt1>
       <a:dk2>
-        <a:srgbClr val="0E2841"/>
+        <a:srgbClr val="1F497D"/>
       </a:dk2>
       <a:lt2>
-        <a:srgbClr val="E8E8E8"/>
+        <a:srgbClr val="EEECE1"/>
       </a:lt2>
       <a:accent1>
-        <a:srgbClr val="156082"/>
+        <a:srgbClr val="4F81BD"/>
       </a:accent1>
       <a:accent2>
-        <a:srgbClr val="E97132"/>
+        <a:srgbClr val="C0504D"/>
       </a:accent2>
       <a:accent3>
-        <a:srgbClr val="196B24"/>
+        <a:srgbClr val="9BBB59"/>
       </a:accent3>
       <a:accent4>
-        <a:srgbClr val="0F9ED5"/>
+        <a:srgbClr val="8064A2"/>
       </a:accent4>
       <a:accent5>
-        <a:srgbClr val="A02B93"/>
+        <a:srgbClr val="4BACC6"/>
       </a:accent5>
       <a:accent6>
-        <a:srgbClr val="4EA72E"/>
+        <a:srgbClr val="F79646"/>
       </a:accent6>
       <a:hlink>
-        <a:srgbClr val="467886"/>
+        <a:srgbClr val="0000FF"/>
       </a:hlink>
       <a:folHlink>
-        <a:srgbClr val="96607D"/>
+        <a:srgbClr val="800080"/>
       </a:folHlink>
     </a:clrScheme>
     <a:fontScheme name="Office">
       <a:majorFont>
-        <a:latin typeface="Aptos Display" panose="02110004020202020204"/>
+        <a:latin typeface="Calibri"/>
         <a:ea typeface=""/>
         <a:cs typeface=""/>
-        <a:font script="Jpan" typeface="游ゴシック Light"/>
+        <a:font script="Jpan" typeface="ＭＳ ゴシック"/>
         <a:font script="Hang" typeface="맑은 고딕"/>
-        <a:font script="Hans" typeface="等线 Light"/>
+        <a:font script="Hans" typeface="宋体"/>
         <a:font script="Hant" typeface="新細明體"/>
         <a:font script="Arab" typeface="Times New Roman"/>
         <a:font script="Hebr" typeface="Times New Roman"/>
@@ -6501,32 +6335,14 @@
         <a:font script="Mong" typeface="Mongolian Baiti"/>
         <a:font script="Viet" typeface="Times New Roman"/>
         <a:font script="Uigh" typeface="Microsoft Uighur"/>
-        <a:font script="Geor" typeface="Sylfaen"/>
-        <a:font script="Armn" typeface="Arial"/>
-        <a:font script="Bugi" typeface="Leelawadee UI"/>
-        <a:font script="Bopo" typeface="Microsoft JhengHei"/>
-        <a:font script="Java" typeface="Javanese Text"/>
-        <a:font script="Lisu" typeface="Segoe UI"/>
-        <a:font script="Mymr" typeface="Myanmar Text"/>
-        <a:font script="Nkoo" typeface="Ebrima"/>
-        <a:font script="Olck" typeface="Nirmala UI"/>
-        <a:font script="Osma" typeface="Ebrima"/>
-        <a:font script="Phag" typeface="Phagspa"/>
-        <a:font script="Syrn" typeface="Estrangelo Edessa"/>
-        <a:font script="Syrj" typeface="Estrangelo Edessa"/>
-        <a:font script="Syre" typeface="Estrangelo Edessa"/>
-        <a:font script="Sora" typeface="Nirmala UI"/>
-        <a:font script="Tale" typeface="Microsoft Tai Le"/>
-        <a:font script="Talu" typeface="Microsoft New Tai Lue"/>
-        <a:font script="Tfng" typeface="Ebrima"/>
       </a:majorFont>
       <a:minorFont>
-        <a:latin typeface="Aptos" panose="02110004020202020204"/>
+        <a:latin typeface="Cambria"/>
         <a:ea typeface=""/>
         <a:cs typeface=""/>
-        <a:font script="Jpan" typeface="游明朝"/>
+        <a:font script="Jpan" typeface="ＭＳ 明朝"/>
         <a:font script="Hang" typeface="맑은 고딕"/>
-        <a:font script="Hans" typeface="等线"/>
+        <a:font script="Hans" typeface="宋体"/>
         <a:font script="Hant" typeface="新細明體"/>
         <a:font script="Arab" typeface="Arial"/>
         <a:font script="Hebr" typeface="Arial"/>
@@ -6553,24 +6369,6 @@
         <a:font script="Mong" typeface="Mongolian Baiti"/>
         <a:font script="Viet" typeface="Arial"/>
         <a:font script="Uigh" typeface="Microsoft Uighur"/>
-        <a:font script="Geor" typeface="Sylfaen"/>
-        <a:font script="Armn" typeface="Arial"/>
-        <a:font script="Bugi" typeface="Leelawadee UI"/>
-        <a:font script="Bopo" typeface="Microsoft JhengHei"/>
-        <a:font script="Java" typeface="Javanese Text"/>
-        <a:font script="Lisu" typeface="Segoe UI"/>
-        <a:font script="Mymr" typeface="Myanmar Text"/>
-        <a:font script="Nkoo" typeface="Ebrima"/>
-        <a:font script="Olck" typeface="Nirmala UI"/>
-        <a:font script="Osma" typeface="Ebrima"/>
-        <a:font script="Phag" typeface="Phagspa"/>
-        <a:font script="Syrn" typeface="Estrangelo Edessa"/>
-        <a:font script="Syrj" typeface="Estrangelo Edessa"/>
-        <a:font script="Syre" typeface="Estrangelo Edessa"/>
-        <a:font script="Sora" typeface="Nirmala UI"/>
-        <a:font script="Tale" typeface="Microsoft Tai Le"/>
-        <a:font script="Talu" typeface="Microsoft New Tai Lue"/>
-        <a:font script="Tfng" typeface="Ebrima"/>
       </a:minorFont>
     </a:fontScheme>
     <a:fmtScheme name="Office">
@@ -6582,141 +6380,200 @@
           <a:gsLst>
             <a:gs pos="0">
               <a:schemeClr val="phClr">
-                <a:lumMod val="110000"/>
-                <a:satMod val="105000"/>
-                <a:tint val="67000"/>
+                <a:tint val="50000"/>
+                <a:satMod val="300000"/>
               </a:schemeClr>
             </a:gs>
-            <a:gs pos="50000">
+            <a:gs pos="35000">
               <a:schemeClr val="phClr">
-                <a:lumMod val="105000"/>
-                <a:satMod val="103000"/>
-                <a:tint val="73000"/>
+                <a:tint val="37000"/>
+                <a:satMod val="300000"/>
               </a:schemeClr>
             </a:gs>
             <a:gs pos="100000">
               <a:schemeClr val="phClr">
-                <a:lumMod val="105000"/>
-                <a:satMod val="109000"/>
-                <a:tint val="81000"/>
+                <a:tint val="15000"/>
+                <a:satMod val="350000"/>
               </a:schemeClr>
             </a:gs>
           </a:gsLst>
-          <a:lin ang="5400000" scaled="0"/>
+          <a:lin ang="16200000" scaled="1"/>
         </a:gradFill>
         <a:gradFill rotWithShape="1">
           <a:gsLst>
             <a:gs pos="0">
               <a:schemeClr val="phClr">
-                <a:satMod val="103000"/>
-                <a:lumMod val="102000"/>
-                <a:tint val="94000"/>
-              </a:schemeClr>
-            </a:gs>
-            <a:gs pos="50000">
-              <a:schemeClr val="phClr">
-                <a:satMod val="110000"/>
-                <a:lumMod val="100000"/>
+                <a:tint val="100000"/>
                 <a:shade val="100000"/>
+                <a:satMod val="130000"/>
               </a:schemeClr>
             </a:gs>
             <a:gs pos="100000">
               <a:schemeClr val="phClr">
-                <a:lumMod val="99000"/>
-                <a:satMod val="120000"/>
-                <a:shade val="78000"/>
+                <a:tint val="50000"/>
+                <a:shade val="100000"/>
+                <a:satMod val="350000"/>
               </a:schemeClr>
             </a:gs>
           </a:gsLst>
-          <a:lin ang="5400000" scaled="0"/>
+          <a:lin ang="16200000" scaled="0"/>
         </a:gradFill>
       </a:fillStyleLst>
       <a:lnStyleLst>
-        <a:ln w="6350" cap="flat" cmpd="sng" algn="ctr">
+        <a:ln w="9525" cap="flat" cmpd="sng" algn="ctr">
+          <a:solidFill>
+            <a:schemeClr val="phClr">
+              <a:shade val="95000"/>
+              <a:satMod val="105000"/>
+            </a:schemeClr>
+          </a:solidFill>
+          <a:prstDash val="solid"/>
+        </a:ln>
+        <a:ln w="25400" cap="flat" cmpd="sng" algn="ctr">
           <a:solidFill>
             <a:schemeClr val="phClr"/>
           </a:solidFill>
           <a:prstDash val="solid"/>
-          <a:miter lim="800000"/>
         </a:ln>
-        <a:ln w="12700" cap="flat" cmpd="sng" algn="ctr">
+        <a:ln w="38100" cap="flat" cmpd="sng" algn="ctr">
           <a:solidFill>
             <a:schemeClr val="phClr"/>
           </a:solidFill>
           <a:prstDash val="solid"/>
-          <a:miter lim="800000"/>
-        </a:ln>
-        <a:ln w="19050" cap="flat" cmpd="sng" algn="ctr">
-          <a:solidFill>
-            <a:schemeClr val="phClr"/>
-          </a:solidFill>
-          <a:prstDash val="solid"/>
-          <a:miter lim="800000"/>
         </a:ln>
       </a:lnStyleLst>
       <a:effectStyleLst>
         <a:effectStyle>
-          <a:effectLst/>
-        </a:effectStyle>
-        <a:effectStyle>
-          <a:effectLst/>
+          <a:effectLst>
+            <a:outerShdw blurRad="40000" dist="20000" dir="5400000" rotWithShape="0">
+              <a:srgbClr val="000000">
+                <a:alpha val="38000"/>
+              </a:srgbClr>
+            </a:outerShdw>
+          </a:effectLst>
         </a:effectStyle>
         <a:effectStyle>
           <a:effectLst>
-            <a:outerShdw blurRad="57150" dist="19050" dir="5400000" algn="ctr" rotWithShape="0">
+            <a:outerShdw blurRad="40000" dist="23000" dir="5400000" rotWithShape="0">
               <a:srgbClr val="000000">
-                <a:alpha val="63000"/>
+                <a:alpha val="35000"/>
               </a:srgbClr>
             </a:outerShdw>
           </a:effectLst>
+        </a:effectStyle>
+        <a:effectStyle>
+          <a:effectLst>
+            <a:outerShdw blurRad="40000" dist="23000" dir="5400000" rotWithShape="0">
+              <a:srgbClr val="000000">
+                <a:alpha val="35000"/>
+              </a:srgbClr>
+            </a:outerShdw>
+          </a:effectLst>
+          <a:scene3d>
+            <a:camera prst="orthographicFront">
+              <a:rot lat="0" lon="0" rev="0"/>
+            </a:camera>
+            <a:lightRig rig="threePt" dir="t">
+              <a:rot lat="0" lon="0" rev="1200000"/>
+            </a:lightRig>
+          </a:scene3d>
+          <a:sp3d>
+            <a:bevelT w="63500" h="25400"/>
+          </a:sp3d>
         </a:effectStyle>
       </a:effectStyleLst>
       <a:bgFillStyleLst>
         <a:solidFill>
           <a:schemeClr val="phClr"/>
         </a:solidFill>
-        <a:solidFill>
-          <a:schemeClr val="phClr">
-            <a:tint val="95000"/>
-            <a:satMod val="170000"/>
-          </a:schemeClr>
-        </a:solidFill>
         <a:gradFill rotWithShape="1">
           <a:gsLst>
             <a:gs pos="0">
               <a:schemeClr val="phClr">
-                <a:tint val="93000"/>
-                <a:satMod val="150000"/>
-                <a:shade val="98000"/>
-                <a:lumMod val="102000"/>
+                <a:tint val="40000"/>
+                <a:satMod val="350000"/>
               </a:schemeClr>
             </a:gs>
-            <a:gs pos="50000">
+            <a:gs pos="40000">
               <a:schemeClr val="phClr">
-                <a:tint val="98000"/>
-                <a:satMod val="130000"/>
-                <a:shade val="90000"/>
-                <a:lumMod val="103000"/>
+                <a:tint val="45000"/>
+                <a:shade val="99000"/>
+                <a:satMod val="350000"/>
               </a:schemeClr>
             </a:gs>
             <a:gs pos="100000">
               <a:schemeClr val="phClr">
-                <a:shade val="63000"/>
-                <a:satMod val="120000"/>
+                <a:shade val="20000"/>
+                <a:satMod val="255000"/>
               </a:schemeClr>
             </a:gs>
           </a:gsLst>
-          <a:lin ang="5400000" scaled="0"/>
+          <a:path path="circle">
+            <a:fillToRect l="50000" t="-80000" r="50000" b="180000"/>
+          </a:path>
+        </a:gradFill>
+        <a:gradFill rotWithShape="1">
+          <a:gsLst>
+            <a:gs pos="0">
+              <a:schemeClr val="phClr">
+                <a:tint val="80000"/>
+                <a:satMod val="300000"/>
+              </a:schemeClr>
+            </a:gs>
+            <a:gs pos="100000">
+              <a:schemeClr val="phClr">
+                <a:shade val="30000"/>
+                <a:satMod val="200000"/>
+              </a:schemeClr>
+            </a:gs>
+          </a:gsLst>
+          <a:path path="circle">
+            <a:fillToRect l="50000" t="50000" r="50000" b="50000"/>
+          </a:path>
         </a:gradFill>
       </a:bgFillStyleLst>
     </a:fmtScheme>
   </a:themeElements>
-  <a:objectDefaults/>
+  <a:objectDefaults>
+    <a:spDef>
+      <a:spPr/>
+      <a:bodyPr/>
+      <a:lstStyle/>
+      <a:style>
+        <a:lnRef idx="1">
+          <a:schemeClr val="accent1"/>
+        </a:lnRef>
+        <a:fillRef idx="3">
+          <a:schemeClr val="accent1"/>
+        </a:fillRef>
+        <a:effectRef idx="2">
+          <a:schemeClr val="accent1"/>
+        </a:effectRef>
+        <a:fontRef idx="minor">
+          <a:schemeClr val="lt1"/>
+        </a:fontRef>
+      </a:style>
+    </a:spDef>
+    <a:lnDef>
+      <a:spPr/>
+      <a:bodyPr/>
+      <a:lstStyle/>
+      <a:style>
+        <a:lnRef idx="2">
+          <a:schemeClr val="accent1"/>
+        </a:lnRef>
+        <a:fillRef idx="0">
+          <a:schemeClr val="accent1"/>
+        </a:fillRef>
+        <a:effectRef idx="1">
+          <a:schemeClr val="accent1"/>
+        </a:effectRef>
+        <a:fontRef idx="minor">
+          <a:schemeClr val="tx1"/>
+        </a:fontRef>
+      </a:style>
+    </a:lnDef>
+  </a:objectDefaults>
   <a:extraClrSchemeLst/>
-  <a:extLst>
-    <a:ext uri="{05A4C25C-085E-4340-85A3-A5531E510DB2}">
-      <thm15:themeFamily xmlns:thm15="http://schemas.microsoft.com/office/thememl/2012/main" name="Office Theme" id="{2E142A2C-CD16-42D6-873A-C26D2A0506FA}" vid="{1BDDFF52-6CD6-40A5-AB3C-68EB2F1E4D0A}"/>
-    </a:ext>
-  </a:extLst>
 </a:theme>
 </file>
--- a/X_ENTREGABLES_CONSOLIDADOS/8_DOCUMENTOS_SERVIDOS/WORD/SISTEMA_04_Material_Rodante_EJECUTIVO.docx
+++ b/X_ENTREGABLES_CONSOLIDADOS/8_DOCUMENTOS_SERVIDOS/WORD/SISTEMA_04_Material_Rodante_EJECUTIVO.docx
@@ -2112,14 +2112,15 @@
     <w:tbl>
       <w:tblPr>
         <w:tblStyle w:val="Table"/>
-        <w:tblW w:type="auto" w:w="0"/>
+        <w:tblW w:type="pct" w:w="5000"/>
         <w:tblLook w:firstRow="1" w:lastRow="0" w:firstColumn="0" w:lastColumn="0" w:noHBand="0" w:noVBand="0" w:val="0020"/>
         <w:jc w:val="start"/>
+        <w:tblLayout w:type="fixed"/>
       </w:tblPr>
       <w:tblGrid>
-        <w:gridCol w:w="2640"/>
-        <w:gridCol w:w="2640"/>
-        <w:gridCol w:w="2640"/>
+        <w:gridCol w:w="2292"/>
+        <w:gridCol w:w="1458"/>
+        <w:gridCol w:w="4168"/>
       </w:tblGrid>
       <w:tr>
         <w:trPr>
@@ -2347,7 +2348,7 @@
               <w:jc w:val="left"/>
             </w:pPr>
             <w:r>
-              <w:t xml:space="preserve">EN 50126</w:t>
+              <w:t xml:space="preserve">Seguridad RAMS bajo FRA 236 Subpart I / PTCSP</w:t>
             </w:r>
           </w:p>
         </w:tc>

--- a/X_ENTREGABLES_CONSOLIDADOS/8_DOCUMENTOS_SERVIDOS/WORD/SISTEMA_04_Material_Rodante_EJECUTIVO.docx
+++ b/X_ENTREGABLES_CONSOLIDADOS/8_DOCUMENTOS_SERVIDOS/WORD/SISTEMA_04_Material_Rodante_EJECUTIVO.docx
@@ -293,7 +293,7 @@
         <w:t xml:space="preserve"> </w:t>
       </w:r>
       <w:r>
-        <w:t xml:space="preserve">100% del corredor La Dorada-Chiriguaná</w:t>
+        <w:t xml:space="preserve">100% del corredor La Dorada (México) - Chiriguaná</w:t>
       </w:r>
     </w:p>
     <w:p>
@@ -2055,7 +2055,7 @@
         <w:t xml:space="preserve"> </w:t>
       </w:r>
       <w:r>
-        <w:t xml:space="preserve">| Talleres de línea | 3 unidades | Puerto Berrío, Barrancabermeja, Bucaramanga | ✅ Operativos |</w:t>
+        <w:t xml:space="preserve">| Talleres de línea | 3 unidades | Puerto Berrío, Barrancabermeja (Puerto) (Puerto) (Puerto), Bucaramanga | ✅ Operativos |</w:t>
       </w:r>
       <w:r>
         <w:t xml:space="preserve"> </w:t>
@@ -2733,7 +2733,7 @@
               <w:jc w:val="left"/>
             </w:pPr>
             <w:r>
-              <w:t xml:space="preserve">Barrancabermeja</w:t>
+              <w:t xml:space="preserve">Barrancabermeja (Puerto) (Puerto) (Puerto)</w:t>
             </w:r>
           </w:p>
         </w:tc>
